--- a/manuscript/Manuscript_Specifications_AI_Ecology.docx
+++ b/manuscript/Manuscript_Specifications_AI_Ecology.docx
@@ -206,7 +206,7 @@
           <w:sz w:val="24"/>
           <w:szCs w:val="24"/>
         </w:rPr>
-        <w:t xml:space="preserve">Artificial-intelligence coding tools introduce the same problem in a new place. An ecologist can now describe an analysis in ordinary words and receive a number, without writing any code. The models behind these tools do not respond identically to the same input, so the code and the answer can differ from one run to the next, and even the wording or layout of a request moves a model's behaviour (He et al., 2024; Yagubyan, 2026). Ecologists are beginning to use such tools for real work, from assistants that answer questions about a dataset (Gallois et al., 2025) to tests of how much ecological knowledge a general model holds (Dorm et al., 2026). What has not been measured is how often the resulting number is correct, and what makes it so.</w:t>
+        <w:t xml:space="preserve">Artificial-intelligence coding tools introduce the same problem in a new place. An ecologist can now describe an analysis in ordinary words and receive a number, without writing any code. The models behind these tools do not respond identically to the same input, and when asked to write code they return different programs for the same request often enough that this has been measured directly (Ouyang et al., 2023), while the wording or layout of a request also moves a model's behaviour (He et al., 2024; Yagubyan, 2026). Ecologists are beginning to use such tools for real work, from assistants that answer questions about a dataset (Gallois et al., 2025) to tests of how much ecological knowledge a general model holds (Dorm et al., 2026). What has not been measured is how often the resulting number is correct, and what makes it so.</w:t>
       </w:r>
     </w:p>
     <w:p>
@@ -2331,35 +2331,35 @@
           <w:sz w:val="24"/>
           <w:szCs w:val="24"/>
         </w:rPr>
-        <w:t xml:space="preserve">Two requirements follow from the results. The first is to fix the settings that govern any randomness whenever a model is fitted, meaning the split of the data, the seed and the scaling of predictors, since this is where the question alone almost never produced the correct value. The second is to fix the input and the method whenever the sampling unit, the treatment of absent records, the scope of the estimate or the choice of statistic could change the quantity being estimated. Which of the two matters depends on the task, and a specification that fixes neither adds nothing.</w:t>
-      </w:r>
-    </w:p>
-    <w:p>
-      <w:pPr>
-        <w:spacing w:after="120" w:line="480"/>
-      </w:pPr>
-      <w:r>
-        <w:rPr>
-          <w:rFonts w:ascii="Times New Roman" w:cs="Times New Roman" w:eastAsia="Times New Roman" w:hAnsi="Times New Roman"/>
-          <w:color w:val="1F2937"/>
-          <w:sz w:val="24"/>
-          <w:szCs w:val="24"/>
-        </w:rPr>
-        <w:t xml:space="preserve">A specification also has to state what is returned and how close an answer must be to count as the same, because agreement between runs and agreement with a reference are different properties and a set of runs can have the first without the second. This does not mean that every choice should be frozen. A specification should say which choices define the intended quantity and must be fixed, which may vary, and how any variation that is allowed is to be judged.</w:t>
-      </w:r>
-    </w:p>
-    <w:p>
-      <w:pPr>
-        <w:spacing w:after="120" w:line="480"/>
-      </w:pPr>
-      <w:r>
-        <w:rPr>
-          <w:rFonts w:ascii="Times New Roman" w:cs="Times New Roman" w:eastAsia="Times New Roman" w:hAnsi="Times New Roman"/>
-          <w:color w:val="1F2937"/>
-          <w:sz w:val="24"/>
-          <w:szCs w:val="24"/>
-        </w:rPr>
-        <w:t xml:space="preserve">The results also mark the limit of what a specification does. Because it names the quantity rather than the implementation, it survives a change in the names of the columns, which a script does not. Because it still assumes a particular shape of table, it does not survive a rearrangement of the file. There is a third boundary, visible in the runs written in two languages. A specification fixes the quantity but not the estimator, so where the standard libraries of two languages fit a model by different procedures, both can follow the specification exactly and still return different numbers. A collection of specifications meant for shared use would therefore need to record the shape of data each one assumes and the language it was written against, and to treat a change in either as calling for a new specification rather than as something the reader will absorb.</w:t>
+        <w:t xml:space="preserve">Two requirements follow from the results. The first is to fix the settings that govern any randomness whenever a model is fitted, meaning the split of the data, the seed and the scaling of predictors, since this is where the question alone almost never produced the correct value. The second is to fix the input and the method whenever the sampling unit, the treatment of absent records, the scope of the estimate or the choice of statistic could change the quantity being estimated. Which of the two matters depends on the task, and a specification that fixes neither adds nothing. This is a narrower demand than it may appear, and it has a direct precedent in the checklists of researcher degrees of freedom compiled for the human analyst, which likewise sort the many choices available into the few that change the answer and the many that do not (Wicherts et al., 2016).</w:t>
+      </w:r>
+    </w:p>
+    <w:p>
+      <w:pPr>
+        <w:spacing w:after="120" w:line="480"/>
+      </w:pPr>
+      <w:r>
+        <w:rPr>
+          <w:rFonts w:ascii="Times New Roman" w:cs="Times New Roman" w:eastAsia="Times New Roman" w:hAnsi="Times New Roman"/>
+          <w:color w:val="1F2937"/>
+          <w:sz w:val="24"/>
+          <w:szCs w:val="24"/>
+        </w:rPr>
+        <w:t xml:space="preserve">A specification also has to state what is returned and how close an answer must be to count as the same, because agreement between runs and agreement with a reference are different properties and a set of runs can have the first without the second (Goodman et al., 2016; Gundersen, 2021). This does not mean that every choice should be frozen. Where several readings of a question are defensible, laying them out and reporting the answer under each is the more informative response (Steegen et al., 2016), and a specification is then the record of which reading was taken rather than a claim that the others are wrong. A specification should say which choices define the intended quantity and must be fixed, which may vary, and how any variation that is allowed is to be judged.</w:t>
+      </w:r>
+    </w:p>
+    <w:p>
+      <w:pPr>
+        <w:spacing w:after="120" w:line="480"/>
+      </w:pPr>
+      <w:r>
+        <w:rPr>
+          <w:rFonts w:ascii="Times New Roman" w:cs="Times New Roman" w:eastAsia="Times New Roman" w:hAnsi="Times New Roman"/>
+          <w:color w:val="1F2937"/>
+          <w:sz w:val="24"/>
+          <w:szCs w:val="24"/>
+        </w:rPr>
+        <w:t xml:space="preserve">The results also mark the limit of what a specification does. Because it names the quantity rather than the implementation, it survives a change in the names of the columns, which a script does not. Because it still assumes a particular shape of table, it does not survive a rearrangement of the file. There is a third boundary, visible in the runs written in two languages. A specification fixes the quantity but not the estimator, so where the standard libraries of two languages fit a model by different procedures, both can follow the specification exactly and still return different numbers. This is an old result in a new setting, since independent teams implementing one written specification in scientific software were found to diverge from one another by amounts far larger than the authors expected (Hatton and Roberts, 1994). A collection of specifications meant for shared use would therefore need to record the shape of data each one assumes and the language it was written against, and to treat a change in either as calling for a new specification rather than as something the reader will absorb.</w:t>
       </w:r>
     </w:p>
     <w:p>
@@ -2389,7 +2389,7 @@
           <w:sz w:val="24"/>
           <w:szCs w:val="24"/>
         </w:rPr>
-        <w:t xml:space="preserve">The measures used here become three checks that a shared collection of specifications could apply before accepting one. A repetition check runs the specification several times on fixed data and confirms that the answers agree within the stated tolerance. A reference check compares the answer with a value produced independently. A method check has a separate reader confirm that the analysis followed the method the specification declares. No one of the three stands in for another, since the tasks reported here include cases where runs agreed with one another while none of them matched the reference. A collection that applied only the first check would have accepted those cases.</w:t>
+        <w:t xml:space="preserve">The measures used here become three checks that a shared collection of specifications could apply before accepting one. A repetition check runs the specification several times on fixed data and confirms that the answers agree within the stated tolerance. A reference check compares the answer with a value produced independently. A method check has a separate reader confirm that the analysis followed the method the specification declares. No one of the three stands in for another, since the tasks reported here include cases where runs agreed with one another while none of them matched the reference. A collection that applied only the first check would have accepted those cases. The third of these already exists in a workable form, in the practice of having a named person execute the computations behind a paper before it is published and record what they obtained (Nüst and Eglen, 2021), and the argument here is that a shared collection of specifications should be held to the same standard rather than to a lower one.</w:t>
       </w:r>
     </w:p>
     <w:p>
@@ -2440,7 +2440,21 @@
           <w:sz w:val="24"/>
           <w:szCs w:val="24"/>
         </w:rPr>
-        <w:t xml:space="preserve">The comparison with a working script is the part of this study with the most direct bearing on practice, because sharing versioned code is the established recommendation for making an analysis repeatable. A script carries a complete answer for the dataset it was written against, including the names of its columns and the shape of its table. When the question moves to another dataset of the same kind, those particulars have to be undone before the method underneath can be reused, and the runs given a script frequently reproduced the earlier dataset's handling rather than the current dataset's requirement. A specification carries the method without the particulars, so there is less to undo. This is why the same information delivered as prose was more use than the same information delivered as code, and it suggests that the two are complements rather than substitutes.</w:t>
+        <w:t xml:space="preserve">The comparison with a working script is the part of this study with the most direct bearing on practice, because sharing versioned code in a fixed environment is the established recommendation for making an analysis repeatable (Sandve et al., 2013), and ecology has spent a decade arguing that code deserves the same standing as data (Mislan et al., 2016; Culina et al., 2020; Cooper and the BES Data and Code Hackathon Group, 2026). Nothing here argues against that. What the results show is that code carries less of the method than is usually assumed, which is consistent with the finding that published code often fails to regenerate the published result even when it is available and runs (Kambouris et al., 2024). A script carries a complete answer for the dataset it was written against, including the names of its columns and the shape of its table. When the question moves to another dataset of the same kind, those particulars have to be undone before the method underneath can be reused, and the runs given a script frequently reproduced the earlier dataset's handling rather than the current dataset's requirement. A specification carries the method without the particulars, so there is less to undo.</w:t>
+      </w:r>
+    </w:p>
+    <w:p>
+      <w:pPr>
+        <w:spacing w:after="120" w:line="480"/>
+      </w:pPr>
+      <w:r>
+        <w:rPr>
+          <w:rFonts w:ascii="Times New Roman" w:cs="Times New Roman" w:eastAsia="Times New Roman" w:hAnsi="Times New Roman"/>
+          <w:color w:val="1F2937"/>
+          <w:sz w:val="24"/>
+          <w:szCs w:val="24"/>
+        </w:rPr>
+        <w:t xml:space="preserve">Ecology has met a version of this problem before and answered it in the same way. Simulation modellers found that releasing code did not allow others to understand or rebuild a model, and adopted a written protocol that states the design, the entities and the assumptions in ordinary prose, with the code supplied separately (Grimm et al., 2020). The same reasoning produced a reporting protocol for species distribution models (Zurell et al., 2020) and one for evidence synthesis in ecology and evolution (O'Dea et al., 2021), and it underlies the broader argument that transparency about analytical choices is what makes a study checkable (Parker et al., 2016). What the present study adds is a measurement of the same effect when the reader of the method is a machine rather than a person, and the margin is large enough to matter. The two remain complements. A specification states what the quantity is, a script demonstrates that it can be computed, and independent execution of that script catches a class of problem that neither addresses on its own (Nüst and Eglen, 2021).</w:t>
       </w:r>
     </w:p>
     <w:p>
@@ -2470,21 +2484,49 @@
           <w:sz w:val="24"/>
           <w:szCs w:val="24"/>
         </w:rPr>
-        <w:t xml:space="preserve">The most consequential finding for anyone using these tools is that the errors were not noisy. On three of the five informative tasks the runs converged on a single wrong number, and on one of them every run that produced a value returned the same wrong number. The two checks an ecologist would naturally apply, which are to run the analysis again and to try a different model, would have returned the same answer and increased confidence in it. The wrong values were not absurd either. Counting only the plot-years that appear in a file, rather than the plot-years that were surveyed, gives a mean that is a little too high and entirely plausible. Treating each combination of reef, habitat and transect as a survey unit gives a biomass a few per cent below the value the monitoring programme reports. An error of this size passes review, and it is the kind of error that a specification of the sampling unit prevents.</w:t>
-      </w:r>
-    </w:p>
-    <w:p>
-      <w:pPr>
-        <w:spacing w:after="120" w:line="480"/>
-      </w:pPr>
-      <w:r>
-        <w:rPr>
-          <w:rFonts w:ascii="Times New Roman" w:cs="Times New Roman" w:eastAsia="Times New Roman" w:hAnsi="Times New Roman"/>
-          <w:color w:val="1F2937"/>
-          <w:sz w:val="24"/>
-          <w:szCs w:val="24"/>
-        </w:rPr>
-        <w:t xml:space="preserve">The further sets of runs show that the two remaining checks an ecologist might apply would also have passed. Rewriting the analysis in another language returned the same wrong value on the reef-fish task, so a colleague working in R would have confirmed the Python result. Running the task on five models from three companies returned wrong values from four of them, held consistently within each model, so a comparison between models could as easily have produced agreement on an error as disagreement. Asking for a written report rather than a number showed the sharpest form of the problem, because the conclusions the reports drew were identical in every condition while the numbers behind them were not. The part of an analysis that a reader sees was the part that did not vary.</w:t>
+        <w:t xml:space="preserve">The most consequential finding for anyone using these tools is that the errors were not noisy. On three of the five informative tasks the runs converged on a single wrong number, and on one of them every run that produced a value returned the same wrong number. This matters because the two properties are easily conflated in practice (Goodman et al., 2016; Gundersen, 2021), and because the checks available to a working ecologist test mostly the first of them. Repeating the analysis would have returned the same answer and would have raised confidence in it. That is the opposite of what the variability literature has led users to expect, since the known instability of these models across repeated calls (Ouyang et al., 2023) suggests that disagreement is the failure mode to watch for, and disagreement is at least visible.</w:t>
+      </w:r>
+    </w:p>
+    <w:p>
+      <w:pPr>
+        <w:spacing w:after="120" w:line="480"/>
+      </w:pPr>
+      <w:r>
+        <w:rPr>
+          <w:rFonts w:ascii="Times New Roman" w:cs="Times New Roman" w:eastAsia="Times New Roman" w:hAnsi="Times New Roman"/>
+          <w:color w:val="1F2937"/>
+          <w:sz w:val="24"/>
+          <w:szCs w:val="24"/>
+        </w:rPr>
+        <w:t xml:space="preserve">The wrong values were not absurd either. Counting only the plot-years that appear in a file, rather than the plot-years that were surveyed, gives a mean that is a little too high and entirely plausible. Treating each combination of reef, habitat and transect as a survey unit gives a biomass a few per cent below the value the monitoring programme reports. Errors of this size pass review because nothing about them looks wrong, and the history of computational science supplies the pattern. A spreadsheet that silently converted gene names to dates corrupted the supplementary files of roughly a fifth of the genomics papers examined by Ziemann et al. (2016), and a program that transposed two columns produced protein structures that were published, cited and then retracted five times over (Miller, 2006). What the present results add is that a tool which writes the analysis on request can produce errors of this kind on demand, and can produce the same one repeatedly.</w:t>
+      </w:r>
+    </w:p>
+    <w:p>
+      <w:pPr>
+        <w:spacing w:after="120" w:line="480"/>
+      </w:pPr>
+      <w:r>
+        <w:rPr>
+          <w:rFonts w:ascii="Times New Roman" w:cs="Times New Roman" w:eastAsia="Times New Roman" w:hAnsi="Times New Roman"/>
+          <w:color w:val="1F2937"/>
+          <w:sz w:val="24"/>
+          <w:szCs w:val="24"/>
+        </w:rPr>
+        <w:t xml:space="preserve">The further sets of runs show that the two remaining checks an ecologist might apply would also have passed. Rewriting the analysis in another language returned the same wrong value on the reef-fish task, so a colleague working in R would have confirmed the Python result. Running the task on five models from three companies returned wrong values from four of them, held consistently within each model, so a comparison between models could as easily have produced agreement on an error as disagreement. This is the behaviour anticipated by work on algorithmic monoculture, in which reliance on a small number of systems trained in similar ways causes their errors to coincide rather than to cancel (Kleinberg and Raghavan, 2021). Consulting a second tool is therefore not the independent check it appears to be, and the assumption that it is deserves to be stated and tested rather than relied on.</w:t>
+      </w:r>
+    </w:p>
+    <w:p>
+      <w:pPr>
+        <w:spacing w:after="120" w:line="480"/>
+      </w:pPr>
+      <w:r>
+        <w:rPr>
+          <w:rFonts w:ascii="Times New Roman" w:cs="Times New Roman" w:eastAsia="Times New Roman" w:hAnsi="Times New Roman"/>
+          <w:color w:val="1F2937"/>
+          <w:sz w:val="24"/>
+          <w:szCs w:val="24"/>
+        </w:rPr>
+        <w:t xml:space="preserve">Asking for a written report rather than a number showed the sharpest form of the problem, because the conclusions the reports drew were identical in every condition while the numbers behind them were not. The part of an analysis that a reader sees was the part that did not vary. Messeri and Crockett (2024) argue that these tools can generate an illusion of understanding, in which the appearance of a complete and coherent account runs ahead of what has actually been established, and a set of reports agreeing on every conclusion while disagreeing on a quarter of their numbers is a concrete instance of it. A reader has no way of detecting this from the reports alone, which is an argument for keeping the specification and the checks alongside the account rather than treating the account as the product.</w:t>
       </w:r>
     </w:p>
     <w:p>
@@ -2514,7 +2556,21 @@
           <w:sz w:val="24"/>
           <w:szCs w:val="24"/>
         </w:rPr>
-        <w:t xml:space="preserve">Seven of the twelve tasks were answered correctly without any instruction, and this deserves as much emphasis as the tasks where instruction mattered. Where a question has one reading that a competent analyst would adopt, current models adopt it, and a specification adds nothing except a record of what was intended. The effort of writing one is repaid where a question has more than one defensible reading, and the four kinds of open choice used here are a workable guide to finding those cases. The practical advice that follows is not to specify everything, but to run an analysis without a specification first, see where repeated runs disagree or where the value differs from an independent calculation, and write the specification against what is found.</w:t>
+        <w:t xml:space="preserve">Seven of the twelve tasks were answered correctly without any instruction, and this deserves as much emphasis as the tasks where instruction mattered. Where a question has one reading that a competent analyst would adopt, current models adopt it, and a specification adds nothing except a record of what was intended. The effort of writing one is repaid where a question has more than one defensible reading, which is the same place the many-analyst studies find human teams diverging from one another (Silberzahn et al., 2018; Botvinik-Nezer et al., 2020; Breznau et al., 2022; Gould et al., 2025). That correspondence is useful, because it means the existing catalogues of consequential choices, whether assembled as checklists for analysts (Wicherts et al., 2016) or as the reporting items of a discipline's protocols (Zurell et al., 2020; O'Dea et al., 2021), already indicate where a specification will earn its keep.</w:t>
+      </w:r>
+    </w:p>
+    <w:p>
+      <w:pPr>
+        <w:spacing w:after="120" w:line="480"/>
+      </w:pPr>
+      <w:r>
+        <w:rPr>
+          <w:rFonts w:ascii="Times New Roman" w:cs="Times New Roman" w:eastAsia="Times New Roman" w:hAnsi="Times New Roman"/>
+          <w:color w:val="1F2937"/>
+          <w:sz w:val="24"/>
+          <w:szCs w:val="24"/>
+        </w:rPr>
+        <w:t xml:space="preserve">The practical advice that follows is not to specify everything. It is to run an analysis without a specification first, see where repeated runs disagree or where the value differs from an independently computed one, and write the specification against what is found. The four kinds of open choice used here are a workable starting list for that search, and the tasks where instruction changed nothing are as much a part of the result as the tasks where it changed everything.</w:t>
       </w:r>
     </w:p>
     <w:p>
@@ -2574,7 +2630,7 @@
           <w:sz w:val="24"/>
           <w:szCs w:val="24"/>
         </w:rPr>
-        <w:t xml:space="preserve">The clearest extension is to multi-step analyses, where the number of open choices grows and where an error in an early step is carried forward. A second is to widen the range of models, including smaller models that a research group might run locally. A third is to test whether specifications written by one group are used correctly by another, which is the property a shared collection depends on and which the present design does not measure. The materials here, including the tasks, the reference values and the procedure for running them, are arranged so that further tasks can be added to the same frame.</w:t>
+        <w:t xml:space="preserve">The clearest extension is to multi-step analyses, where the number of open choices grows and where an error in an early step is carried forward, and where the first measurements of consistency across longer sequences of tool calls suggest the problem is worse rather than better (Yagubyan, 2026). A second is to widen the range of models, including the smaller ones a research group might run on its own hardware, since the argument about correlated errors between systems bears directly on how much protection a second opinion offers. A third is to test whether specifications written by one group are used correctly by another, which is the property a shared collection depends on and which the present design does not measure. A fourth is to move from tasks with a single number to the assistants now being built for ecological data (Gallois et al., 2025), where the same questions about what has been fixed and what has been left open apply to a whole session rather than to one request. The materials here, including the tasks, the reference values and the procedure for running them, are arranged so that further tasks can be added to the same frame.</w:t>
       </w:r>
     </w:p>
     <w:p>
@@ -2785,7 +2841,7 @@
           <w:sz w:val="24"/>
           <w:szCs w:val="24"/>
         </w:rPr>
-        <w:t xml:space="preserve">Gundersen, O. E. (2021). The fundamental principles of reproducibility. Philosophical Transactions of the Royal Society A, 379, 20200210.</w:t>
+        <w:t xml:space="preserve">Grimm, V., Railsback, S. F., Vincenot, C. E., et al. (2020). The ODD protocol for describing agent-based and other simulation models: a second update to improve clarity, replication, and structural realism. Journal of Artificial Societies and Social Simulation, 23(2), 7. https://doi.org/10.18564/jasss.4259</w:t>
       </w:r>
     </w:p>
     <w:p>
@@ -2800,7 +2856,7 @@
           <w:sz w:val="24"/>
           <w:szCs w:val="24"/>
         </w:rPr>
-        <w:t xml:space="preserve">He, J., Rungta, M., Koleczek, D., Sekhon, A., Wang, F. X., &amp; Hasan, S. (2024). Does prompt formatting have any impact on LLM performance? arXiv:2411.10541.</w:t>
+        <w:t xml:space="preserve">Gundersen, O. E. (2021). The fundamental principles of reproducibility. Philosophical Transactions of the Royal Society A, 379, 20200210.</w:t>
       </w:r>
     </w:p>
     <w:p>
@@ -2815,7 +2871,7 @@
           <w:sz w:val="24"/>
           <w:szCs w:val="24"/>
         </w:rPr>
-        <w:t xml:space="preserve">Horst, A. M., Hill, A. P., &amp; Gorman, K. B. (2020). palmerpenguins: Palmer Archipelago (Antarctica) penguin data. R package; data from Gorman, Williams &amp; Fraser (2014), PLOS ONE 9(3), e90081.</w:t>
+        <w:t xml:space="preserve">Hatton, L., &amp; Roberts, A. (1994). How accurate is scientific software? IEEE Transactions on Software Engineering, 20(10), 785-797. https://doi.org/10.1109/32.328993</w:t>
       </w:r>
     </w:p>
     <w:p>
@@ -2830,7 +2886,7 @@
           <w:sz w:val="24"/>
           <w:szCs w:val="24"/>
         </w:rPr>
-        <w:t xml:space="preserve">Kambouris, S., Wilkinson, D. P., Smith, E. T., &amp; Fidler, F. (2024). Computationally reproducing results from meta-analyses in ecology and evolutionary biology using shared code and data. PLOS ONE, 19(3), e0300333.</w:t>
+        <w:t xml:space="preserve">He, J., Rungta, M., Koleczek, D., Sekhon, A., Wang, F. X., &amp; Hasan, S. (2024). Does prompt formatting have any impact on LLM performance? arXiv:2411.10541.</w:t>
       </w:r>
     </w:p>
     <w:p>
@@ -2845,7 +2901,7 @@
           <w:sz w:val="24"/>
           <w:szCs w:val="24"/>
         </w:rPr>
-        <w:t xml:space="preserve">O'Dea, R. E., Lagisz, M., Jennions, M. D., et al. (2021). Preferred reporting items for systematic reviews and meta-analyses in ecology and evolutionary biology: a PRISMA extension (PRISMA-EcoEvo). Biological Reviews, 96, 1695–1722.</w:t>
+        <w:t xml:space="preserve">Horst, A. M., Hill, A. P., &amp; Gorman, K. B. (2020). palmerpenguins: Palmer Archipelago (Antarctica) penguin data. R package; data from Gorman, Williams &amp; Fraser (2014), PLOS ONE 9(3), e90081.</w:t>
       </w:r>
     </w:p>
     <w:p>
@@ -2860,7 +2916,7 @@
           <w:sz w:val="24"/>
           <w:szCs w:val="24"/>
         </w:rPr>
-        <w:t xml:space="preserve">Parker, T. H., Forstmeier, W., Koricheva, J., et al. (2016). Transparency in ecology and evolution: real problems, real solutions. Trends in Ecology &amp; Evolution, 31(9), 711–719. https://doi.org/10.1016/j.tree.2016.07.002</w:t>
+        <w:t xml:space="preserve">Kambouris, S., Wilkinson, D. P., Smith, E. T., &amp; Fidler, F. (2024). Computationally reproducing results from meta-analyses in ecology and evolutionary biology using shared code and data. PLOS ONE, 19(3), e0300333.</w:t>
       </w:r>
     </w:p>
     <w:p>
@@ -2875,7 +2931,7 @@
           <w:sz w:val="24"/>
           <w:szCs w:val="24"/>
         </w:rPr>
-        <w:t xml:space="preserve">Silberzahn, R., Uhlmann, E. L., Martin, D. P., et al. (2018). Many analysts, one data set: making transparent how variations in analytic choices affect results. Advances in Methods and Practices in Psychological Science, 1(3), 337–356. https://doi.org/10.1177/2515245917747646</w:t>
+        <w:t xml:space="preserve">Kleinberg, J., &amp; Raghavan, M. (2021). Algorithmic monoculture and social welfare. Proceedings of the National Academy of Sciences, 118(22), e2018340118. https://doi.org/10.1073/pnas.2018340118</w:t>
       </w:r>
     </w:p>
     <w:p>
@@ -2890,7 +2946,7 @@
           <w:sz w:val="24"/>
           <w:szCs w:val="24"/>
         </w:rPr>
-        <w:t xml:space="preserve">Simmons, J. P., Nelson, L. D., &amp; Simonsohn, U. (2011). False-positive psychology: undisclosed flexibility in data collection and analysis allows presenting anything as significant. Psychological Science, 22(11), 1359–1366. https://doi.org/10.1177/0956797611417632</w:t>
+        <w:t xml:space="preserve">Messeri, L., &amp; Crockett, M. J. (2024). Artificial intelligence and illusions of understanding in scientific research. Nature, 627, 49-58. https://doi.org/10.1038/s41586-024-07146-0</w:t>
       </w:r>
     </w:p>
     <w:p>
@@ -2905,7 +2961,7 @@
           <w:sz w:val="24"/>
           <w:szCs w:val="24"/>
         </w:rPr>
-        <w:t xml:space="preserve">Steegen, S., Tuerlinckx, F., Gelman, A., &amp; Vanpaemel, W. (2016). Increasing transparency through a multiverse analysis. Perspectives on Psychological Science, 11(5), 702–712. https://doi.org/10.1177/1745691616658637</w:t>
+        <w:t xml:space="preserve">Miller, G. (2006). A scientist's nightmare: software problem leads to five retractions. Science, 314(5807), 1856-1857. https://doi.org/10.1126/science.314.5807.1856</w:t>
       </w:r>
     </w:p>
     <w:p>
@@ -2920,7 +2976,172 @@
           <w:sz w:val="24"/>
           <w:szCs w:val="24"/>
         </w:rPr>
+        <w:t xml:space="preserve">Mislan, K. A. S., Heer, J. M., &amp; White, E. P. (2016). Elevating the status of code in ecology. Trends in Ecology &amp; Evolution, 31(1), 4-7. https://doi.org/10.1016/j.tree.2015.11.006</w:t>
+      </w:r>
+    </w:p>
+    <w:p>
+      <w:pPr>
+        <w:spacing w:after="100" w:line="480"/>
+        <w:ind w:left="360" w:hanging="360"/>
+      </w:pPr>
+      <w:r>
+        <w:rPr>
+          <w:rFonts w:ascii="Times New Roman" w:cs="Times New Roman" w:eastAsia="Times New Roman" w:hAnsi="Times New Roman"/>
+          <w:color w:val="1F2937"/>
+          <w:sz w:val="24"/>
+          <w:szCs w:val="24"/>
+        </w:rPr>
+        <w:t xml:space="preserve">Nüst, D., &amp; Eglen, S. J. (2021). CODECHECK: an open science initiative for the independent execution of computations underlying research articles during peer review to improve reproducibility. F1000Research, 10, 253. https://doi.org/10.12688/f1000research.51738.2</w:t>
+      </w:r>
+    </w:p>
+    <w:p>
+      <w:pPr>
+        <w:spacing w:after="100" w:line="480"/>
+        <w:ind w:left="360" w:hanging="360"/>
+      </w:pPr>
+      <w:r>
+        <w:rPr>
+          <w:rFonts w:ascii="Times New Roman" w:cs="Times New Roman" w:eastAsia="Times New Roman" w:hAnsi="Times New Roman"/>
+          <w:color w:val="1F2937"/>
+          <w:sz w:val="24"/>
+          <w:szCs w:val="24"/>
+        </w:rPr>
+        <w:t xml:space="preserve">O'Dea, R. E., Lagisz, M., Jennions, M. D., et al. (2021). Preferred reporting items for systematic reviews and meta-analyses in ecology and evolutionary biology: a PRISMA extension (PRISMA-EcoEvo). Biological Reviews, 96, 1695–1722.</w:t>
+      </w:r>
+    </w:p>
+    <w:p>
+      <w:pPr>
+        <w:spacing w:after="100" w:line="480"/>
+        <w:ind w:left="360" w:hanging="360"/>
+      </w:pPr>
+      <w:r>
+        <w:rPr>
+          <w:rFonts w:ascii="Times New Roman" w:cs="Times New Roman" w:eastAsia="Times New Roman" w:hAnsi="Times New Roman"/>
+          <w:color w:val="1F2937"/>
+          <w:sz w:val="24"/>
+          <w:szCs w:val="24"/>
+        </w:rPr>
+        <w:t xml:space="preserve">Ouyang, S., Zhang, J. M., Harman, M., &amp; Wang, M. (2023). LLM is like a box of chocolates: the non-determinism of ChatGPT in code generation. arXiv:2308.02828.</w:t>
+      </w:r>
+    </w:p>
+    <w:p>
+      <w:pPr>
+        <w:spacing w:after="100" w:line="480"/>
+        <w:ind w:left="360" w:hanging="360"/>
+      </w:pPr>
+      <w:r>
+        <w:rPr>
+          <w:rFonts w:ascii="Times New Roman" w:cs="Times New Roman" w:eastAsia="Times New Roman" w:hAnsi="Times New Roman"/>
+          <w:color w:val="1F2937"/>
+          <w:sz w:val="24"/>
+          <w:szCs w:val="24"/>
+        </w:rPr>
+        <w:t xml:space="preserve">Parker, T. H., Forstmeier, W., Koricheva, J., et al. (2016). Transparency in ecology and evolution: real problems, real solutions. Trends in Ecology &amp; Evolution, 31(9), 711–719. https://doi.org/10.1016/j.tree.2016.07.002</w:t>
+      </w:r>
+    </w:p>
+    <w:p>
+      <w:pPr>
+        <w:spacing w:after="100" w:line="480"/>
+        <w:ind w:left="360" w:hanging="360"/>
+      </w:pPr>
+      <w:r>
+        <w:rPr>
+          <w:rFonts w:ascii="Times New Roman" w:cs="Times New Roman" w:eastAsia="Times New Roman" w:hAnsi="Times New Roman"/>
+          <w:color w:val="1F2937"/>
+          <w:sz w:val="24"/>
+          <w:szCs w:val="24"/>
+        </w:rPr>
+        <w:t xml:space="preserve">Sandve, G. K., Nekrutenko, A., Taylor, J., &amp; Hovig, E. (2013). Ten simple rules for reproducible computational research. PLOS Computational Biology, 9(10), e1003285. https://doi.org/10.1371/journal.pcbi.1003285</w:t>
+      </w:r>
+    </w:p>
+    <w:p>
+      <w:pPr>
+        <w:spacing w:after="100" w:line="480"/>
+        <w:ind w:left="360" w:hanging="360"/>
+      </w:pPr>
+      <w:r>
+        <w:rPr>
+          <w:rFonts w:ascii="Times New Roman" w:cs="Times New Roman" w:eastAsia="Times New Roman" w:hAnsi="Times New Roman"/>
+          <w:color w:val="1F2937"/>
+          <w:sz w:val="24"/>
+          <w:szCs w:val="24"/>
+        </w:rPr>
+        <w:t xml:space="preserve">Silberzahn, R., Uhlmann, E. L., Martin, D. P., et al. (2018). Many analysts, one data set: making transparent how variations in analytic choices affect results. Advances in Methods and Practices in Psychological Science, 1(3), 337–356. https://doi.org/10.1177/2515245917747646</w:t>
+      </w:r>
+    </w:p>
+    <w:p>
+      <w:pPr>
+        <w:spacing w:after="100" w:line="480"/>
+        <w:ind w:left="360" w:hanging="360"/>
+      </w:pPr>
+      <w:r>
+        <w:rPr>
+          <w:rFonts w:ascii="Times New Roman" w:cs="Times New Roman" w:eastAsia="Times New Roman" w:hAnsi="Times New Roman"/>
+          <w:color w:val="1F2937"/>
+          <w:sz w:val="24"/>
+          <w:szCs w:val="24"/>
+        </w:rPr>
+        <w:t xml:space="preserve">Simmons, J. P., Nelson, L. D., &amp; Simonsohn, U. (2011). False-positive psychology: undisclosed flexibility in data collection and analysis allows presenting anything as significant. Psychological Science, 22(11), 1359–1366. https://doi.org/10.1177/0956797611417632</w:t>
+      </w:r>
+    </w:p>
+    <w:p>
+      <w:pPr>
+        <w:spacing w:after="100" w:line="480"/>
+        <w:ind w:left="360" w:hanging="360"/>
+      </w:pPr>
+      <w:r>
+        <w:rPr>
+          <w:rFonts w:ascii="Times New Roman" w:cs="Times New Roman" w:eastAsia="Times New Roman" w:hAnsi="Times New Roman"/>
+          <w:color w:val="1F2937"/>
+          <w:sz w:val="24"/>
+          <w:szCs w:val="24"/>
+        </w:rPr>
+        <w:t xml:space="preserve">Steegen, S., Tuerlinckx, F., Gelman, A., &amp; Vanpaemel, W. (2016). Increasing transparency through a multiverse analysis. Perspectives on Psychological Science, 11(5), 702–712. https://doi.org/10.1177/1745691616658637</w:t>
+      </w:r>
+    </w:p>
+    <w:p>
+      <w:pPr>
+        <w:spacing w:after="100" w:line="480"/>
+        <w:ind w:left="360" w:hanging="360"/>
+      </w:pPr>
+      <w:r>
+        <w:rPr>
+          <w:rFonts w:ascii="Times New Roman" w:cs="Times New Roman" w:eastAsia="Times New Roman" w:hAnsi="Times New Roman"/>
+          <w:color w:val="1F2937"/>
+          <w:sz w:val="24"/>
+          <w:szCs w:val="24"/>
+        </w:rPr>
+        <w:t xml:space="preserve">Wicherts, J. M., Veldkamp, C. L. S., Augusteijn, H. E. M., Bakker, M., van Aert, R. C. M., &amp; van Assen, M. A. L. M. (2016). Degrees of freedom in planning, running, analyzing, and reporting psychological studies: a checklist to avoid p-hacking. Frontiers in Psychology, 7, 1832. https://doi.org/10.3389/fpsyg.2016.01832</w:t>
+      </w:r>
+    </w:p>
+    <w:p>
+      <w:pPr>
+        <w:spacing w:after="100" w:line="480"/>
+        <w:ind w:left="360" w:hanging="360"/>
+      </w:pPr>
+      <w:r>
+        <w:rPr>
+          <w:rFonts w:ascii="Times New Roman" w:cs="Times New Roman" w:eastAsia="Times New Roman" w:hAnsi="Times New Roman"/>
+          <w:color w:val="1F2937"/>
+          <w:sz w:val="24"/>
+          <w:szCs w:val="24"/>
+        </w:rPr>
         <w:t xml:space="preserve">Yagubyan, A. (2026). How consistent are LLM agents? Measuring behavioral reproducibility in multi-step tool-calling pipelines. arXiv:2605.28840.</w:t>
+      </w:r>
+    </w:p>
+    <w:p>
+      <w:pPr>
+        <w:spacing w:after="100" w:line="480"/>
+        <w:ind w:left="360" w:hanging="360"/>
+      </w:pPr>
+      <w:r>
+        <w:rPr>
+          <w:rFonts w:ascii="Times New Roman" w:cs="Times New Roman" w:eastAsia="Times New Roman" w:hAnsi="Times New Roman"/>
+          <w:color w:val="1F2937"/>
+          <w:sz w:val="24"/>
+          <w:szCs w:val="24"/>
+        </w:rPr>
+        <w:t xml:space="preserve">Ziemann, M., Eren, Y., &amp; El-Osta, A. (2016). Gene name errors are widespread in the scientific literature. Genome Biology, 17, 177. https://doi.org/10.1186/s13059-016-1044-7</w:t>
       </w:r>
     </w:p>
     <w:p>

--- a/manuscript/Manuscript_Specifications_AI_Ecology.docx
+++ b/manuscript/Manuscript_Specifications_AI_Ecology.docx
@@ -101,7 +101,7 @@
           <w:sz w:val="24"/>
           <w:szCs w:val="24"/>
         </w:rPr>
-        <w:t xml:space="preserve">3. Given the question by itself, models reached the correct value in 57 per cent of runs across all tasks, and in 2 per cent of runs on the five tasks where a choice was genuinely open. A written specification raised these figures to 90 and 78 per cent, and a working script raised the overall figure only to 72 per cent. On several tasks the runs did not scatter at random but settled on one wrong value, so that repeating the analysis or moving to another company's model returned the same error. Rewriting the analysis in a second language returned the same wrong value, and reports written from these analyses stated the same conclusions whether or not their numbers were right.</w:t>
+        <w:t xml:space="preserve">3. Given the question by itself, models reached the correct value in 59 per cent of runs across all tasks, and in 3 per cent of runs on the five tasks where a choice was genuinely open. A written specification raised these figures to 96 and 90 per cent, and a working script to 75 and 44 per cent. Agreement between runs tracked correctness poorly. The script made runs agree with one another as often as the specification did, and on one task all ten runs given a script returned the same wrong number, so repeating the analysis, rewriting it in a second language or moving to another company's model would each have confirmed the error.</w:t>
       </w:r>
     </w:p>
     <w:p>
@@ -1949,7 +1949,35 @@
           <w:sz w:val="24"/>
           <w:szCs w:val="24"/>
         </w:rPr>
-        <w:t xml:space="preserve">A run counts as correct when the number it returns falls within the stated tolerance of the reference. Because repeated runs of one task are repeated measures of that task and not independent observations, each task contributes a single figure to the analysis, namely the proportion of its runs that were correct under a given condition. Conditions were then compared across the twelve tasks with paired Wilcoxon signed-rank tests. The unit of replication is therefore the task, and the number of tasks, not the number of runs, sets the strength of the evidence.</w:t>
+        <w:t xml:space="preserve">A run counts as correct when the number it returns falls within the stated tolerance of the reference. Because repeated runs of one task are repeated measures of that task and not independent observations, each task contributes a single figure to the analysis, namely the proportion of its runs that were correct under a given condition. Conditions were then compared across the twelve tasks with paired Wilcoxon signed-rank tests, and the paired difference is also reported with a confidence interval obtained by resampling tasks. The unit of replication is therefore the task, and the number of tasks, not the number of runs, sets the strength of the evidence.</w:t>
+      </w:r>
+    </w:p>
+    <w:p>
+      <w:pPr>
+        <w:spacing w:after="120" w:line="480"/>
+      </w:pPr>
+      <w:r>
+        <w:rPr>
+          <w:rFonts w:ascii="Times New Roman" w:cs="Times New Roman" w:eastAsia="Times New Roman" w:hAnsi="Times New Roman"/>
+          <w:color w:val="1F2937"/>
+          <w:sz w:val="24"/>
+          <w:szCs w:val="24"/>
+        </w:rPr>
+        <w:t xml:space="preserve">Runs can fail to produce a number for two unrelated reasons, and the two are treated differently. A model may return a script that does not run or prints nothing that can be read, which is a property of the condition and counts as an incorrect answer, since an analysis that does not run has not given the user the right number. A call may also fail because of a network or quota error at the provider, which has nothing to do with the condition and fell unevenly across conditions. The analysis reported below therefore excludes calls that failed at the provider and keeps every other failure as incorrect. Because this choice affects one of the comparisons, results under the two alternatives, namely counting every run and counting only runs that returned a number, are reported alongside.</w:t>
+      </w:r>
+    </w:p>
+    <w:p>
+      <w:pPr>
+        <w:spacing w:after="120" w:line="480"/>
+      </w:pPr>
+      <w:r>
+        <w:rPr>
+          <w:rFonts w:ascii="Times New Roman" w:cs="Times New Roman" w:eastAsia="Times New Roman" w:hAnsi="Times New Roman"/>
+          <w:color w:val="1F2937"/>
+          <w:sz w:val="24"/>
+          <w:szCs w:val="24"/>
+        </w:rPr>
+        <w:t xml:space="preserve">Whether runs agree with one another was measured separately from whether they are right, since the argument of this paper is that these are different properties. For each task and condition we take the runs that returned a number, group values that fall within the task's own tolerance of each other, and record the size of the largest group and whether the value that group agrees on is the reference. Agreement therefore means close enough to count as the same answer, rather than identical to an arbitrary number of decimal places.</w:t>
       </w:r>
     </w:p>
     <w:p>
@@ -2030,7 +2058,7 @@
           <w:sz w:val="24"/>
           <w:szCs w:val="24"/>
         </w:rPr>
-        <w:t xml:space="preserve">3.1  The twelve tasks</w:t>
+        <w:t xml:space="preserve">3.1  How often each condition reached the correct value</w:t>
       </w:r>
     </w:p>
     <w:p>
@@ -2044,7 +2072,7 @@
           <w:sz w:val="24"/>
           <w:szCs w:val="24"/>
         </w:rPr>
-        <w:t xml:space="preserve">Given the question by itself, models reached the correct value in 57 per cent of runs when averaged across the twelve tasks. A written specification raised this to 90 per cent and a working script to 72 per cent. Across the twelve tasks the specification was better than the question alone (paired Wilcoxon P = 0.031) and also better than the script (P = 0.031), while the script was not distinguishable from the question alone (P = 0.109). The specification gave a higher proportion than the script on seven tasks, a lower proportion on one, and the same proportion on four.</w:t>
+        <w:t xml:space="preserve">Given the question by itself, models reached the correct value in 59 per cent of runs when averaged across the twelve tasks. A written specification raised this to 96 per cent and a working script to 75 per cent. Across the twelve tasks the specification was better than the question alone, by 37 percentage points (95 per cent confidence interval 13 to 62, paired Wilcoxon P = 0.031), and better than the script, by 21 points (7 to 37, P = 0.031). The script was ahead of the question alone by 16 points (1 to 34) but this was not supported by the paired test (P = 0.094). The specification reached a higher proportion than the script on six tasks and a lower proportion on none, with the remaining six tied, so the tests rest on the six tasks that differ rather than on all twelve.</w:t>
       </w:r>
     </w:p>
     <w:p>
@@ -2058,7 +2086,21 @@
           <w:sz w:val="24"/>
           <w:szCs w:val="24"/>
         </w:rPr>
-        <w:t xml:space="preserve">The average over all twelve tasks understates what happens where a choice is genuinely open, because seven of the tasks were already answered correctly in at least nine of ten runs without any instruction (Fig. 1). On those tasks the models settled on the same reading of the question that the specification later stated, so there was nothing left to correct. The remaining five tasks are the informative ones. On these the question by itself reached the correct value in 2 per cent of runs, the specification in 78 per cent and the script in 38 per cent. With five tasks a paired test cannot return a value below 0.0625, and that value was obtained for the specification against both other conditions, meaning every one of the five favoured the specification.</w:t>
+        <w:t xml:space="preserve">The average over all twelve tasks understates what happens where a choice is genuinely open, because seven of the tasks were already answered correctly in at least nine of ten runs without any instruction (Fig. 1). On those tasks the models settled on the same reading of the question that the specification later stated, so there was nothing left to correct. The remaining five tasks are the informative ones. On these the question by itself reached the correct value in 3 per cent of runs, the specification in 90 per cent and the script in 44 per cent. With five tasks a paired test cannot return a value below 0.0625, and that value was obtained for the specification against both other conditions, meaning every one of the five favoured the specification.</w:t>
+      </w:r>
+    </w:p>
+    <w:p>
+      <w:pPr>
+        <w:spacing w:after="120" w:line="480"/>
+      </w:pPr>
+      <w:r>
+        <w:rPr>
+          <w:rFonts w:ascii="Times New Roman" w:cs="Times New Roman" w:eastAsia="Times New Roman" w:hAnsi="Times New Roman"/>
+          <w:color w:val="1F2937"/>
+          <w:sz w:val="24"/>
+          <w:szCs w:val="24"/>
+        </w:rPr>
+        <w:t xml:space="preserve">How failed runs are counted matters for one of these comparisons, and we report it rather than leave it to be discovered. The specification is ahead of the script whether every run is counted (90 against 72 per cent, P = 0.031) or calls that failed at the provider are excluded, as above. Among only those runs that returned a number at all the two are not distinguishable (96 against 85 per cent, P = 0.500). The reason is visible in the failures themselves. Ten of the script arm's runs returned code that did not run or printed nothing that could be read, against none of the specification arm's runs, and five of those ten were on a single task. Part of the advantage of writing the method down is therefore that it produced working code more reliably, and part is that the code it produced computed the right quantity. Both matter to somebody trying to obtain an answer, but they are different claims and the evidence for the second is weaker than for the first.</w:t>
       </w:r>
     </w:p>
     <w:p>
@@ -2134,7 +2176,23 @@
           <w:sz w:val="24"/>
           <w:szCs w:val="24"/>
         </w:rPr>
-        <w:t xml:space="preserve">The kind of open choice determined how much the instruction mattered. Where the question concerned the scope of an estimate the models were already correct without help, reaching 97 per cent given the question alone, because the pooled reading that the specification asked for is also the one they adopted unprompted. Where a model had to be fitted the models were almost never correct without help, reaching 3 per cent, because the split of the data, the random seed and the scaling were left free and each run chose differently. Tasks about the sampling unit and about missing records fell between these, at 67 and 63 per cent.</w:t>
+        <w:t xml:space="preserve">The kind of open choice determined how much the instruction mattered. Where the question concerned the scope of an estimate the models were already correct without help, reaching 97 per cent given the question alone, because the pooled reading that the specification asked for is also the one they adopted unprompted. Where a model had to be fitted the models were almost never correct without help, reaching 6 per cent, because the split of the data, the random seed and the scaling were left free and each run chose differently. Tasks about the sampling unit and about missing records fell between these, at 67 per cent each.</w:t>
+      </w:r>
+    </w:p>
+    <w:p>
+      <w:pPr>
+        <w:pStyle w:val="Heading2"/>
+      </w:pPr>
+      <w:r>
+        <w:rPr>
+          <w:rFonts w:ascii="Times New Roman" w:cs="Times New Roman" w:eastAsia="Times New Roman" w:hAnsi="Times New Roman"/>
+          <w:b/>
+          <w:bCs/>
+          <w:color w:val="111827"/>
+          <w:sz w:val="24"/>
+          <w:szCs w:val="24"/>
+        </w:rPr>
+        <w:t xml:space="preserve">3.2  Agreement between runs, measured separately from correctness</w:t>
       </w:r>
     </w:p>
     <w:p>
@@ -2148,7 +2206,35 @@
           <w:sz w:val="24"/>
           <w:szCs w:val="24"/>
         </w:rPr>
-        <w:t xml:space="preserve">On several tasks the runs did not scatter. Asked for the mean number of rodents caught in a plot in a year, all five runs that produced a number without a specification returned 55.326, when the value that counts plot-years with no captures as the zeros they are is 54.883. Asked for the accuracy of an iris classifier, six of nine runs returned 0.9667 against a reference of 0.9333. In these cases the runs agreed with one another while being wrong, so neither repeating the analysis nor comparing two runs would have revealed the error (Fig. 2). The reef-fish task behaved in the same way, with runs settling on a value that follows from treating each combination of reef, habitat and transect as a survey unit rather than each combination of reef and transect.</w:t>
+        <w:t xml:space="preserve">Runs agreed with one another far more often than they were right, and the two did not move together. Counting a task as showing agreement when at least four fifths of the runs that returned a number fell within its tolerance of one value, the question alone produced agreement on eight of the twelve tasks, the script on eleven and the specification on eleven. On that measure the script is the equal of the specification, while reaching the correct value on 75 per cent of runs against 96 per cent. Reproducibility and validity therefore came apart in exactly the way the design was built to detect, and the condition that represents the standard advice to share code is where they came apart most widely.</w:t>
+      </w:r>
+    </w:p>
+    <w:p>
+      <w:pPr>
+        <w:spacing w:after="120" w:line="480"/>
+      </w:pPr>
+      <w:r>
+        <w:rPr>
+          <w:rFonts w:ascii="Times New Roman" w:cs="Times New Roman" w:eastAsia="Times New Roman" w:hAnsi="Times New Roman"/>
+          <w:color w:val="1F2937"/>
+          <w:sz w:val="24"/>
+          <w:szCs w:val="24"/>
+        </w:rPr>
+        <w:t xml:space="preserve">The clearest single case is the task that asks for the mean number of rodents caught in a plot in a year. The value that counts plot-years with no captures as the zeros they are is 54.883. Every one of the ten runs given a working script returned 55.326 instead, agreeing with one another exactly while none of them was right, because the script they were handed counted only the plot-years that appear in the file. Given the question alone, all five runs that returned a number made the same error. Only the specification, which states that unsampled combinations are to be treated as zero counts, moved any run onto the reference, and even then it moved only half of them.</w:t>
+      </w:r>
+    </w:p>
+    <w:p>
+      <w:pPr>
+        <w:spacing w:after="120" w:line="480"/>
+      </w:pPr>
+      <w:r>
+        <w:rPr>
+          <w:rFonts w:ascii="Times New Roman" w:cs="Times New Roman" w:eastAsia="Times New Roman" w:hAnsi="Times New Roman"/>
+          <w:color w:val="1F2937"/>
+          <w:sz w:val="24"/>
+          <w:szCs w:val="24"/>
+        </w:rPr>
+        <w:t xml:space="preserve">Two further tasks show the same shape. Asked for the accuracy of an iris classifier, six of nine runs given the question alone returned 0.9667 against a reference of 0.9333. On the reef-fish task, runs settled on a value that follows from treating each combination of reef, habitat and transect as a survey unit rather than each combination of reef and transect. Against these stands the penguin sex model, where runs given the question alone returned nine different values in ten runs and agreed on nothing at all. Both failures are real, and only the second is visible to a user, which is the practical point (Fig. 2).</w:t>
       </w:r>
     </w:p>
     <w:p>
@@ -2159,9 +2245,9 @@
       <w:r>
         <w:drawing>
           <wp:inline distT="0" distB="0" distL="0" distR="0">
-            <wp:extent cx="6172200" cy="2057400"/>
+            <wp:extent cx="6172200" cy="3581400"/>
             <wp:effectExtent t="0" r="0" b="0" l="0"/>
-            <wp:docPr id="1" name="The values the runs actually returned" descr="The values the runs actually returned" title="The values the runs actually returned"/>
+            <wp:docPr id="1" name="What the runs actually returned" descr="What the runs actually returned" title="What the runs actually returned"/>
             <wp:cNvGraphicFramePr>
               <a:graphicFrameLocks xmlns:a="http://schemas.openxmlformats.org/drawingml/2006/main" noChangeAspect="1"/>
             </wp:cNvGraphicFramePr>
@@ -2184,7 +2270,7 @@
                   <pic:spPr bwMode="auto">
                     <a:xfrm>
                       <a:off x="0" y="0"/>
-                      <a:ext cx="6172200" cy="2057400"/>
+                      <a:ext cx="6172200" cy="3581400"/>
                     </a:xfrm>
                     <a:prstGeom prst="rect">
                       <a:avLst/>
@@ -2210,37 +2296,1541 @@
           <w:sz w:val="22"/>
           <w:szCs w:val="22"/>
         </w:rPr>
-        <w:t xml:space="preserve">Figure 2. The numbers returned by individual runs on the three tasks where the runs given the question alone agreed most strongly on a value that is not the reference. The upper row of each panel is the question alone and the lower row is the question with a specification. The dashed green line is the reference value and each panel keeps its own scale, because the errors of interest are a few per cent from the reference and a shared scale would hide them. Points that fall on top of one another are runs that returned the same number, so the annotation gives how many runs agreed and on what. Runs that returned a number far outside the plotted range are counted in the corner rather than drawn, since including them would compress the rest of the panel to a point.</w:t>
-      </w:r>
-    </w:p>
-    <w:p>
-      <w:pPr>
-        <w:spacing w:after="120" w:line="480"/>
-      </w:pPr>
-      <w:r>
-        <w:rPr>
-          <w:rFonts w:ascii="Times New Roman" w:cs="Times New Roman" w:eastAsia="Times New Roman" w:hAnsi="Times New Roman"/>
-          <w:color w:val="1F2937"/>
-          <w:sz w:val="24"/>
-          <w:szCs w:val="24"/>
-        </w:rPr>
-        <w:t xml:space="preserve">The pattern held for both companies' models. Given the question alone the two reached 57 and 58 per cent, and with a specification they reached 100 and 80 per cent. The advantage of the specification over the script was present for both, at 100 against 67 per cent for one and 80 against 77 per cent for the other.</w:t>
-      </w:r>
-    </w:p>
-    <w:p>
-      <w:pPr>
-        <w:spacing w:after="120" w:line="480"/>
-      </w:pPr>
-      <w:r>
-        <w:rPr>
-          <w:rFonts w:ascii="Times New Roman" w:cs="Times New Roman" w:eastAsia="Times New Roman" w:hAnsi="Times New Roman"/>
-          <w:color w:val="1F2937"/>
-          <w:sz w:val="24"/>
-          <w:szCs w:val="24"/>
-        </w:rPr>
-        <w:t xml:space="preserve">A further set of runs asked how far a specification carries when the same data are presented differently. Repeating one task on the same records after renaming every column and changing the code used for a missing value, the specification reached the reference in 92 per cent of runs and the script in 75 per cent. Rearranging the same records into a long format, with one row per measurement rather than one row per observation, defeated both, and neither reached the reference in any run. A specification therefore survives a change in what the columns are called but not a change in how the table is organised.</w:t>
-      </w:r>
-    </w:p>
+        <w:t xml:space="preserve">Figure 2. The numbers returned by individual runs, for the five tasks where the question alone did not reach the reference. Each panel shows all three conditions, because the condition whose runs agree with one another most closely is not the condition that is right most often. The dashed green line is the reference value. Counts give how many of the runs that returned a number agreed on one value, within that task's tolerance, and are printed in green where the agreed value is the reference. The panel for rodent abundance with empty plot-years contains the central result, in which all ten runs given a working script agreed on the same wrong number. Each panel keeps its own scale, since the errors of interest are a few per cent from the reference. Runs that returned a number far outside the plotted range are counted in the corner rather than drawn, because including them would compress the rest of the panel to a point.</w:t>
+      </w:r>
+    </w:p>
+    <w:p>
+      <w:pPr>
+        <w:spacing w:after="60" w:before="200" w:line="300"/>
+      </w:pPr>
+      <w:r>
+        <w:rPr>
+          <w:rFonts w:ascii="Times New Roman" w:cs="Times New Roman" w:eastAsia="Times New Roman" w:hAnsi="Times New Roman"/>
+          <w:i/>
+          <w:iCs/>
+          <w:color w:val="6B7280"/>
+          <w:sz w:val="22"/>
+          <w:szCs w:val="22"/>
+        </w:rPr>
+        <w:t xml:space="preserve">Table 2. Each task under each condition. The first number is the percentage of runs reaching the reference. The pair in brackets is the number of runs that agreed with one another within the task's tolerance, out of the runs that returned a number, and an asterisk marks the cases where the value they agreed on is not the reference. Reading down the bracketed pairs shows that runs agree with one another on most tasks under every condition, and reading the asterisks shows that agreement is not a guide to correctness.</w:t>
+      </w:r>
+    </w:p>
+    <w:tbl>
+      <w:tblPr>
+        <w:tblW w:type="dxa" w:w="8400"/>
+        <w:tblBorders>
+          <w:top w:val="single" w:color="auto" w:sz="4"/>
+          <w:left w:val="single" w:color="auto" w:sz="4"/>
+          <w:bottom w:val="single" w:color="auto" w:sz="4"/>
+          <w:right w:val="single" w:color="auto" w:sz="4"/>
+          <w:insideH w:val="single" w:color="auto" w:sz="4"/>
+          <w:insideV w:val="single" w:color="auto" w:sz="4"/>
+        </w:tblBorders>
+      </w:tblPr>
+      <w:tblGrid>
+        <w:gridCol w:w="3300"/>
+        <w:gridCol w:w="1700"/>
+        <w:gridCol w:w="1700"/>
+        <w:gridCol w:w="1700"/>
+      </w:tblGrid>
+      <w:tr>
+        <w:trPr>
+          <w:tblHeader/>
+        </w:trPr>
+        <w:tc>
+          <w:tcPr>
+            <w:tcW w:type="dxa" w:w="3300"/>
+            <w:tcBorders>
+              <w:bottom w:val="single" w:color="0F766E" w:sz="6"/>
+            </w:tcBorders>
+            <w:shd w:fill="F3F4F6" w:val="clear"/>
+            <w:tcMar>
+              <w:top w:type="dxa" w:w="100"/>
+              <w:left w:type="dxa" w:w="120"/>
+              <w:bottom w:type="dxa" w:w="100"/>
+              <w:right w:type="dxa" w:w="120"/>
+            </w:tcMar>
+          </w:tcPr>
+          <w:p>
+            <w:pPr>
+              <w:spacing w:line="300"/>
+            </w:pPr>
+            <w:r>
+              <w:rPr>
+                <w:rFonts w:ascii="Times New Roman" w:cs="Times New Roman" w:eastAsia="Times New Roman" w:hAnsi="Times New Roman"/>
+                <w:b/>
+                <w:bCs/>
+                <w:color w:val="111827"/>
+                <w:sz w:val="20"/>
+                <w:szCs w:val="20"/>
+              </w:rPr>
+              <w:t xml:space="preserve">Task</w:t>
+            </w:r>
+          </w:p>
+        </w:tc>
+        <w:tc>
+          <w:tcPr>
+            <w:tcW w:type="dxa" w:w="1700"/>
+            <w:tcBorders>
+              <w:bottom w:val="single" w:color="0F766E" w:sz="6"/>
+            </w:tcBorders>
+            <w:shd w:fill="F3F4F6" w:val="clear"/>
+            <w:tcMar>
+              <w:top w:type="dxa" w:w="100"/>
+              <w:left w:type="dxa" w:w="120"/>
+              <w:bottom w:type="dxa" w:w="100"/>
+              <w:right w:type="dxa" w:w="120"/>
+            </w:tcMar>
+          </w:tcPr>
+          <w:p>
+            <w:pPr>
+              <w:spacing w:line="300"/>
+            </w:pPr>
+            <w:r>
+              <w:rPr>
+                <w:rFonts w:ascii="Times New Roman" w:cs="Times New Roman" w:eastAsia="Times New Roman" w:hAnsi="Times New Roman"/>
+                <w:b/>
+                <w:bCs/>
+                <w:color w:val="111827"/>
+                <w:sz w:val="20"/>
+                <w:szCs w:val="20"/>
+              </w:rPr>
+              <w:t xml:space="preserve">Question alone</w:t>
+            </w:r>
+          </w:p>
+        </w:tc>
+        <w:tc>
+          <w:tcPr>
+            <w:tcW w:type="dxa" w:w="1700"/>
+            <w:tcBorders>
+              <w:bottom w:val="single" w:color="0F766E" w:sz="6"/>
+            </w:tcBorders>
+            <w:shd w:fill="F3F4F6" w:val="clear"/>
+            <w:tcMar>
+              <w:top w:type="dxa" w:w="100"/>
+              <w:left w:type="dxa" w:w="120"/>
+              <w:bottom w:type="dxa" w:w="100"/>
+              <w:right w:type="dxa" w:w="120"/>
+            </w:tcMar>
+          </w:tcPr>
+          <w:p>
+            <w:pPr>
+              <w:spacing w:line="300"/>
+            </w:pPr>
+            <w:r>
+              <w:rPr>
+                <w:rFonts w:ascii="Times New Roman" w:cs="Times New Roman" w:eastAsia="Times New Roman" w:hAnsi="Times New Roman"/>
+                <w:b/>
+                <w:bCs/>
+                <w:color w:val="111827"/>
+                <w:sz w:val="20"/>
+                <w:szCs w:val="20"/>
+              </w:rPr>
+              <w:t xml:space="preserve">With a script</w:t>
+            </w:r>
+          </w:p>
+        </w:tc>
+        <w:tc>
+          <w:tcPr>
+            <w:tcW w:type="dxa" w:w="1700"/>
+            <w:tcBorders>
+              <w:bottom w:val="single" w:color="0F766E" w:sz="6"/>
+            </w:tcBorders>
+            <w:shd w:fill="F3F4F6" w:val="clear"/>
+            <w:tcMar>
+              <w:top w:type="dxa" w:w="100"/>
+              <w:left w:type="dxa" w:w="120"/>
+              <w:bottom w:type="dxa" w:w="100"/>
+              <w:right w:type="dxa" w:w="120"/>
+            </w:tcMar>
+          </w:tcPr>
+          <w:p>
+            <w:pPr>
+              <w:spacing w:line="300"/>
+            </w:pPr>
+            <w:r>
+              <w:rPr>
+                <w:rFonts w:ascii="Times New Roman" w:cs="Times New Roman" w:eastAsia="Times New Roman" w:hAnsi="Times New Roman"/>
+                <w:b/>
+                <w:bCs/>
+                <w:color w:val="111827"/>
+                <w:sz w:val="20"/>
+                <w:szCs w:val="20"/>
+              </w:rPr>
+              <w:t xml:space="preserve">With a specification</w:t>
+            </w:r>
+          </w:p>
+        </w:tc>
+      </w:tr>
+      <w:tr>
+        <w:tc>
+          <w:tcPr>
+            <w:tcW w:type="dxa" w:w="3300"/>
+            <w:tcBorders>
+              <w:bottom w:val="single" w:color="E5E7EB" w:sz="4"/>
+            </w:tcBorders>
+            <w:tcMar>
+              <w:top w:type="dxa" w:w="90"/>
+              <w:left w:type="dxa" w:w="120"/>
+              <w:bottom w:type="dxa" w:w="90"/>
+              <w:right w:type="dxa" w:w="120"/>
+            </w:tcMar>
+          </w:tcPr>
+          <w:p>
+            <w:pPr>
+              <w:spacing w:line="300"/>
+            </w:pPr>
+            <w:r>
+              <w:rPr>
+                <w:rFonts w:ascii="Times New Roman" w:cs="Times New Roman" w:eastAsia="Times New Roman" w:hAnsi="Times New Roman"/>
+                <w:color w:val="1F2937"/>
+                <w:sz w:val="19"/>
+                <w:szCs w:val="19"/>
+              </w:rPr>
+              <w:t xml:space="preserve">Mean per-transect fish biomass</w:t>
+            </w:r>
+          </w:p>
+        </w:tc>
+        <w:tc>
+          <w:tcPr>
+            <w:tcW w:type="dxa" w:w="1700"/>
+            <w:tcBorders>
+              <w:bottom w:val="single" w:color="E5E7EB" w:sz="4"/>
+            </w:tcBorders>
+            <w:tcMar>
+              <w:top w:type="dxa" w:w="90"/>
+              <w:left w:type="dxa" w:w="120"/>
+              <w:bottom w:type="dxa" w:w="90"/>
+              <w:right w:type="dxa" w:w="120"/>
+            </w:tcMar>
+          </w:tcPr>
+          <w:p>
+            <w:pPr>
+              <w:spacing w:line="300"/>
+            </w:pPr>
+            <w:r>
+              <w:rPr>
+                <w:rFonts w:ascii="Times New Roman" w:cs="Times New Roman" w:eastAsia="Times New Roman" w:hAnsi="Times New Roman"/>
+                <w:color w:val="1F2937"/>
+                <w:sz w:val="19"/>
+                <w:szCs w:val="19"/>
+              </w:rPr>
+              <w:t xml:space="preserve">0  (3/6*)</w:t>
+            </w:r>
+          </w:p>
+        </w:tc>
+        <w:tc>
+          <w:tcPr>
+            <w:tcW w:type="dxa" w:w="1700"/>
+            <w:tcBorders>
+              <w:bottom w:val="single" w:color="E5E7EB" w:sz="4"/>
+            </w:tcBorders>
+            <w:tcMar>
+              <w:top w:type="dxa" w:w="90"/>
+              <w:left w:type="dxa" w:w="120"/>
+              <w:bottom w:type="dxa" w:w="90"/>
+              <w:right w:type="dxa" w:w="120"/>
+            </w:tcMar>
+          </w:tcPr>
+          <w:p>
+            <w:pPr>
+              <w:spacing w:line="300"/>
+            </w:pPr>
+            <w:r>
+              <w:rPr>
+                <w:rFonts w:ascii="Times New Roman" w:cs="Times New Roman" w:eastAsia="Times New Roman" w:hAnsi="Times New Roman"/>
+                <w:color w:val="1F2937"/>
+                <w:sz w:val="19"/>
+                <w:szCs w:val="19"/>
+              </w:rPr>
+              <w:t xml:space="preserve">20  (4/10*)</w:t>
+            </w:r>
+          </w:p>
+        </w:tc>
+        <w:tc>
+          <w:tcPr>
+            <w:tcW w:type="dxa" w:w="1700"/>
+            <w:tcBorders>
+              <w:bottom w:val="single" w:color="E5E7EB" w:sz="4"/>
+            </w:tcBorders>
+            <w:tcMar>
+              <w:top w:type="dxa" w:w="90"/>
+              <w:left w:type="dxa" w:w="120"/>
+              <w:bottom w:type="dxa" w:w="90"/>
+              <w:right w:type="dxa" w:w="120"/>
+            </w:tcMar>
+          </w:tcPr>
+          <w:p>
+            <w:pPr>
+              <w:spacing w:line="300"/>
+            </w:pPr>
+            <w:r>
+              <w:rPr>
+                <w:rFonts w:ascii="Times New Roman" w:cs="Times New Roman" w:eastAsia="Times New Roman" w:hAnsi="Times New Roman"/>
+                <w:color w:val="1F2937"/>
+                <w:sz w:val="19"/>
+                <w:szCs w:val="19"/>
+              </w:rPr>
+              <w:t xml:space="preserve">100  (9/9)</w:t>
+            </w:r>
+          </w:p>
+        </w:tc>
+      </w:tr>
+      <w:tr>
+        <w:tc>
+          <w:tcPr>
+            <w:tcW w:type="dxa" w:w="3300"/>
+            <w:tcBorders>
+              <w:bottom w:val="single" w:color="E5E7EB" w:sz="4"/>
+            </w:tcBorders>
+            <w:tcMar>
+              <w:top w:type="dxa" w:w="90"/>
+              <w:left w:type="dxa" w:w="120"/>
+              <w:bottom w:type="dxa" w:w="90"/>
+              <w:right w:type="dxa" w:w="120"/>
+            </w:tcMar>
+          </w:tcPr>
+          <w:p>
+            <w:pPr>
+              <w:spacing w:line="300"/>
+            </w:pPr>
+            <w:r>
+              <w:rPr>
+                <w:rFonts w:ascii="Times New Roman" w:cs="Times New Roman" w:eastAsia="Times New Roman" w:hAnsi="Times New Roman"/>
+                <w:color w:val="1F2937"/>
+                <w:sz w:val="19"/>
+                <w:szCs w:val="19"/>
+              </w:rPr>
+              <w:t xml:space="preserve">Mean rodents per plot-year</w:t>
+            </w:r>
+          </w:p>
+        </w:tc>
+        <w:tc>
+          <w:tcPr>
+            <w:tcW w:type="dxa" w:w="1700"/>
+            <w:tcBorders>
+              <w:bottom w:val="single" w:color="E5E7EB" w:sz="4"/>
+            </w:tcBorders>
+            <w:tcMar>
+              <w:top w:type="dxa" w:w="90"/>
+              <w:left w:type="dxa" w:w="120"/>
+              <w:bottom w:type="dxa" w:w="90"/>
+              <w:right w:type="dxa" w:w="120"/>
+            </w:tcMar>
+          </w:tcPr>
+          <w:p>
+            <w:pPr>
+              <w:spacing w:line="300"/>
+            </w:pPr>
+            <w:r>
+              <w:rPr>
+                <w:rFonts w:ascii="Times New Roman" w:cs="Times New Roman" w:eastAsia="Times New Roman" w:hAnsi="Times New Roman"/>
+                <w:color w:val="1F2937"/>
+                <w:sz w:val="19"/>
+                <w:szCs w:val="19"/>
+              </w:rPr>
+              <w:t xml:space="preserve">100  (10/10)</w:t>
+            </w:r>
+          </w:p>
+        </w:tc>
+        <w:tc>
+          <w:tcPr>
+            <w:tcW w:type="dxa" w:w="1700"/>
+            <w:tcBorders>
+              <w:bottom w:val="single" w:color="E5E7EB" w:sz="4"/>
+            </w:tcBorders>
+            <w:tcMar>
+              <w:top w:type="dxa" w:w="90"/>
+              <w:left w:type="dxa" w:w="120"/>
+              <w:bottom w:type="dxa" w:w="90"/>
+              <w:right w:type="dxa" w:w="120"/>
+            </w:tcMar>
+          </w:tcPr>
+          <w:p>
+            <w:pPr>
+              <w:spacing w:line="300"/>
+            </w:pPr>
+            <w:r>
+              <w:rPr>
+                <w:rFonts w:ascii="Times New Roman" w:cs="Times New Roman" w:eastAsia="Times New Roman" w:hAnsi="Times New Roman"/>
+                <w:color w:val="1F2937"/>
+                <w:sz w:val="19"/>
+                <w:szCs w:val="19"/>
+              </w:rPr>
+              <w:t xml:space="preserve">100  (10/10)</w:t>
+            </w:r>
+          </w:p>
+        </w:tc>
+        <w:tc>
+          <w:tcPr>
+            <w:tcW w:type="dxa" w:w="1700"/>
+            <w:tcBorders>
+              <w:bottom w:val="single" w:color="E5E7EB" w:sz="4"/>
+            </w:tcBorders>
+            <w:tcMar>
+              <w:top w:type="dxa" w:w="90"/>
+              <w:left w:type="dxa" w:w="120"/>
+              <w:bottom w:type="dxa" w:w="90"/>
+              <w:right w:type="dxa" w:w="120"/>
+            </w:tcMar>
+          </w:tcPr>
+          <w:p>
+            <w:pPr>
+              <w:spacing w:line="300"/>
+            </w:pPr>
+            <w:r>
+              <w:rPr>
+                <w:rFonts w:ascii="Times New Roman" w:cs="Times New Roman" w:eastAsia="Times New Roman" w:hAnsi="Times New Roman"/>
+                <w:color w:val="1F2937"/>
+                <w:sz w:val="19"/>
+                <w:szCs w:val="19"/>
+              </w:rPr>
+              <w:t xml:space="preserve">100  (9/9)</w:t>
+            </w:r>
+          </w:p>
+        </w:tc>
+      </w:tr>
+      <w:tr>
+        <w:tc>
+          <w:tcPr>
+            <w:tcW w:type="dxa" w:w="3300"/>
+            <w:tcBorders>
+              <w:bottom w:val="single" w:color="E5E7EB" w:sz="4"/>
+            </w:tcBorders>
+            <w:tcMar>
+              <w:top w:type="dxa" w:w="90"/>
+              <w:left w:type="dxa" w:w="120"/>
+              <w:bottom w:type="dxa" w:w="90"/>
+              <w:right w:type="dxa" w:w="120"/>
+            </w:tcMar>
+          </w:tcPr>
+          <w:p>
+            <w:pPr>
+              <w:spacing w:line="300"/>
+            </w:pPr>
+            <w:r>
+              <w:rPr>
+                <w:rFonts w:ascii="Times New Roman" w:cs="Times New Roman" w:eastAsia="Times New Roman" w:hAnsi="Times New Roman"/>
+                <w:color w:val="1F2937"/>
+                <w:sz w:val="19"/>
+                <w:szCs w:val="19"/>
+              </w:rPr>
+              <w:t xml:space="preserve">Mean rodent richness per plot-year</w:t>
+            </w:r>
+          </w:p>
+        </w:tc>
+        <w:tc>
+          <w:tcPr>
+            <w:tcW w:type="dxa" w:w="1700"/>
+            <w:tcBorders>
+              <w:bottom w:val="single" w:color="E5E7EB" w:sz="4"/>
+            </w:tcBorders>
+            <w:tcMar>
+              <w:top w:type="dxa" w:w="90"/>
+              <w:left w:type="dxa" w:w="120"/>
+              <w:bottom w:type="dxa" w:w="90"/>
+              <w:right w:type="dxa" w:w="120"/>
+            </w:tcMar>
+          </w:tcPr>
+          <w:p>
+            <w:pPr>
+              <w:spacing w:line="300"/>
+            </w:pPr>
+            <w:r>
+              <w:rPr>
+                <w:rFonts w:ascii="Times New Roman" w:cs="Times New Roman" w:eastAsia="Times New Roman" w:hAnsi="Times New Roman"/>
+                <w:color w:val="1F2937"/>
+                <w:sz w:val="19"/>
+                <w:szCs w:val="19"/>
+              </w:rPr>
+              <w:t xml:space="preserve">100  (10/10)</w:t>
+            </w:r>
+          </w:p>
+        </w:tc>
+        <w:tc>
+          <w:tcPr>
+            <w:tcW w:type="dxa" w:w="1700"/>
+            <w:tcBorders>
+              <w:bottom w:val="single" w:color="E5E7EB" w:sz="4"/>
+            </w:tcBorders>
+            <w:tcMar>
+              <w:top w:type="dxa" w:w="90"/>
+              <w:left w:type="dxa" w:w="120"/>
+              <w:bottom w:type="dxa" w:w="90"/>
+              <w:right w:type="dxa" w:w="120"/>
+            </w:tcMar>
+          </w:tcPr>
+          <w:p>
+            <w:pPr>
+              <w:spacing w:line="300"/>
+            </w:pPr>
+            <w:r>
+              <w:rPr>
+                <w:rFonts w:ascii="Times New Roman" w:cs="Times New Roman" w:eastAsia="Times New Roman" w:hAnsi="Times New Roman"/>
+                <w:color w:val="1F2937"/>
+                <w:sz w:val="19"/>
+                <w:szCs w:val="19"/>
+              </w:rPr>
+              <w:t xml:space="preserve">100  (10/10)</w:t>
+            </w:r>
+          </w:p>
+        </w:tc>
+        <w:tc>
+          <w:tcPr>
+            <w:tcW w:type="dxa" w:w="1700"/>
+            <w:tcBorders>
+              <w:bottom w:val="single" w:color="E5E7EB" w:sz="4"/>
+            </w:tcBorders>
+            <w:tcMar>
+              <w:top w:type="dxa" w:w="90"/>
+              <w:left w:type="dxa" w:w="120"/>
+              <w:bottom w:type="dxa" w:w="90"/>
+              <w:right w:type="dxa" w:w="120"/>
+            </w:tcMar>
+          </w:tcPr>
+          <w:p>
+            <w:pPr>
+              <w:spacing w:line="300"/>
+            </w:pPr>
+            <w:r>
+              <w:rPr>
+                <w:rFonts w:ascii="Times New Roman" w:cs="Times New Roman" w:eastAsia="Times New Roman" w:hAnsi="Times New Roman"/>
+                <w:color w:val="1F2937"/>
+                <w:sz w:val="19"/>
+                <w:szCs w:val="19"/>
+              </w:rPr>
+              <w:t xml:space="preserve">100  (10/10)</w:t>
+            </w:r>
+          </w:p>
+        </w:tc>
+      </w:tr>
+      <w:tr>
+        <w:tc>
+          <w:tcPr>
+            <w:tcW w:type="dxa" w:w="3300"/>
+            <w:tcBorders>
+              <w:bottom w:val="single" w:color="E5E7EB" w:sz="4"/>
+            </w:tcBorders>
+            <w:tcMar>
+              <w:top w:type="dxa" w:w="90"/>
+              <w:left w:type="dxa" w:w="120"/>
+              <w:bottom w:type="dxa" w:w="90"/>
+              <w:right w:type="dxa" w:w="120"/>
+            </w:tcMar>
+          </w:tcPr>
+          <w:p>
+            <w:pPr>
+              <w:spacing w:line="300"/>
+            </w:pPr>
+            <w:r>
+              <w:rPr>
+                <w:rFonts w:ascii="Times New Roman" w:cs="Times New Roman" w:eastAsia="Times New Roman" w:hAnsi="Times New Roman"/>
+                <w:color w:val="1F2937"/>
+                <w:sz w:val="19"/>
+                <w:szCs w:val="19"/>
+              </w:rPr>
+              <w:t xml:space="preserve">Sepal length vs width</w:t>
+            </w:r>
+          </w:p>
+        </w:tc>
+        <w:tc>
+          <w:tcPr>
+            <w:tcW w:type="dxa" w:w="1700"/>
+            <w:tcBorders>
+              <w:bottom w:val="single" w:color="E5E7EB" w:sz="4"/>
+            </w:tcBorders>
+            <w:tcMar>
+              <w:top w:type="dxa" w:w="90"/>
+              <w:left w:type="dxa" w:w="120"/>
+              <w:bottom w:type="dxa" w:w="90"/>
+              <w:right w:type="dxa" w:w="120"/>
+            </w:tcMar>
+          </w:tcPr>
+          <w:p>
+            <w:pPr>
+              <w:spacing w:line="300"/>
+            </w:pPr>
+            <w:r>
+              <w:rPr>
+                <w:rFonts w:ascii="Times New Roman" w:cs="Times New Roman" w:eastAsia="Times New Roman" w:hAnsi="Times New Roman"/>
+                <w:color w:val="1F2937"/>
+                <w:sz w:val="19"/>
+                <w:szCs w:val="19"/>
+              </w:rPr>
+              <w:t xml:space="preserve">90  (9/9)</w:t>
+            </w:r>
+          </w:p>
+        </w:tc>
+        <w:tc>
+          <w:tcPr>
+            <w:tcW w:type="dxa" w:w="1700"/>
+            <w:tcBorders>
+              <w:bottom w:val="single" w:color="E5E7EB" w:sz="4"/>
+            </w:tcBorders>
+            <w:tcMar>
+              <w:top w:type="dxa" w:w="90"/>
+              <w:left w:type="dxa" w:w="120"/>
+              <w:bottom w:type="dxa" w:w="90"/>
+              <w:right w:type="dxa" w:w="120"/>
+            </w:tcMar>
+          </w:tcPr>
+          <w:p>
+            <w:pPr>
+              <w:spacing w:line="300"/>
+            </w:pPr>
+            <w:r>
+              <w:rPr>
+                <w:rFonts w:ascii="Times New Roman" w:cs="Times New Roman" w:eastAsia="Times New Roman" w:hAnsi="Times New Roman"/>
+                <w:color w:val="1F2937"/>
+                <w:sz w:val="19"/>
+                <w:szCs w:val="19"/>
+              </w:rPr>
+              <w:t xml:space="preserve">100  (10/10)</w:t>
+            </w:r>
+          </w:p>
+        </w:tc>
+        <w:tc>
+          <w:tcPr>
+            <w:tcW w:type="dxa" w:w="1700"/>
+            <w:tcBorders>
+              <w:bottom w:val="single" w:color="E5E7EB" w:sz="4"/>
+            </w:tcBorders>
+            <w:tcMar>
+              <w:top w:type="dxa" w:w="90"/>
+              <w:left w:type="dxa" w:w="120"/>
+              <w:bottom w:type="dxa" w:w="90"/>
+              <w:right w:type="dxa" w:w="120"/>
+            </w:tcMar>
+          </w:tcPr>
+          <w:p>
+            <w:pPr>
+              <w:spacing w:line="300"/>
+            </w:pPr>
+            <w:r>
+              <w:rPr>
+                <w:rFonts w:ascii="Times New Roman" w:cs="Times New Roman" w:eastAsia="Times New Roman" w:hAnsi="Times New Roman"/>
+                <w:color w:val="1F2937"/>
+                <w:sz w:val="19"/>
+                <w:szCs w:val="19"/>
+              </w:rPr>
+              <w:t xml:space="preserve">100  (10/10)</w:t>
+            </w:r>
+          </w:p>
+        </w:tc>
+      </w:tr>
+      <w:tr>
+        <w:tc>
+          <w:tcPr>
+            <w:tcW w:type="dxa" w:w="3300"/>
+            <w:tcBorders>
+              <w:bottom w:val="single" w:color="E5E7EB" w:sz="4"/>
+            </w:tcBorders>
+            <w:tcMar>
+              <w:top w:type="dxa" w:w="90"/>
+              <w:left w:type="dxa" w:w="120"/>
+              <w:bottom w:type="dxa" w:w="90"/>
+              <w:right w:type="dxa" w:w="120"/>
+            </w:tcMar>
+          </w:tcPr>
+          <w:p>
+            <w:pPr>
+              <w:spacing w:line="300"/>
+            </w:pPr>
+            <w:r>
+              <w:rPr>
+                <w:rFonts w:ascii="Times New Roman" w:cs="Times New Roman" w:eastAsia="Times New Roman" w:hAnsi="Times New Roman"/>
+                <w:color w:val="1F2937"/>
+                <w:sz w:val="19"/>
+                <w:szCs w:val="19"/>
+              </w:rPr>
+              <w:t xml:space="preserve">Bill length vs depth</w:t>
+            </w:r>
+          </w:p>
+        </w:tc>
+        <w:tc>
+          <w:tcPr>
+            <w:tcW w:type="dxa" w:w="1700"/>
+            <w:tcBorders>
+              <w:bottom w:val="single" w:color="E5E7EB" w:sz="4"/>
+            </w:tcBorders>
+            <w:tcMar>
+              <w:top w:type="dxa" w:w="90"/>
+              <w:left w:type="dxa" w:w="120"/>
+              <w:bottom w:type="dxa" w:w="90"/>
+              <w:right w:type="dxa" w:w="120"/>
+            </w:tcMar>
+          </w:tcPr>
+          <w:p>
+            <w:pPr>
+              <w:spacing w:line="300"/>
+            </w:pPr>
+            <w:r>
+              <w:rPr>
+                <w:rFonts w:ascii="Times New Roman" w:cs="Times New Roman" w:eastAsia="Times New Roman" w:hAnsi="Times New Roman"/>
+                <w:color w:val="1F2937"/>
+                <w:sz w:val="19"/>
+                <w:szCs w:val="19"/>
+              </w:rPr>
+              <w:t xml:space="preserve">100  (10/10)</w:t>
+            </w:r>
+          </w:p>
+        </w:tc>
+        <w:tc>
+          <w:tcPr>
+            <w:tcW w:type="dxa" w:w="1700"/>
+            <w:tcBorders>
+              <w:bottom w:val="single" w:color="E5E7EB" w:sz="4"/>
+            </w:tcBorders>
+            <w:tcMar>
+              <w:top w:type="dxa" w:w="90"/>
+              <w:left w:type="dxa" w:w="120"/>
+              <w:bottom w:type="dxa" w:w="90"/>
+              <w:right w:type="dxa" w:w="120"/>
+            </w:tcMar>
+          </w:tcPr>
+          <w:p>
+            <w:pPr>
+              <w:spacing w:line="300"/>
+            </w:pPr>
+            <w:r>
+              <w:rPr>
+                <w:rFonts w:ascii="Times New Roman" w:cs="Times New Roman" w:eastAsia="Times New Roman" w:hAnsi="Times New Roman"/>
+                <w:color w:val="1F2937"/>
+                <w:sz w:val="19"/>
+                <w:szCs w:val="19"/>
+              </w:rPr>
+              <w:t xml:space="preserve">80  (8/8)</w:t>
+            </w:r>
+          </w:p>
+        </w:tc>
+        <w:tc>
+          <w:tcPr>
+            <w:tcW w:type="dxa" w:w="1700"/>
+            <w:tcBorders>
+              <w:bottom w:val="single" w:color="E5E7EB" w:sz="4"/>
+            </w:tcBorders>
+            <w:tcMar>
+              <w:top w:type="dxa" w:w="90"/>
+              <w:left w:type="dxa" w:w="120"/>
+              <w:bottom w:type="dxa" w:w="90"/>
+              <w:right w:type="dxa" w:w="120"/>
+            </w:tcMar>
+          </w:tcPr>
+          <w:p>
+            <w:pPr>
+              <w:spacing w:line="300"/>
+            </w:pPr>
+            <w:r>
+              <w:rPr>
+                <w:rFonts w:ascii="Times New Roman" w:cs="Times New Roman" w:eastAsia="Times New Roman" w:hAnsi="Times New Roman"/>
+                <w:color w:val="1F2937"/>
+                <w:sz w:val="19"/>
+                <w:szCs w:val="19"/>
+              </w:rPr>
+              <w:t xml:space="preserve">100  (10/10)</w:t>
+            </w:r>
+          </w:p>
+        </w:tc>
+      </w:tr>
+      <w:tr>
+        <w:tc>
+          <w:tcPr>
+            <w:tcW w:type="dxa" w:w="3300"/>
+            <w:tcBorders>
+              <w:bottom w:val="single" w:color="E5E7EB" w:sz="4"/>
+            </w:tcBorders>
+            <w:tcMar>
+              <w:top w:type="dxa" w:w="90"/>
+              <w:left w:type="dxa" w:w="120"/>
+              <w:bottom w:type="dxa" w:w="90"/>
+              <w:right w:type="dxa" w:w="120"/>
+            </w:tcMar>
+          </w:tcPr>
+          <w:p>
+            <w:pPr>
+              <w:spacing w:line="300"/>
+            </w:pPr>
+            <w:r>
+              <w:rPr>
+                <w:rFonts w:ascii="Times New Roman" w:cs="Times New Roman" w:eastAsia="Times New Roman" w:hAnsi="Times New Roman"/>
+                <w:color w:val="1F2937"/>
+                <w:sz w:val="19"/>
+                <w:szCs w:val="19"/>
+              </w:rPr>
+              <w:t xml:space="preserve">Hindfoot vs weight</w:t>
+            </w:r>
+          </w:p>
+        </w:tc>
+        <w:tc>
+          <w:tcPr>
+            <w:tcW w:type="dxa" w:w="1700"/>
+            <w:tcBorders>
+              <w:bottom w:val="single" w:color="E5E7EB" w:sz="4"/>
+            </w:tcBorders>
+            <w:tcMar>
+              <w:top w:type="dxa" w:w="90"/>
+              <w:left w:type="dxa" w:w="120"/>
+              <w:bottom w:type="dxa" w:w="90"/>
+              <w:right w:type="dxa" w:w="120"/>
+            </w:tcMar>
+          </w:tcPr>
+          <w:p>
+            <w:pPr>
+              <w:spacing w:line="300"/>
+            </w:pPr>
+            <w:r>
+              <w:rPr>
+                <w:rFonts w:ascii="Times New Roman" w:cs="Times New Roman" w:eastAsia="Times New Roman" w:hAnsi="Times New Roman"/>
+                <w:color w:val="1F2937"/>
+                <w:sz w:val="19"/>
+                <w:szCs w:val="19"/>
+              </w:rPr>
+              <w:t xml:space="preserve">100  (10/10)</w:t>
+            </w:r>
+          </w:p>
+        </w:tc>
+        <w:tc>
+          <w:tcPr>
+            <w:tcW w:type="dxa" w:w="1700"/>
+            <w:tcBorders>
+              <w:bottom w:val="single" w:color="E5E7EB" w:sz="4"/>
+            </w:tcBorders>
+            <w:tcMar>
+              <w:top w:type="dxa" w:w="90"/>
+              <w:left w:type="dxa" w:w="120"/>
+              <w:bottom w:type="dxa" w:w="90"/>
+              <w:right w:type="dxa" w:w="120"/>
+            </w:tcMar>
+          </w:tcPr>
+          <w:p>
+            <w:pPr>
+              <w:spacing w:line="300"/>
+            </w:pPr>
+            <w:r>
+              <w:rPr>
+                <w:rFonts w:ascii="Times New Roman" w:cs="Times New Roman" w:eastAsia="Times New Roman" w:hAnsi="Times New Roman"/>
+                <w:color w:val="1F2937"/>
+                <w:sz w:val="19"/>
+                <w:szCs w:val="19"/>
+              </w:rPr>
+              <w:t xml:space="preserve">100  (10/10)</w:t>
+            </w:r>
+          </w:p>
+        </w:tc>
+        <w:tc>
+          <w:tcPr>
+            <w:tcW w:type="dxa" w:w="1700"/>
+            <w:tcBorders>
+              <w:bottom w:val="single" w:color="E5E7EB" w:sz="4"/>
+            </w:tcBorders>
+            <w:tcMar>
+              <w:top w:type="dxa" w:w="90"/>
+              <w:left w:type="dxa" w:w="120"/>
+              <w:bottom w:type="dxa" w:w="90"/>
+              <w:right w:type="dxa" w:w="120"/>
+            </w:tcMar>
+          </w:tcPr>
+          <w:p>
+            <w:pPr>
+              <w:spacing w:line="300"/>
+            </w:pPr>
+            <w:r>
+              <w:rPr>
+                <w:rFonts w:ascii="Times New Roman" w:cs="Times New Roman" w:eastAsia="Times New Roman" w:hAnsi="Times New Roman"/>
+                <w:color w:val="1F2937"/>
+                <w:sz w:val="19"/>
+                <w:szCs w:val="19"/>
+              </w:rPr>
+              <w:t xml:space="preserve">100  (10/10)</w:t>
+            </w:r>
+          </w:p>
+        </w:tc>
+      </w:tr>
+      <w:tr>
+        <w:tc>
+          <w:tcPr>
+            <w:tcW w:type="dxa" w:w="3300"/>
+            <w:tcBorders>
+              <w:bottom w:val="single" w:color="E5E7EB" w:sz="4"/>
+            </w:tcBorders>
+            <w:tcMar>
+              <w:top w:type="dxa" w:w="90"/>
+              <w:left w:type="dxa" w:w="120"/>
+              <w:bottom w:type="dxa" w:w="90"/>
+              <w:right w:type="dxa" w:w="120"/>
+            </w:tcMar>
+          </w:tcPr>
+          <w:p>
+            <w:pPr>
+              <w:spacing w:line="300"/>
+            </w:pPr>
+            <w:r>
+              <w:rPr>
+                <w:rFonts w:ascii="Times New Roman" w:cs="Times New Roman" w:eastAsia="Times New Roman" w:hAnsi="Times New Roman"/>
+                <w:color w:val="1F2937"/>
+                <w:sz w:val="19"/>
+                <w:szCs w:val="19"/>
+              </w:rPr>
+              <w:t xml:space="preserve">Mean mass, female Gentoo</w:t>
+            </w:r>
+          </w:p>
+        </w:tc>
+        <w:tc>
+          <w:tcPr>
+            <w:tcW w:type="dxa" w:w="1700"/>
+            <w:tcBorders>
+              <w:bottom w:val="single" w:color="E5E7EB" w:sz="4"/>
+            </w:tcBorders>
+            <w:tcMar>
+              <w:top w:type="dxa" w:w="90"/>
+              <w:left w:type="dxa" w:w="120"/>
+              <w:bottom w:type="dxa" w:w="90"/>
+              <w:right w:type="dxa" w:w="120"/>
+            </w:tcMar>
+          </w:tcPr>
+          <w:p>
+            <w:pPr>
+              <w:spacing w:line="300"/>
+            </w:pPr>
+            <w:r>
+              <w:rPr>
+                <w:rFonts w:ascii="Times New Roman" w:cs="Times New Roman" w:eastAsia="Times New Roman" w:hAnsi="Times New Roman"/>
+                <w:color w:val="1F2937"/>
+                <w:sz w:val="19"/>
+                <w:szCs w:val="19"/>
+              </w:rPr>
+              <w:t xml:space="preserve">100  (9/9)</w:t>
+            </w:r>
+          </w:p>
+        </w:tc>
+        <w:tc>
+          <w:tcPr>
+            <w:tcW w:type="dxa" w:w="1700"/>
+            <w:tcBorders>
+              <w:bottom w:val="single" w:color="E5E7EB" w:sz="4"/>
+            </w:tcBorders>
+            <w:tcMar>
+              <w:top w:type="dxa" w:w="90"/>
+              <w:left w:type="dxa" w:w="120"/>
+              <w:bottom w:type="dxa" w:w="90"/>
+              <w:right w:type="dxa" w:w="120"/>
+            </w:tcMar>
+          </w:tcPr>
+          <w:p>
+            <w:pPr>
+              <w:spacing w:line="300"/>
+            </w:pPr>
+            <w:r>
+              <w:rPr>
+                <w:rFonts w:ascii="Times New Roman" w:cs="Times New Roman" w:eastAsia="Times New Roman" w:hAnsi="Times New Roman"/>
+                <w:color w:val="1F2937"/>
+                <w:sz w:val="19"/>
+                <w:szCs w:val="19"/>
+              </w:rPr>
+              <w:t xml:space="preserve">100  (10/10)</w:t>
+            </w:r>
+          </w:p>
+        </w:tc>
+        <w:tc>
+          <w:tcPr>
+            <w:tcW w:type="dxa" w:w="1700"/>
+            <w:tcBorders>
+              <w:bottom w:val="single" w:color="E5E7EB" w:sz="4"/>
+            </w:tcBorders>
+            <w:tcMar>
+              <w:top w:type="dxa" w:w="90"/>
+              <w:left w:type="dxa" w:w="120"/>
+              <w:bottom w:type="dxa" w:w="90"/>
+              <w:right w:type="dxa" w:w="120"/>
+            </w:tcMar>
+          </w:tcPr>
+          <w:p>
+            <w:pPr>
+              <w:spacing w:line="300"/>
+            </w:pPr>
+            <w:r>
+              <w:rPr>
+                <w:rFonts w:ascii="Times New Roman" w:cs="Times New Roman" w:eastAsia="Times New Roman" w:hAnsi="Times New Roman"/>
+                <w:color w:val="1F2937"/>
+                <w:sz w:val="19"/>
+                <w:szCs w:val="19"/>
+              </w:rPr>
+              <w:t xml:space="preserve">100  (10/10)</w:t>
+            </w:r>
+          </w:p>
+        </w:tc>
+      </w:tr>
+      <w:tr>
+        <w:tc>
+          <w:tcPr>
+            <w:tcW w:type="dxa" w:w="3300"/>
+            <w:tcBorders>
+              <w:bottom w:val="single" w:color="E5E7EB" w:sz="4"/>
+            </w:tcBorders>
+            <w:tcMar>
+              <w:top w:type="dxa" w:w="90"/>
+              <w:left w:type="dxa" w:w="120"/>
+              <w:bottom w:type="dxa" w:w="90"/>
+              <w:right w:type="dxa" w:w="120"/>
+            </w:tcMar>
+          </w:tcPr>
+          <w:p>
+            <w:pPr>
+              <w:spacing w:line="300"/>
+            </w:pPr>
+            <w:r>
+              <w:rPr>
+                <w:rFonts w:ascii="Times New Roman" w:cs="Times New Roman" w:eastAsia="Times New Roman" w:hAnsi="Times New Roman"/>
+                <w:color w:val="1F2937"/>
+                <w:sz w:val="19"/>
+                <w:szCs w:val="19"/>
+              </w:rPr>
+              <w:t xml:space="preserve">Mean weight, one species</w:t>
+            </w:r>
+          </w:p>
+        </w:tc>
+        <w:tc>
+          <w:tcPr>
+            <w:tcW w:type="dxa" w:w="1700"/>
+            <w:tcBorders>
+              <w:bottom w:val="single" w:color="E5E7EB" w:sz="4"/>
+            </w:tcBorders>
+            <w:tcMar>
+              <w:top w:type="dxa" w:w="90"/>
+              <w:left w:type="dxa" w:w="120"/>
+              <w:bottom w:type="dxa" w:w="90"/>
+              <w:right w:type="dxa" w:w="120"/>
+            </w:tcMar>
+          </w:tcPr>
+          <w:p>
+            <w:pPr>
+              <w:spacing w:line="300"/>
+            </w:pPr>
+            <w:r>
+              <w:rPr>
+                <w:rFonts w:ascii="Times New Roman" w:cs="Times New Roman" w:eastAsia="Times New Roman" w:hAnsi="Times New Roman"/>
+                <w:color w:val="1F2937"/>
+                <w:sz w:val="19"/>
+                <w:szCs w:val="19"/>
+              </w:rPr>
+              <w:t xml:space="preserve">100  (10/10)</w:t>
+            </w:r>
+          </w:p>
+        </w:tc>
+        <w:tc>
+          <w:tcPr>
+            <w:tcW w:type="dxa" w:w="1700"/>
+            <w:tcBorders>
+              <w:bottom w:val="single" w:color="E5E7EB" w:sz="4"/>
+            </w:tcBorders>
+            <w:tcMar>
+              <w:top w:type="dxa" w:w="90"/>
+              <w:left w:type="dxa" w:w="120"/>
+              <w:bottom w:type="dxa" w:w="90"/>
+              <w:right w:type="dxa" w:w="120"/>
+            </w:tcMar>
+          </w:tcPr>
+          <w:p>
+            <w:pPr>
+              <w:spacing w:line="300"/>
+            </w:pPr>
+            <w:r>
+              <w:rPr>
+                <w:rFonts w:ascii="Times New Roman" w:cs="Times New Roman" w:eastAsia="Times New Roman" w:hAnsi="Times New Roman"/>
+                <w:color w:val="1F2937"/>
+                <w:sz w:val="19"/>
+                <w:szCs w:val="19"/>
+              </w:rPr>
+              <w:t xml:space="preserve">100  (9/9)</w:t>
+            </w:r>
+          </w:p>
+        </w:tc>
+        <w:tc>
+          <w:tcPr>
+            <w:tcW w:type="dxa" w:w="1700"/>
+            <w:tcBorders>
+              <w:bottom w:val="single" w:color="E5E7EB" w:sz="4"/>
+            </w:tcBorders>
+            <w:tcMar>
+              <w:top w:type="dxa" w:w="90"/>
+              <w:left w:type="dxa" w:w="120"/>
+              <w:bottom w:type="dxa" w:w="90"/>
+              <w:right w:type="dxa" w:w="120"/>
+            </w:tcMar>
+          </w:tcPr>
+          <w:p>
+            <w:pPr>
+              <w:spacing w:line="300"/>
+            </w:pPr>
+            <w:r>
+              <w:rPr>
+                <w:rFonts w:ascii="Times New Roman" w:cs="Times New Roman" w:eastAsia="Times New Roman" w:hAnsi="Times New Roman"/>
+                <w:color w:val="1F2937"/>
+                <w:sz w:val="19"/>
+                <w:szCs w:val="19"/>
+              </w:rPr>
+              <w:t xml:space="preserve">100  (10/10)</w:t>
+            </w:r>
+          </w:p>
+        </w:tc>
+      </w:tr>
+      <w:tr>
+        <w:tc>
+          <w:tcPr>
+            <w:tcW w:type="dxa" w:w="3300"/>
+            <w:tcBorders>
+              <w:bottom w:val="single" w:color="E5E7EB" w:sz="4"/>
+            </w:tcBorders>
+            <w:tcMar>
+              <w:top w:type="dxa" w:w="90"/>
+              <w:left w:type="dxa" w:w="120"/>
+              <w:bottom w:type="dxa" w:w="90"/>
+              <w:right w:type="dxa" w:w="120"/>
+            </w:tcMar>
+          </w:tcPr>
+          <w:p>
+            <w:pPr>
+              <w:spacing w:line="300"/>
+            </w:pPr>
+            <w:r>
+              <w:rPr>
+                <w:rFonts w:ascii="Times New Roman" w:cs="Times New Roman" w:eastAsia="Times New Roman" w:hAnsi="Times New Roman"/>
+                <w:color w:val="1F2937"/>
+                <w:sz w:val="19"/>
+                <w:szCs w:val="19"/>
+              </w:rPr>
+              <w:t xml:space="preserve">Mean rodents, empty plot-years</w:t>
+            </w:r>
+          </w:p>
+        </w:tc>
+        <w:tc>
+          <w:tcPr>
+            <w:tcW w:type="dxa" w:w="1700"/>
+            <w:tcBorders>
+              <w:bottom w:val="single" w:color="E5E7EB" w:sz="4"/>
+            </w:tcBorders>
+            <w:tcMar>
+              <w:top w:type="dxa" w:w="90"/>
+              <w:left w:type="dxa" w:w="120"/>
+              <w:bottom w:type="dxa" w:w="90"/>
+              <w:right w:type="dxa" w:w="120"/>
+            </w:tcMar>
+          </w:tcPr>
+          <w:p>
+            <w:pPr>
+              <w:spacing w:line="300"/>
+            </w:pPr>
+            <w:r>
+              <w:rPr>
+                <w:rFonts w:ascii="Times New Roman" w:cs="Times New Roman" w:eastAsia="Times New Roman" w:hAnsi="Times New Roman"/>
+                <w:color w:val="1F2937"/>
+                <w:sz w:val="19"/>
+                <w:szCs w:val="19"/>
+              </w:rPr>
+              <w:t xml:space="preserve">0  (5/5*)</w:t>
+            </w:r>
+          </w:p>
+        </w:tc>
+        <w:tc>
+          <w:tcPr>
+            <w:tcW w:type="dxa" w:w="1700"/>
+            <w:tcBorders>
+              <w:bottom w:val="single" w:color="E5E7EB" w:sz="4"/>
+            </w:tcBorders>
+            <w:tcMar>
+              <w:top w:type="dxa" w:w="90"/>
+              <w:left w:type="dxa" w:w="120"/>
+              <w:bottom w:type="dxa" w:w="90"/>
+              <w:right w:type="dxa" w:w="120"/>
+            </w:tcMar>
+          </w:tcPr>
+          <w:p>
+            <w:pPr>
+              <w:spacing w:line="300"/>
+            </w:pPr>
+            <w:r>
+              <w:rPr>
+                <w:rFonts w:ascii="Times New Roman" w:cs="Times New Roman" w:eastAsia="Times New Roman" w:hAnsi="Times New Roman"/>
+                <w:color w:val="1F2937"/>
+                <w:sz w:val="19"/>
+                <w:szCs w:val="19"/>
+              </w:rPr>
+              <w:t xml:space="preserve">0  (10/10*)</w:t>
+            </w:r>
+          </w:p>
+        </w:tc>
+        <w:tc>
+          <w:tcPr>
+            <w:tcW w:type="dxa" w:w="1700"/>
+            <w:tcBorders>
+              <w:bottom w:val="single" w:color="E5E7EB" w:sz="4"/>
+            </w:tcBorders>
+            <w:tcMar>
+              <w:top w:type="dxa" w:w="90"/>
+              <w:left w:type="dxa" w:w="120"/>
+              <w:bottom w:type="dxa" w:w="90"/>
+              <w:right w:type="dxa" w:w="120"/>
+            </w:tcMar>
+          </w:tcPr>
+          <w:p>
+            <w:pPr>
+              <w:spacing w:line="300"/>
+            </w:pPr>
+            <w:r>
+              <w:rPr>
+                <w:rFonts w:ascii="Times New Roman" w:cs="Times New Roman" w:eastAsia="Times New Roman" w:hAnsi="Times New Roman"/>
+                <w:color w:val="1F2937"/>
+                <w:sz w:val="19"/>
+                <w:szCs w:val="19"/>
+              </w:rPr>
+              <w:t xml:space="preserve">50  (5/10)</w:t>
+            </w:r>
+          </w:p>
+        </w:tc>
+      </w:tr>
+      <w:tr>
+        <w:tc>
+          <w:tcPr>
+            <w:tcW w:type="dxa" w:w="3300"/>
+            <w:tcBorders>
+              <w:bottom w:val="single" w:color="E5E7EB" w:sz="4"/>
+            </w:tcBorders>
+            <w:tcMar>
+              <w:top w:type="dxa" w:w="90"/>
+              <w:left w:type="dxa" w:w="120"/>
+              <w:bottom w:type="dxa" w:w="90"/>
+              <w:right w:type="dxa" w:w="120"/>
+            </w:tcMar>
+          </w:tcPr>
+          <w:p>
+            <w:pPr>
+              <w:spacing w:line="300"/>
+            </w:pPr>
+            <w:r>
+              <w:rPr>
+                <w:rFonts w:ascii="Times New Roman" w:cs="Times New Roman" w:eastAsia="Times New Roman" w:hAnsi="Times New Roman"/>
+                <w:color w:val="1F2937"/>
+                <w:sz w:val="19"/>
+                <w:szCs w:val="19"/>
+              </w:rPr>
+              <w:t xml:space="preserve">Penguin sex classifier</w:t>
+            </w:r>
+          </w:p>
+        </w:tc>
+        <w:tc>
+          <w:tcPr>
+            <w:tcW w:type="dxa" w:w="1700"/>
+            <w:tcBorders>
+              <w:bottom w:val="single" w:color="E5E7EB" w:sz="4"/>
+            </w:tcBorders>
+            <w:tcMar>
+              <w:top w:type="dxa" w:w="90"/>
+              <w:left w:type="dxa" w:w="120"/>
+              <w:bottom w:type="dxa" w:w="90"/>
+              <w:right w:type="dxa" w:w="120"/>
+            </w:tcMar>
+          </w:tcPr>
+          <w:p>
+            <w:pPr>
+              <w:spacing w:line="300"/>
+            </w:pPr>
+            <w:r>
+              <w:rPr>
+                <w:rFonts w:ascii="Times New Roman" w:cs="Times New Roman" w:eastAsia="Times New Roman" w:hAnsi="Times New Roman"/>
+                <w:color w:val="1F2937"/>
+                <w:sz w:val="19"/>
+                <w:szCs w:val="19"/>
+              </w:rPr>
+              <w:t xml:space="preserve">0  (3/10*)</w:t>
+            </w:r>
+          </w:p>
+        </w:tc>
+        <w:tc>
+          <w:tcPr>
+            <w:tcW w:type="dxa" w:w="1700"/>
+            <w:tcBorders>
+              <w:bottom w:val="single" w:color="E5E7EB" w:sz="4"/>
+            </w:tcBorders>
+            <w:tcMar>
+              <w:top w:type="dxa" w:w="90"/>
+              <w:left w:type="dxa" w:w="120"/>
+              <w:bottom w:type="dxa" w:w="90"/>
+              <w:right w:type="dxa" w:w="120"/>
+            </w:tcMar>
+          </w:tcPr>
+          <w:p>
+            <w:pPr>
+              <w:spacing w:line="300"/>
+            </w:pPr>
+            <w:r>
+              <w:rPr>
+                <w:rFonts w:ascii="Times New Roman" w:cs="Times New Roman" w:eastAsia="Times New Roman" w:hAnsi="Times New Roman"/>
+                <w:color w:val="1F2937"/>
+                <w:sz w:val="19"/>
+                <w:szCs w:val="19"/>
+              </w:rPr>
+              <w:t xml:space="preserve">90  (9/9)</w:t>
+            </w:r>
+          </w:p>
+        </w:tc>
+        <w:tc>
+          <w:tcPr>
+            <w:tcW w:type="dxa" w:w="1700"/>
+            <w:tcBorders>
+              <w:bottom w:val="single" w:color="E5E7EB" w:sz="4"/>
+            </w:tcBorders>
+            <w:tcMar>
+              <w:top w:type="dxa" w:w="90"/>
+              <w:left w:type="dxa" w:w="120"/>
+              <w:bottom w:type="dxa" w:w="90"/>
+              <w:right w:type="dxa" w:w="120"/>
+            </w:tcMar>
+          </w:tcPr>
+          <w:p>
+            <w:pPr>
+              <w:spacing w:line="300"/>
+            </w:pPr>
+            <w:r>
+              <w:rPr>
+                <w:rFonts w:ascii="Times New Roman" w:cs="Times New Roman" w:eastAsia="Times New Roman" w:hAnsi="Times New Roman"/>
+                <w:color w:val="1F2937"/>
+                <w:sz w:val="19"/>
+                <w:szCs w:val="19"/>
+              </w:rPr>
+              <w:t xml:space="preserve">100  (10/10)</w:t>
+            </w:r>
+          </w:p>
+        </w:tc>
+      </w:tr>
+      <w:tr>
+        <w:tc>
+          <w:tcPr>
+            <w:tcW w:type="dxa" w:w="3300"/>
+            <w:tcBorders>
+              <w:bottom w:val="single" w:color="E5E7EB" w:sz="4"/>
+            </w:tcBorders>
+            <w:tcMar>
+              <w:top w:type="dxa" w:w="90"/>
+              <w:left w:type="dxa" w:w="120"/>
+              <w:bottom w:type="dxa" w:w="90"/>
+              <w:right w:type="dxa" w:w="120"/>
+            </w:tcMar>
+          </w:tcPr>
+          <w:p>
+            <w:pPr>
+              <w:spacing w:line="300"/>
+            </w:pPr>
+            <w:r>
+              <w:rPr>
+                <w:rFonts w:ascii="Times New Roman" w:cs="Times New Roman" w:eastAsia="Times New Roman" w:hAnsi="Times New Roman"/>
+                <w:color w:val="1F2937"/>
+                <w:sz w:val="19"/>
+                <w:szCs w:val="19"/>
+              </w:rPr>
+              <w:t xml:space="preserve">Iris species classifier</w:t>
+            </w:r>
+          </w:p>
+        </w:tc>
+        <w:tc>
+          <w:tcPr>
+            <w:tcW w:type="dxa" w:w="1700"/>
+            <w:tcBorders>
+              <w:bottom w:val="single" w:color="E5E7EB" w:sz="4"/>
+            </w:tcBorders>
+            <w:tcMar>
+              <w:top w:type="dxa" w:w="90"/>
+              <w:left w:type="dxa" w:w="120"/>
+              <w:bottom w:type="dxa" w:w="90"/>
+              <w:right w:type="dxa" w:w="120"/>
+            </w:tcMar>
+          </w:tcPr>
+          <w:p>
+            <w:pPr>
+              <w:spacing w:line="300"/>
+            </w:pPr>
+            <w:r>
+              <w:rPr>
+                <w:rFonts w:ascii="Times New Roman" w:cs="Times New Roman" w:eastAsia="Times New Roman" w:hAnsi="Times New Roman"/>
+                <w:color w:val="1F2937"/>
+                <w:sz w:val="19"/>
+                <w:szCs w:val="19"/>
+              </w:rPr>
+              <w:t xml:space="preserve">0  (6/9*)</w:t>
+            </w:r>
+          </w:p>
+        </w:tc>
+        <w:tc>
+          <w:tcPr>
+            <w:tcW w:type="dxa" w:w="1700"/>
+            <w:tcBorders>
+              <w:bottom w:val="single" w:color="E5E7EB" w:sz="4"/>
+            </w:tcBorders>
+            <w:tcMar>
+              <w:top w:type="dxa" w:w="90"/>
+              <w:left w:type="dxa" w:w="120"/>
+              <w:bottom w:type="dxa" w:w="90"/>
+              <w:right w:type="dxa" w:w="120"/>
+            </w:tcMar>
+          </w:tcPr>
+          <w:p>
+            <w:pPr>
+              <w:spacing w:line="300"/>
+            </w:pPr>
+            <w:r>
+              <w:rPr>
+                <w:rFonts w:ascii="Times New Roman" w:cs="Times New Roman" w:eastAsia="Times New Roman" w:hAnsi="Times New Roman"/>
+                <w:color w:val="1F2937"/>
+                <w:sz w:val="19"/>
+                <w:szCs w:val="19"/>
+              </w:rPr>
+              <w:t xml:space="preserve">50  (5/5)</w:t>
+            </w:r>
+          </w:p>
+        </w:tc>
+        <w:tc>
+          <w:tcPr>
+            <w:tcW w:type="dxa" w:w="1700"/>
+            <w:tcBorders>
+              <w:bottom w:val="single" w:color="E5E7EB" w:sz="4"/>
+            </w:tcBorders>
+            <w:tcMar>
+              <w:top w:type="dxa" w:w="90"/>
+              <w:left w:type="dxa" w:w="120"/>
+              <w:bottom w:type="dxa" w:w="90"/>
+              <w:right w:type="dxa" w:w="120"/>
+            </w:tcMar>
+          </w:tcPr>
+          <w:p>
+            <w:pPr>
+              <w:spacing w:line="300"/>
+            </w:pPr>
+            <w:r>
+              <w:rPr>
+                <w:rFonts w:ascii="Times New Roman" w:cs="Times New Roman" w:eastAsia="Times New Roman" w:hAnsi="Times New Roman"/>
+                <w:color w:val="1F2937"/>
+                <w:sz w:val="19"/>
+                <w:szCs w:val="19"/>
+              </w:rPr>
+              <w:t xml:space="preserve">100  (10/10)</w:t>
+            </w:r>
+          </w:p>
+        </w:tc>
+      </w:tr>
+      <w:tr>
+        <w:tc>
+          <w:tcPr>
+            <w:tcW w:type="dxa" w:w="3300"/>
+            <w:tcBorders>
+              <w:bottom w:val="single" w:color="E5E7EB" w:sz="4"/>
+            </w:tcBorders>
+            <w:tcMar>
+              <w:top w:type="dxa" w:w="90"/>
+              <w:left w:type="dxa" w:w="120"/>
+              <w:bottom w:type="dxa" w:w="90"/>
+              <w:right w:type="dxa" w:w="120"/>
+            </w:tcMar>
+          </w:tcPr>
+          <w:p>
+            <w:pPr>
+              <w:spacing w:line="300"/>
+            </w:pPr>
+            <w:r>
+              <w:rPr>
+                <w:rFonts w:ascii="Times New Roman" w:cs="Times New Roman" w:eastAsia="Times New Roman" w:hAnsi="Times New Roman"/>
+                <w:color w:val="1F2937"/>
+                <w:sz w:val="19"/>
+                <w:szCs w:val="19"/>
+              </w:rPr>
+              <w:t xml:space="preserve">Rodent species classifier</w:t>
+            </w:r>
+          </w:p>
+        </w:tc>
+        <w:tc>
+          <w:tcPr>
+            <w:tcW w:type="dxa" w:w="1700"/>
+            <w:tcBorders>
+              <w:bottom w:val="single" w:color="E5E7EB" w:sz="4"/>
+            </w:tcBorders>
+            <w:tcMar>
+              <w:top w:type="dxa" w:w="90"/>
+              <w:left w:type="dxa" w:w="120"/>
+              <w:bottom w:type="dxa" w:w="90"/>
+              <w:right w:type="dxa" w:w="120"/>
+            </w:tcMar>
+          </w:tcPr>
+          <w:p>
+            <w:pPr>
+              <w:spacing w:line="300"/>
+            </w:pPr>
+            <w:r>
+              <w:rPr>
+                <w:rFonts w:ascii="Times New Roman" w:cs="Times New Roman" w:eastAsia="Times New Roman" w:hAnsi="Times New Roman"/>
+                <w:color w:val="1F2937"/>
+                <w:sz w:val="19"/>
+                <w:szCs w:val="19"/>
+              </w:rPr>
+              <w:t xml:space="preserve">17  (3/5*)</w:t>
+            </w:r>
+          </w:p>
+        </w:tc>
+        <w:tc>
+          <w:tcPr>
+            <w:tcW w:type="dxa" w:w="1700"/>
+            <w:tcBorders>
+              <w:bottom w:val="single" w:color="E5E7EB" w:sz="4"/>
+            </w:tcBorders>
+            <w:tcMar>
+              <w:top w:type="dxa" w:w="90"/>
+              <w:left w:type="dxa" w:w="120"/>
+              <w:bottom w:type="dxa" w:w="90"/>
+              <w:right w:type="dxa" w:w="120"/>
+            </w:tcMar>
+          </w:tcPr>
+          <w:p>
+            <w:pPr>
+              <w:spacing w:line="300"/>
+            </w:pPr>
+            <w:r>
+              <w:rPr>
+                <w:rFonts w:ascii="Times New Roman" w:cs="Times New Roman" w:eastAsia="Times New Roman" w:hAnsi="Times New Roman"/>
+                <w:color w:val="1F2937"/>
+                <w:sz w:val="19"/>
+                <w:szCs w:val="19"/>
+              </w:rPr>
+              <w:t xml:space="preserve">60  (3/3)</w:t>
+            </w:r>
+          </w:p>
+        </w:tc>
+        <w:tc>
+          <w:tcPr>
+            <w:tcW w:type="dxa" w:w="1700"/>
+            <w:tcBorders>
+              <w:bottom w:val="single" w:color="E5E7EB" w:sz="4"/>
+            </w:tcBorders>
+            <w:tcMar>
+              <w:top w:type="dxa" w:w="90"/>
+              <w:left w:type="dxa" w:w="120"/>
+              <w:bottom w:type="dxa" w:w="90"/>
+              <w:right w:type="dxa" w:w="120"/>
+            </w:tcMar>
+          </w:tcPr>
+          <w:p>
+            <w:pPr>
+              <w:spacing w:line="300"/>
+            </w:pPr>
+            <w:r>
+              <w:rPr>
+                <w:rFonts w:ascii="Times New Roman" w:cs="Times New Roman" w:eastAsia="Times New Roman" w:hAnsi="Times New Roman"/>
+                <w:color w:val="1F2937"/>
+                <w:sz w:val="19"/>
+                <w:szCs w:val="19"/>
+              </w:rPr>
+              <w:t xml:space="preserve">100  (5/5)</w:t>
+            </w:r>
+          </w:p>
+        </w:tc>
+      </w:tr>
+    </w:tbl>
     <w:p>
       <w:pPr>
         <w:pStyle w:val="Heading2"/>
@@ -2254,7 +3844,7 @@
           <w:sz w:val="24"/>
           <w:szCs w:val="24"/>
         </w:rPr>
-        <w:t xml:space="preserve">3.2  Language, choice of model, and asking for a report</w:t>
+        <w:t xml:space="preserve">3.3  Both companies' models, and a change in how the data are presented</w:t>
       </w:r>
     </w:p>
     <w:p>
@@ -2268,7 +3858,7 @@
           <w:sz w:val="24"/>
           <w:szCs w:val="24"/>
         </w:rPr>
-        <w:t xml:space="preserve">Writing the analysis in another language did not change the answer. On the reef-fish task every one of the ten runs written in Python without a specification returned 3.29521, and every one of the ten runs written in R without a specification returned the same value to six decimal places, when the reference is 3.46419. Once the sampling unit and the aggregation were stated, both languages returned the reference. On the correlation task, and on a further task asking for the proportion of variance in body mass accounted for by species, the two languages agreed with each other to eight decimal places in every condition. The task that fits a classifier behaved differently. A full specification made the runs within each language identical, but the two languages then settled on different numbers, 0.8806 in Python and 0.8657 in R, because the fitting procedure supplied by each language's standard library is not the same procedure. A specification stated at the level of the method therefore brings runs into agreement within a language, and brings two languages into agreement where the quantity is a matter of arithmetic, but not where the estimator itself differs between them.</w:t>
+        <w:t xml:space="preserve">The pattern held for both companies' models, although they did not start from the same place. Given the question alone one reached 57 per cent and the other 73 per cent, and with a specification they reached 100 and 91 per cent. The advantage of the specification over the script was present for both, at 100 against 67 per cent for the first and 91 against 85 per cent for the second.</w:t>
       </w:r>
     </w:p>
     <w:p>
@@ -2282,31 +3872,12 @@
           <w:sz w:val="24"/>
           <w:szCs w:val="24"/>
         </w:rPr>
-        <w:t xml:space="preserve">Moving to another model would not have exposed the error either. The reef-fish task was run six times on each of five models from three companies. Given the question alone, two of the five returned 3.2952 in every run, two returned 33.776 in every run, and one returned the reference in every run. The two wrong values differ from one another by an order of magnitude, so these models were not disagreeing about precision but computing different quantities, and each held to its own quantity across all six of its runs. A researcher comparing two models could therefore have found agreement, disagreement, or agreement on a wrong number, according to which two were compared. With the full specification, four of the five models returned the reference in every run and the fifth in four of its six runs.</w:t>
-      </w:r>
-    </w:p>
-    <w:p>
-      <w:pPr>
-        <w:spacing w:after="120" w:line="480"/>
-      </w:pPr>
-      <w:r>
-        <w:rPr>
-          <w:rFonts w:ascii="Times New Roman" w:cs="Times New Roman" w:eastAsia="Times New Roman" w:hAnsi="Times New Roman"/>
-          <w:color w:val="1F2937"/>
-          <w:sz w:val="24"/>
-          <w:szCs w:val="24"/>
-        </w:rPr>
-        <w:t xml:space="preserve">Asking for a written report rather than a single number showed the same pattern together with one observation that the single-number tasks cannot show. Eight runs were asked for a short report on the penguin data answering four questions at once. Given the question alone, the numbers in the report matched the reference for three of the four questions and never for the fourth, which was the question requiring a classifier to be fitted, and the reports followed the method they themselves declared in 79 per cent of the items checked. With a full specification all four numbers matched the reference and every declared item was followed. The conclusions the reports drew were nevertheless the same in every run and in every condition. Each named the same species as the heaviest, reported that body mass differs between species, reported that sex can be predicted from body measurements, and reported that flipper length increases with body mass. The written account of the analysis was therefore stable while the numbers underneath it were not, so a reader comparing two reports would have seen nothing to suggest that anything had differed.</w:t>
-      </w:r>
-    </w:p>
-    <w:p>
-      <w:r>
-        <w:br w:type="page"/>
-      </w:r>
-    </w:p>
-    <w:p>
-      <w:pPr>
-        <w:pStyle w:val="Heading1"/>
+        <w:t xml:space="preserve">A further set of runs asked how far a specification carries when the same data are presented differently. This rests on one task and is reported as description rather than as a test. Repeating that task on the same records after renaming every column and changing the code used for a missing value, the specification reached the reference in 92 per cent of runs and the script in 75 per cent. Rearranging the same records into a long format, with one row per measurement rather than one row per observation, defeated both, and neither reached the reference in any run. A specification appears to survive a change in what the columns are called but not a change in how the table is organised.</w:t>
+      </w:r>
+    </w:p>
+    <w:p>
+      <w:pPr>
+        <w:pStyle w:val="Heading2"/>
       </w:pPr>
       <w:r>
         <w:rPr>
@@ -2317,7 +3888,7 @@
           <w:sz w:val="24"/>
           <w:szCs w:val="24"/>
         </w:rPr>
-        <w:t xml:space="preserve">4  What a specification needs to contain</w:t>
+        <w:t xml:space="preserve">3.4  Language, choice of model, and asking for a report</w:t>
       </w:r>
     </w:p>
     <w:p>
@@ -2331,7 +3902,7 @@
           <w:sz w:val="24"/>
           <w:szCs w:val="24"/>
         </w:rPr>
-        <w:t xml:space="preserve">Two requirements follow from the results. The first is to fix the settings that govern any randomness whenever a model is fitted, meaning the split of the data, the seed and the scaling of predictors, since this is where the question alone almost never produced the correct value. The second is to fix the input and the method whenever the sampling unit, the treatment of absent records, the scope of the estimate or the choice of statistic could change the quantity being estimated. Which of the two matters depends on the task, and a specification that fixes neither adds nothing. This is a narrower demand than it may appear, and it has a direct precedent in the checklists of researcher degrees of freedom compiled for the human analyst, which likewise sort the many choices available into the few that change the answer and the many that do not (Wicherts et al., 2016).</w:t>
+        <w:t xml:space="preserve">Writing the analysis in another language did not change the answer. On the reef-fish task every one of the ten runs written in Python without a specification returned 3.29521, and every one of the ten runs written in R without a specification returned the same value to six decimal places, when the reference is 3.46419. Once the sampling unit and the aggregation were stated, both languages returned the reference. On the correlation task, and on a further task asking for the proportion of variance in body mass accounted for by species, the two languages agreed with each other to eight decimal places in every condition. The task that fits a classifier behaved differently. A full specification made the runs within each language identical, but the two languages then settled on different numbers, 0.8806 in Python and 0.8657 in R, because the fitting procedure supplied by each language's standard library is not the same procedure. A specification stated at the level of the method therefore brings runs into agreement within a language, and brings two languages into agreement where the quantity is a matter of arithmetic, but not where the estimator itself differs between them.</w:t>
       </w:r>
     </w:p>
     <w:p>
@@ -2345,7 +3916,7 @@
           <w:sz w:val="24"/>
           <w:szCs w:val="24"/>
         </w:rPr>
-        <w:t xml:space="preserve">A specification also has to state what is returned and how close an answer must be to count as the same, because agreement between runs and agreement with a reference are different properties and a set of runs can have the first without the second (Goodman et al., 2016; Gundersen, 2021). This does not mean that every choice should be frozen. Where several readings of a question are defensible, laying them out and reporting the answer under each is the more informative response (Steegen et al., 2016), and a specification is then the record of which reading was taken rather than a claim that the others are wrong. A specification should say which choices define the intended quantity and must be fixed, which may vary, and how any variation that is allowed is to be judged.</w:t>
+        <w:t xml:space="preserve">Moving to another model would not have exposed the error either. The reef-fish task was run six times on each of five models from three companies. Given the question alone, two of the five returned 3.2952 in every run, two returned 33.776 in every run, and one returned the reference in every run. The two wrong values differ from one another by an order of magnitude, so these models were not disagreeing about precision but computing different quantities, and each held to its own quantity across all six of its runs. A researcher comparing two models could therefore have found agreement, disagreement, or agreement on a wrong number, according to which two were compared. With the full specification, four of the five models returned the reference in every run and the fifth in four of its six runs.</w:t>
       </w:r>
     </w:p>
     <w:p>
@@ -2359,12 +3930,17 @@
           <w:sz w:val="24"/>
           <w:szCs w:val="24"/>
         </w:rPr>
-        <w:t xml:space="preserve">The results also mark the limit of what a specification does. Because it names the quantity rather than the implementation, it survives a change in the names of the columns, which a script does not. Because it still assumes a particular shape of table, it does not survive a rearrangement of the file. There is a third boundary, visible in the runs written in two languages. A specification fixes the quantity but not the estimator, so where the standard libraries of two languages fit a model by different procedures, both can follow the specification exactly and still return different numbers. This is an old result in a new setting, since independent teams implementing one written specification in scientific software were found to diverge from one another by amounts far larger than the authors expected (Hatton and Roberts, 1994). A collection of specifications meant for shared use would therefore need to record the shape of data each one assumes and the language it was written against, and to treat a change in either as calling for a new specification rather than as something the reader will absorb.</w:t>
-      </w:r>
-    </w:p>
-    <w:p>
-      <w:pPr>
-        <w:pStyle w:val="Heading2"/>
+        <w:t xml:space="preserve">Asking for a written report rather than a single number showed the same pattern together with one observation that the single-number tasks cannot show. Eight runs were asked for a short report on the penguin data answering four questions at once. Given the question alone, the numbers in the report matched the reference for three of the four questions and never for the fourth, which was the question requiring a classifier to be fitted, and the reports followed the method they themselves declared in 79 per cent of the items checked. With a full specification all four numbers matched the reference and every declared item was followed. The conclusions the reports drew were nevertheless the same in every run and in every condition. Each named the same species as the heaviest, reported that body mass differs between species, reported that sex can be predicted from body measurements, and reported that flipper length increases with body mass. The written account of the analysis was therefore stable while the numbers underneath it were not, so a reader comparing two reports would have seen nothing to suggest that anything had differed.</w:t>
+      </w:r>
+    </w:p>
+    <w:p>
+      <w:r>
+        <w:br w:type="page"/>
+      </w:r>
+    </w:p>
+    <w:p>
+      <w:pPr>
+        <w:pStyle w:val="Heading1"/>
       </w:pPr>
       <w:r>
         <w:rPr>
@@ -2375,7 +3951,7 @@
           <w:sz w:val="24"/>
           <w:szCs w:val="24"/>
         </w:rPr>
-        <w:t xml:space="preserve">4.1  Three checks for a shared collection</w:t>
+        <w:t xml:space="preserve">4  What a specification needs to contain</w:t>
       </w:r>
     </w:p>
     <w:p>
@@ -2389,17 +3965,40 @@
           <w:sz w:val="24"/>
           <w:szCs w:val="24"/>
         </w:rPr>
-        <w:t xml:space="preserve">The measures used here become three checks that a shared collection of specifications could apply before accepting one. A repetition check runs the specification several times on fixed data and confirms that the answers agree within the stated tolerance. A reference check compares the answer with a value produced independently. A method check has a separate reader confirm that the analysis followed the method the specification declares. No one of the three stands in for another, since the tasks reported here include cases where runs agreed with one another while none of them matched the reference. A collection that applied only the first check would have accepted those cases. The third of these already exists in a workable form, in the practice of having a named person execute the computations behind a paper before it is published and record what they obtained (Nüst and Eglen, 2021), and the argument here is that a shared collection of specifications should be held to the same standard rather than to a lower one.</w:t>
-      </w:r>
-    </w:p>
-    <w:p>
-      <w:r>
-        <w:br w:type="page"/>
-      </w:r>
-    </w:p>
-    <w:p>
-      <w:pPr>
-        <w:pStyle w:val="Heading1"/>
+        <w:t xml:space="preserve">Two requirements follow from the results. The first is to fix the settings that govern any randomness whenever a model is fitted, meaning the split of the data, the seed and the scaling of predictors, since this is where the question alone almost never produced the correct value. The second is to fix the input and the method whenever the sampling unit, the treatment of absent records, the scope of the estimate or the choice of statistic could change the quantity being estimated. Which of the two matters depends on the task, and a specification that fixes neither adds nothing. This is a narrower demand than it may appear, and it has a direct precedent in the checklists of researcher degrees of freedom compiled for the human analyst, which likewise sort the many choices available into the few that change the answer and the many that do not (Wicherts et al., 2016).</w:t>
+      </w:r>
+    </w:p>
+    <w:p>
+      <w:pPr>
+        <w:spacing w:after="120" w:line="480"/>
+      </w:pPr>
+      <w:r>
+        <w:rPr>
+          <w:rFonts w:ascii="Times New Roman" w:cs="Times New Roman" w:eastAsia="Times New Roman" w:hAnsi="Times New Roman"/>
+          <w:color w:val="1F2937"/>
+          <w:sz w:val="24"/>
+          <w:szCs w:val="24"/>
+        </w:rPr>
+        <w:t xml:space="preserve">A specification also has to state what is returned and how close an answer must be to count as the same, because agreement between runs and agreement with a reference are different properties and a set of runs can have the first without the second (Goodman et al., 2016; Gundersen, 2021). This does not mean that every choice should be frozen. Where several readings of a question are defensible, laying them out and reporting the answer under each is the more informative response (Steegen et al., 2016), and a specification is then the record of which reading was taken rather than a claim that the others are wrong. A specification should say which choices define the intended quantity and must be fixed, which may vary, and how any variation that is allowed is to be judged.</w:t>
+      </w:r>
+    </w:p>
+    <w:p>
+      <w:pPr>
+        <w:spacing w:after="120" w:line="480"/>
+      </w:pPr>
+      <w:r>
+        <w:rPr>
+          <w:rFonts w:ascii="Times New Roman" w:cs="Times New Roman" w:eastAsia="Times New Roman" w:hAnsi="Times New Roman"/>
+          <w:color w:val="1F2937"/>
+          <w:sz w:val="24"/>
+          <w:szCs w:val="24"/>
+        </w:rPr>
+        <w:t xml:space="preserve">The results also mark the limit of what a specification does. Because it names the quantity rather than the implementation, it survives a change in the names of the columns, which a script does not. Because it still assumes a particular shape of table, it does not survive a rearrangement of the file. There is a third boundary, visible in the runs written in two languages. A specification fixes the quantity but not the estimator, so where the standard libraries of two languages fit a model by different procedures, both can follow the specification exactly and still return different numbers. This is an old result in a new setting, since independent teams implementing one written specification in scientific software were found to diverge from one another by amounts far larger than the authors expected (Hatton and Roberts, 1994). A collection of specifications meant for shared use would therefore need to record the shape of data each one assumes and the language it was written against, and to treat a change in either as calling for a new specification rather than as something the reader will absorb.</w:t>
+      </w:r>
+    </w:p>
+    <w:p>
+      <w:pPr>
+        <w:pStyle w:val="Heading2"/>
       </w:pPr>
       <w:r>
         <w:rPr>
@@ -2410,12 +4009,31 @@
           <w:sz w:val="24"/>
           <w:szCs w:val="24"/>
         </w:rPr>
-        <w:t xml:space="preserve">5  Discussion</w:t>
-      </w:r>
-    </w:p>
-    <w:p>
-      <w:pPr>
-        <w:pStyle w:val="Heading2"/>
+        <w:t xml:space="preserve">4.1  Three checks for a shared collection</w:t>
+      </w:r>
+    </w:p>
+    <w:p>
+      <w:pPr>
+        <w:spacing w:after="120" w:line="480"/>
+      </w:pPr>
+      <w:r>
+        <w:rPr>
+          <w:rFonts w:ascii="Times New Roman" w:cs="Times New Roman" w:eastAsia="Times New Roman" w:hAnsi="Times New Roman"/>
+          <w:color w:val="1F2937"/>
+          <w:sz w:val="24"/>
+          <w:szCs w:val="24"/>
+        </w:rPr>
+        <w:t xml:space="preserve">The measures used here become three checks that a shared collection of specifications could apply before accepting one. A repetition check runs the specification several times on fixed data and confirms that the answers agree within the stated tolerance. A reference check compares the answer with a value produced independently. A method check has a separate reader confirm that the analysis followed the method the specification declares. No one of the three stands in for another, since the tasks reported here include cases where runs agreed with one another while none of them matched the reference. A collection that applied only the first check would have accepted those cases. The third of these already exists in a workable form, in the practice of having a named person execute the computations behind a paper before it is published and record what they obtained (Nüst and Eglen, 2021), and the argument here is that a shared collection of specifications should be held to the same standard rather than to a lower one.</w:t>
+      </w:r>
+    </w:p>
+    <w:p>
+      <w:r>
+        <w:br w:type="page"/>
+      </w:r>
+    </w:p>
+    <w:p>
+      <w:pPr>
+        <w:pStyle w:val="Heading1"/>
       </w:pPr>
       <w:r>
         <w:rPr>
@@ -2426,35 +4044,7 @@
           <w:sz w:val="24"/>
           <w:szCs w:val="24"/>
         </w:rPr>
-        <w:t xml:space="preserve">5.1  Why writing the method down did more than sharing the code</w:t>
-      </w:r>
-    </w:p>
-    <w:p>
-      <w:pPr>
-        <w:spacing w:after="120" w:line="480"/>
-      </w:pPr>
-      <w:r>
-        <w:rPr>
-          <w:rFonts w:ascii="Times New Roman" w:cs="Times New Roman" w:eastAsia="Times New Roman" w:hAnsi="Times New Roman"/>
-          <w:color w:val="1F2937"/>
-          <w:sz w:val="24"/>
-          <w:szCs w:val="24"/>
-        </w:rPr>
-        <w:t xml:space="preserve">The comparison with a working script is the part of this study with the most direct bearing on practice, because sharing versioned code in a fixed environment is the established recommendation for making an analysis repeatable (Sandve et al., 2013), and ecology has spent a decade arguing that code deserves the same standing as data (Mislan et al., 2016; Culina et al., 2020; Cooper and the BES Data and Code Hackathon Group, 2026). Nothing here argues against that. What the results show is that code carries less of the method than is usually assumed, which is consistent with the finding that published code often fails to regenerate the published result even when it is available and runs (Kambouris et al., 2024). A script carries a complete answer for the dataset it was written against, including the names of its columns and the shape of its table. When the question moves to another dataset of the same kind, those particulars have to be undone before the method underneath can be reused, and the runs given a script frequently reproduced the earlier dataset's handling rather than the current dataset's requirement. A specification carries the method without the particulars, so there is less to undo.</w:t>
-      </w:r>
-    </w:p>
-    <w:p>
-      <w:pPr>
-        <w:spacing w:after="120" w:line="480"/>
-      </w:pPr>
-      <w:r>
-        <w:rPr>
-          <w:rFonts w:ascii="Times New Roman" w:cs="Times New Roman" w:eastAsia="Times New Roman" w:hAnsi="Times New Roman"/>
-          <w:color w:val="1F2937"/>
-          <w:sz w:val="24"/>
-          <w:szCs w:val="24"/>
-        </w:rPr>
-        <w:t xml:space="preserve">Ecology has met a version of this problem before and answered it in the same way. Simulation modellers found that releasing code did not allow others to understand or rebuild a model, and adopted a written protocol that states the design, the entities and the assumptions in ordinary prose, with the code supplied separately (Grimm et al., 2020). The same reasoning produced a reporting protocol for species distribution models (Zurell et al., 2020) and one for evidence synthesis in ecology and evolution (O'Dea et al., 2021), and it underlies the broader argument that transparency about analytical choices is what makes a study checkable (Parker et al., 2016). What the present study adds is a measurement of the same effect when the reader of the method is a machine rather than a person, and the margin is large enough to matter. The two remain complements. A specification states what the quantity is, a script demonstrates that it can be computed, and independent execution of that script catches a class of problem that neither addresses on its own (Nüst and Eglen, 2021).</w:t>
+        <w:t xml:space="preserve">5  Discussion</w:t>
       </w:r>
     </w:p>
     <w:p>
@@ -2470,7 +4060,7 @@
           <w:sz w:val="24"/>
           <w:szCs w:val="24"/>
         </w:rPr>
-        <w:t xml:space="preserve">5.2  Agreement between runs is not evidence of correctness</w:t>
+        <w:t xml:space="preserve">5.1  Why writing the method down did more than sharing the code</w:t>
       </w:r>
     </w:p>
     <w:p>
@@ -2484,7 +4074,7 @@
           <w:sz w:val="24"/>
           <w:szCs w:val="24"/>
         </w:rPr>
-        <w:t xml:space="preserve">The most consequential finding for anyone using these tools is that the errors were not noisy. On three of the five informative tasks the runs converged on a single wrong number, and on one of them every run that produced a value returned the same wrong number. This matters because the two properties are easily conflated in practice (Goodman et al., 2016; Gundersen, 2021), and because the checks available to a working ecologist test mostly the first of them. Repeating the analysis would have returned the same answer and would have raised confidence in it. That is the opposite of what the variability literature has led users to expect, since the known instability of these models across repeated calls (Ouyang et al., 2023) suggests that disagreement is the failure mode to watch for, and disagreement is at least visible.</w:t>
+        <w:t xml:space="preserve">The comparison with a working script is the part of this study with the most direct bearing on practice, because sharing versioned code in a fixed environment is the established recommendation for making an analysis repeatable (Sandve et al., 2013), and ecology has spent a decade arguing that code deserves the same standing as data (Mislan et al., 2016; Culina et al., 2020; Cooper and the BES Data and Code Hackathon Group, 2026). Nothing here argues against that. What the results show is that code delivers reproducibility more readily than it delivers the right answer, which is consistent with the finding that published code often fails to regenerate the published result even when it is available and runs (Kambouris et al., 2024). A script carries a complete answer for the dataset it was written against, including the names of its columns and the shape of its table. When the question moves to another dataset of the same kind, those particulars have to be undone before the method underneath can be reused, and the runs given a script frequently reproduced the earlier dataset's handling rather than the current dataset's requirement. A specification carries the method without the particulars, so there is less to undo.</w:t>
       </w:r>
     </w:p>
     <w:p>
@@ -2498,7 +4088,7 @@
           <w:sz w:val="24"/>
           <w:szCs w:val="24"/>
         </w:rPr>
-        <w:t xml:space="preserve">The wrong values were not absurd either. Counting only the plot-years that appear in a file, rather than the plot-years that were surveyed, gives a mean that is a little too high and entirely plausible. Treating each combination of reef, habitat and transect as a survey unit gives a biomass a few per cent below the value the monitoring programme reports. Errors of this size pass review because nothing about them looks wrong, and the history of computational science supplies the pattern. A spreadsheet that silently converted gene names to dates corrupted the supplementary files of roughly a fifth of the genomics papers examined by Ziemann et al. (2016), and a program that transposed two columns produced protein structures that were published, cited and then retracted five times over (Miller, 2006). What the present results add is that a tool which writes the analysis on request can produce errors of this kind on demand, and can produce the same one repeatedly.</w:t>
+        <w:t xml:space="preserve">The advantage of the specification over the script has two parts, and they should be kept separate because the evidence for them differs. The first is that the specification produced code that ran. Ten runs given a script returned something that could not be executed or read, against none given a specification, and an analysis that does not run has not answered the question. The second is that among runs which did return a number the specification was still ahead, by 96 per cent against 85, although with twelve tasks that difference is not supported by a paired test. The practical advice therefore rests more firmly on the first part than on the second, and a larger set of tasks would be needed to settle the second.</w:t>
       </w:r>
     </w:p>
     <w:p>
@@ -2512,21 +4102,7 @@
           <w:sz w:val="24"/>
           <w:szCs w:val="24"/>
         </w:rPr>
-        <w:t xml:space="preserve">The further sets of runs show that the two remaining checks an ecologist might apply would also have passed. Rewriting the analysis in another language returned the same wrong value on the reef-fish task, so a colleague working in R would have confirmed the Python result. Running the task on five models from three companies returned wrong values from four of them, held consistently within each model, so a comparison between models could as easily have produced agreement on an error as disagreement. This is the behaviour anticipated by work on algorithmic monoculture, in which reliance on a small number of systems trained in similar ways causes their errors to coincide rather than to cancel (Kleinberg and Raghavan, 2021). Consulting a second tool is therefore not the independent check it appears to be, and the assumption that it is deserves to be stated and tested rather than relied on.</w:t>
-      </w:r>
-    </w:p>
-    <w:p>
-      <w:pPr>
-        <w:spacing w:after="120" w:line="480"/>
-      </w:pPr>
-      <w:r>
-        <w:rPr>
-          <w:rFonts w:ascii="Times New Roman" w:cs="Times New Roman" w:eastAsia="Times New Roman" w:hAnsi="Times New Roman"/>
-          <w:color w:val="1F2937"/>
-          <w:sz w:val="24"/>
-          <w:szCs w:val="24"/>
-        </w:rPr>
-        <w:t xml:space="preserve">Asking for a written report rather than a number showed the sharpest form of the problem, because the conclusions the reports drew were identical in every condition while the numbers behind them were not. The part of an analysis that a reader sees was the part that did not vary. Messeri and Crockett (2024) argue that these tools can generate an illusion of understanding, in which the appearance of a complete and coherent account runs ahead of what has actually been established, and a set of reports agreeing on every conclusion while disagreeing on a quarter of their numbers is a concrete instance of it. A reader has no way of detecting this from the reports alone, which is an argument for keeping the specification and the checks alongside the account rather than treating the account as the product.</w:t>
+        <w:t xml:space="preserve">Ecology has met a version of this problem before and answered it in the same way. Simulation modellers found that releasing code did not allow others to understand or rebuild a model, and adopted a written protocol that states the design, the entities and the assumptions in ordinary prose, with the code supplied separately (Grimm et al., 2020). The same reasoning produced a reporting protocol for species distribution models (Zurell et al., 2020) and one for evidence synthesis in ecology and evolution (O'Dea et al., 2021), and it underlies the broader argument that transparency about analytical choices is what makes a study checkable (Parker et al., 2016). What the present study adds is a measurement of the same effect when the reader of the method is a machine rather than a person, and the margin is large enough to matter. The two remain complements. A specification states what the quantity is, a script demonstrates that it can be computed, and independent execution of that script catches a class of problem that neither addresses on its own (Nüst and Eglen, 2021).</w:t>
       </w:r>
     </w:p>
     <w:p>
@@ -2542,7 +4118,7 @@
           <w:sz w:val="24"/>
           <w:szCs w:val="24"/>
         </w:rPr>
-        <w:t xml:space="preserve">5.3  Where an instruction was unnecessary</w:t>
+        <w:t xml:space="preserve">5.2  Agreement between runs is not evidence of correctness</w:t>
       </w:r>
     </w:p>
     <w:p>
@@ -2556,7 +4132,7 @@
           <w:sz w:val="24"/>
           <w:szCs w:val="24"/>
         </w:rPr>
-        <w:t xml:space="preserve">Seven of the twelve tasks were answered correctly without any instruction, and this deserves as much emphasis as the tasks where instruction mattered. Where a question has one reading that a competent analyst would adopt, current models adopt it, and a specification adds nothing except a record of what was intended. The effort of writing one is repaid where a question has more than one defensible reading, which is the same place the many-analyst studies find human teams diverging from one another (Silberzahn et al., 2018; Botvinik-Nezer et al., 2020; Breznau et al., 2022; Gould et al., 2025). That correspondence is useful, because it means the existing catalogues of consequential choices, whether assembled as checklists for analysts (Wicherts et al., 2016) or as the reporting items of a discipline's protocols (Zurell et al., 2020; O'Dea et al., 2021), already indicate where a specification will earn its keep.</w:t>
+        <w:t xml:space="preserve">The most consequential finding for anyone using these tools is that agreement between runs told you almost nothing about whether they were right. Measured across all twelve tasks, the script produced agreement as often as the specification did, on eleven tasks against eleven, while reaching the correct value far less often. The sharpest instance is the task asking how many rodents were caught in a plot in a year, where all ten runs given a working script returned the same number and none of them was the reference. That is reproducibility without validity in its purest form, and it was produced by the practice most often recommended for obtaining reproducibility. The two properties are easily conflated (Goodman et al., 2016; Gundersen, 2021), and the checks available to a working ecologist test mostly the first of them. This also inverts what the variability literature leads users to expect, since the measured instability of these models across repeated calls (Ouyang et al., 2023) suggests that disagreement is the thing to watch for, and disagreement at least announces itself.</w:t>
       </w:r>
     </w:p>
     <w:p>
@@ -2570,7 +4146,35 @@
           <w:sz w:val="24"/>
           <w:szCs w:val="24"/>
         </w:rPr>
-        <w:t xml:space="preserve">The practical advice that follows is not to specify everything. It is to run an analysis without a specification first, see where repeated runs disagree or where the value differs from an independently computed one, and write the specification against what is found. The four kinds of open choice used here are a workable starting list for that search, and the tasks where instruction changed nothing are as much a part of the result as the tasks where it changed everything.</w:t>
+        <w:t xml:space="preserve">The wrong values were not absurd either. Counting only the plot-years that appear in a file, rather than the plot-years that were surveyed, gives a mean that is a little too high and entirely plausible. Treating each combination of reef, habitat and transect as a survey unit gives a biomass a few per cent below the value the monitoring programme reports. Errors of this size pass review because nothing about them looks wrong, and the history of computational science supplies the pattern. A spreadsheet that silently converted gene names to dates corrupted the supplementary files of roughly a fifth of the genomics papers examined by Ziemann et al. (2016), and a program that transposed two columns produced protein structures that were published, cited and then retracted five times over (Miller, 2006). What the present results add is that a tool which writes the analysis on request can produce errors of this kind on demand, and can produce the same one repeatedly.</w:t>
+      </w:r>
+    </w:p>
+    <w:p>
+      <w:pPr>
+        <w:spacing w:after="120" w:line="480"/>
+      </w:pPr>
+      <w:r>
+        <w:rPr>
+          <w:rFonts w:ascii="Times New Roman" w:cs="Times New Roman" w:eastAsia="Times New Roman" w:hAnsi="Times New Roman"/>
+          <w:color w:val="1F2937"/>
+          <w:sz w:val="24"/>
+          <w:szCs w:val="24"/>
+        </w:rPr>
+        <w:t xml:space="preserve">The further sets of runs show that the two remaining checks an ecologist might apply would also have passed. Rewriting the analysis in another language returned the same wrong value on the reef-fish task, so a colleague working in R would have confirmed the Python result. Running the task on five models from three companies returned wrong values from four of them, held consistently within each model, so a comparison between models could as easily have produced agreement on an error as disagreement. This is the behaviour anticipated by work on algorithmic monoculture, in which reliance on a small number of systems trained in similar ways causes their errors to coincide rather than to cancel (Kleinberg and Raghavan, 2021). Consulting a second tool is therefore not the independent check it appears to be, and the assumption that it is deserves to be stated and tested rather than relied on.</w:t>
+      </w:r>
+    </w:p>
+    <w:p>
+      <w:pPr>
+        <w:spacing w:after="120" w:line="480"/>
+      </w:pPr>
+      <w:r>
+        <w:rPr>
+          <w:rFonts w:ascii="Times New Roman" w:cs="Times New Roman" w:eastAsia="Times New Roman" w:hAnsi="Times New Roman"/>
+          <w:color w:val="1F2937"/>
+          <w:sz w:val="24"/>
+          <w:szCs w:val="24"/>
+        </w:rPr>
+        <w:t xml:space="preserve">Asking for a written report rather than a number showed the sharpest form of the problem, because the conclusions the reports drew were identical in every condition while the numbers behind them were not. The part of an analysis that a reader sees was the part that did not vary. Messeri and Crockett (2024) argue that these tools can generate an illusion of understanding, in which the appearance of a complete and coherent account runs ahead of what has actually been established, and a set of reports agreeing on every conclusion while disagreeing on a quarter of their numbers is a concrete instance of it. A reader has no way of detecting this from the reports alone, which is an argument for keeping the specification and the checks alongside the account rather than treating the account as the product.</w:t>
       </w:r>
     </w:p>
     <w:p>
@@ -2586,6 +4190,50 @@
           <w:sz w:val="24"/>
           <w:szCs w:val="24"/>
         </w:rPr>
+        <w:t xml:space="preserve">5.3  Where an instruction was unnecessary</w:t>
+      </w:r>
+    </w:p>
+    <w:p>
+      <w:pPr>
+        <w:spacing w:after="120" w:line="480"/>
+      </w:pPr>
+      <w:r>
+        <w:rPr>
+          <w:rFonts w:ascii="Times New Roman" w:cs="Times New Roman" w:eastAsia="Times New Roman" w:hAnsi="Times New Roman"/>
+          <w:color w:val="1F2937"/>
+          <w:sz w:val="24"/>
+          <w:szCs w:val="24"/>
+        </w:rPr>
+        <w:t xml:space="preserve">Seven of the twelve tasks were answered correctly without any instruction, and this deserves as much emphasis as the tasks where instruction mattered. Where a question has one reading that a competent analyst would adopt, current models adopt it, and a specification adds nothing except a record of what was intended. The effort of writing one is repaid where a question has more than one defensible reading, which is the same place the many-analyst studies find human teams diverging from one another (Silberzahn et al., 2018; Botvinik-Nezer et al., 2020; Breznau et al., 2022; Gould et al., 2025). That correspondence is useful, because it means the existing catalogues of consequential choices, whether assembled as checklists for analysts (Wicherts et al., 2016) or as the reporting items of a discipline's protocols (Zurell et al., 2020; O'Dea et al., 2021), already indicate where a specification will earn its keep.</w:t>
+      </w:r>
+    </w:p>
+    <w:p>
+      <w:pPr>
+        <w:spacing w:after="120" w:line="480"/>
+      </w:pPr>
+      <w:r>
+        <w:rPr>
+          <w:rFonts w:ascii="Times New Roman" w:cs="Times New Roman" w:eastAsia="Times New Roman" w:hAnsi="Times New Roman"/>
+          <w:color w:val="1F2937"/>
+          <w:sz w:val="24"/>
+          <w:szCs w:val="24"/>
+        </w:rPr>
+        <w:t xml:space="preserve">The practical advice that follows is not to specify everything. It is to run an analysis without a specification first, see where repeated runs disagree or where the value differs from an independently computed one, and write the specification against what is found. The four kinds of open choice used here are a workable starting list for that search, and the tasks where instruction changed nothing are as much a part of the result as the tasks where it changed everything.</w:t>
+      </w:r>
+    </w:p>
+    <w:p>
+      <w:pPr>
+        <w:pStyle w:val="Heading2"/>
+      </w:pPr>
+      <w:r>
+        <w:rPr>
+          <w:rFonts w:ascii="Times New Roman" w:cs="Times New Roman" w:eastAsia="Times New Roman" w:hAnsi="Times New Roman"/>
+          <w:b/>
+          <w:bCs/>
+          <w:color w:val="111827"/>
+          <w:sz w:val="24"/>
+          <w:szCs w:val="24"/>
+        </w:rPr>
         <w:t xml:space="preserve">5.4  Limitations</w:t>
       </w:r>
     </w:p>
@@ -2600,7 +4248,7 @@
           <w:sz w:val="24"/>
           <w:szCs w:val="24"/>
         </w:rPr>
-        <w:t xml:space="preserve">Twelve tasks on four datasets is a small sample of ecological analysis, and although each kind of open choice is represented by three tasks the estimate for each kind rests on those three. Models from two companies were used in the twelve-task study and from three in the further sets of runs, and behaviour may differ elsewhere. Those further sets rest on four tasks, which is too few to compare conditions in the way the twelve allow, so they are reported as description and carry no test, and the conclusions of this paper would stand without them. The reference values are correct given the quantity each task states, but the choice of quantity is ours, and for a question such as the definition of a survey unit an ecologist could state a different quantity and be right to do so; what the results show is that the value returned without a specification did not match the quantity the question intended, not that one convention is universally correct. The runs that show agreement on a wrong value come from tasks where such agreement is possible, so the frequency of that behaviour across ecological analysis as a whole is not estimated here. The tolerance for each task was fixed before the runs but was chosen by us. Finally, the tasks were single steps rather than multi-step analyses in which one choice feeds the next, and the behaviour of longer workflows was not examined.</w:t>
+        <w:t xml:space="preserve">Twelve tasks on four datasets is a small sample of ecological analysis, and although each kind of open choice is represented by three tasks the estimate for each kind rests on those three. Because seven tasks were answered correctly under every condition, the paired tests rest on the six tasks that differ, and the smallest value such a test can return is not far below the values reported. The comparison between the specification and the script also depends on counting runs whose code did not execute, which is stated in the results with the alternatives. Models from two companies were used in the twelve-task study and from three in the further sets of runs, and behaviour may differ elsewhere. Those further sets rest on four tasks, which is too few to compare conditions in the way the twelve allow, so they are reported as description and carry no test, and the conclusions of this paper would stand without them. The reference values are correct given the quantity each task states, but the choice of quantity is ours, and for a question such as the definition of a survey unit an ecologist could state a different quantity and be right to do so; what the results show is that the value returned without a specification did not match the quantity the question intended, not that one convention is universally correct. The runs that show agreement on a wrong value come from tasks where such agreement is possible, so the frequency of that behaviour across ecological analysis as a whole is not estimated here. The tolerance for each task was fixed before the runs but was chosen by us. Finally, the tasks were single steps rather than multi-step analyses in which one choice feeds the next, and the behaviour of longer workflows was not examined.</w:t>
       </w:r>
     </w:p>
     <w:p>

--- a/manuscript/Manuscript_Specifications_AI_Ecology.docx
+++ b/manuscript/Manuscript_Specifications_AI_Ecology.docx
@@ -101,7 +101,7 @@
           <w:sz w:val="24"/>
           <w:szCs w:val="24"/>
         </w:rPr>
-        <w:t xml:space="preserve">3. Given the question by itself, models reached the correct value in 59 per cent of runs across all tasks, and in 3 per cent of runs on the five tasks where a choice was genuinely open. A written specification raised these figures to 96 and 90 per cent, and a working script to 75 and 44 per cent. Agreement between runs tracked correctness poorly. The script made runs agree with one another as often as the specification did, and on one task all ten runs given a script returned the same wrong number, so repeating the analysis, rewriting it in a second language or moving to another company's model would each have confirmed the error.</w:t>
+        <w:t xml:space="preserve">3. Given the question by itself, models reached the correct value in 59 per cent of runs across all tasks, and in 3 per cent of runs on the five tasks where a choice was genuinely open. A written specification raised these figures to 96 and 90 per cent, and a working script to 75 and 44 per cent. Agreement between runs tracked correctness poorly, since the script made runs agree with one another as often as the specification did, and on one task all ten runs given a script returned the same wrong number, so repeating the analysis, rewriting it in a second language or moving to another company's model would each have confirmed the error.</w:t>
       </w:r>
     </w:p>
     <w:p>
@@ -234,7 +234,7 @@
           <w:sz w:val="24"/>
           <w:szCs w:val="24"/>
         </w:rPr>
-        <w:t xml:space="preserve">Throughout we keep apart two properties that are easily confused (Goodman et al., 2016). The first is whether repeated runs of the same analysis return the same answer. The second is whether that answer matches an independently established correct value. An analysis can have either without the other, so we report them separately (Gundersen, 2021). We ask three questions. How often does an analysis described in ordinary words reach the correct value? Does a written specification change that, and does it do so more than supplying a working script? And what would a shared collection of such specifications have to check before accepting one?</w:t>
+        <w:t xml:space="preserve">Throughout we keep apart two properties that are easily confused (Goodman et al., 2016). The first is whether repeated runs of the same analysis return the same answer. The second is whether that answer matches an independently established correct value. An analysis can have either without the other, so we report them separately (Gundersen, 2021). We therefore ask three questions, of which the first is how often an analysis described in ordinary words reaches the correct value. The second is whether a written specification changes that, and whether it does so more than supplying a working script. The third is what a shared collection of such specifications would have to check before accepting one.</w:t>
       </w:r>
     </w:p>
     <w:p>
@@ -1891,7 +1891,7 @@
           <w:sz w:val="24"/>
           <w:szCs w:val="24"/>
         </w:rPr>
-        <w:t xml:space="preserve">Every task was presented under three conditions. In the first the model received the question by itself. In the second it received the question together with a written specification, which states the data to use, the treatment of absent records, the quantity wanted and the method, in ordinary words and without any code. In the third it received the question together with a working script that answers a different question of the same kind on a different dataset, which it was told it could adapt. The third condition represents the established recommendation to share versioned code, and it is included so that the value of a written specification can be judged against it rather than against nothing.</w:t>
+        <w:t xml:space="preserve">Every task was presented under three conditions, of which the first gave the model the question by itself. In the second it received the question together with a written specification, which states the data to use, the treatment of absent records, the quantity wanted and the method, in ordinary words and without any code. In the third it received the question together with a working script that answers a different question of the same kind on a different dataset, which it was told it could adapt. The third condition represents the established recommendation to share versioned code, and it is included so that the value of a written specification can be judged against it rather than against nothing.</w:t>
       </w:r>
     </w:p>
     <w:p>
@@ -1935,7 +1935,7 @@
           <w:sz w:val="24"/>
           <w:szCs w:val="24"/>
         </w:rPr>
-        <w:t xml:space="preserve">Each combination of task and condition was run ten times, five times on a model from each of two companies, giving 360 runs. The models were requested by the identifiers gpt-4.1 and gemini-pro-latest, and the sampling temperature was left at its default value of one, so that the variation reported here is the variation a user would meet. Every run went through the same procedure. The model was shown the question, the names of the columns and the first few rows of the file, as an analyst would see before starting, and returned a complete script. Every returned script was then executed in the same environment, and the number it printed was recorded. Showing the file in this way means the comparison is about the specification rather than about guessing what the columns are called.</w:t>
+        <w:t xml:space="preserve">Each combination of task and condition was run ten times, five times on a model from each of two companies, giving 360 runs. The models were requested by the identifiers gpt-4.1 and gemini-pro-latest, and the sampling temperature was left at its default value of one, so that the variation reported here is the variation a user would meet. Every run then went through the same procedure, in which the model was shown the question, the names of the columns and the first few rows of the file, as an analyst would see before starting, and returned a complete script. Every returned script was then executed in the same environment, and the number it printed was recorded. Showing the file in this way means the comparison is about the specification rather than about guessing what the columns are called.</w:t>
       </w:r>
     </w:p>
     <w:p>
@@ -1963,7 +1963,7 @@
           <w:sz w:val="24"/>
           <w:szCs w:val="24"/>
         </w:rPr>
-        <w:t xml:space="preserve">Runs can fail to produce a number for two unrelated reasons, and the two are treated differently. A model may return a script that does not run or prints nothing that can be read, which is a property of the condition and counts as an incorrect answer, since an analysis that does not run has not given the user the right number. A call may also fail because of a network or quota error at the provider, which has nothing to do with the condition and fell unevenly across conditions. The analysis reported below therefore excludes calls that failed at the provider and keeps every other failure as incorrect. Because this choice affects one of the comparisons, results under the two alternatives, namely counting every run and counting only runs that returned a number, are reported alongside.</w:t>
+        <w:t xml:space="preserve">Runs can fail to produce a number for two unrelated reasons, and the two are treated differently. A model may return a script that does not run or prints nothing that can be read, which is a property of the condition and counts as an incorrect answer, since an analysis that does not run has not given the user the right number. A call may also fail because of a network or quota error at the provider, which has nothing to do with the condition. Twenty seven of the 360 calls failed in this second way, spread across conditions at 14, 6 and 7 runs of 120, which is not distinguishable from an even spread (chi-square = 4.56, two degrees of freedom, P = 0.102). All twenty seven were calls to one of the two companies, so excluding them removes runs from one model and not from the other, and three of the thirty six combinations of task and condition are left resting on a single model. The analysis reported below excludes these calls and keeps every other failure as incorrect. Because this choice affects one of the comparisons, results under the two alternatives, namely counting every run and counting only the runs that returned a number, are reported alongside and in full in the Supporting Information.</w:t>
       </w:r>
     </w:p>
     <w:p>
@@ -2072,7 +2072,7 @@
           <w:sz w:val="24"/>
           <w:szCs w:val="24"/>
         </w:rPr>
-        <w:t xml:space="preserve">Given the question by itself, models reached the correct value in 59 per cent of runs when averaged across the twelve tasks. A written specification raised this to 96 per cent and a working script to 75 per cent. Across the twelve tasks the specification was better than the question alone, by 37 percentage points (95 per cent confidence interval 13 to 62, paired Wilcoxon P = 0.031), and better than the script, by 21 points (7 to 37, P = 0.031). The script was ahead of the question alone by 16 points (1 to 34) but this was not supported by the paired test (P = 0.094). The specification reached a higher proportion than the script on six tasks and a lower proportion on none, with the remaining six tied, so the tests rest on the six tasks that differ rather than on all twelve.</w:t>
+        <w:t xml:space="preserve">Given the question by itself, models reached the correct value in 59 per cent of runs when averaged across the twelve tasks. A written specification raised this to 96 per cent and a working script to 75 per cent. Across the twelve tasks the specification was better than the question alone, by 37 percentage points (95 per cent confidence interval 13 to 62, paired Wilcoxon P = 0.031), and better than the script, by 21 points (7 to 37, P = 0.031). The script was ahead of the question alone by 16 points, with an interval running from 1 to 34, but the paired test did not support the difference (P = 0.094). The two disagree because they use the data differently, the interval resting on the sizes of the twelve differences and the rank test on their signs and order, and with six of the twelve tasks tied neither has much to work with. We therefore treat the standing of the script against no instruction at all as unsettled, and rest nothing on it. The specification reached a higher proportion than the script on six tasks and a lower proportion on none, with the remaining six tied, so the tests rest on the six tasks that differ rather than on all twelve.</w:t>
       </w:r>
     </w:p>
     <w:p>
@@ -2086,7 +2086,7 @@
           <w:sz w:val="24"/>
           <w:szCs w:val="24"/>
         </w:rPr>
-        <w:t xml:space="preserve">The average over all twelve tasks understates what happens where a choice is genuinely open, because seven of the tasks were already answered correctly in at least nine of ten runs without any instruction (Fig. 1). On those tasks the models settled on the same reading of the question that the specification later stated, so there was nothing left to correct. The remaining five tasks are the informative ones. On these the question by itself reached the correct value in 3 per cent of runs, the specification in 90 per cent and the script in 44 per cent. With five tasks a paired test cannot return a value below 0.0625, and that value was obtained for the specification against both other conditions, meaning every one of the five favoured the specification.</w:t>
+        <w:t xml:space="preserve">The average over all twelve tasks understates what happens where a choice is genuinely open, because seven of the tasks were already answered correctly in at least nine of ten runs without any instruction (Fig. 1). On those tasks the models settled on the same reading of the question that the specification later stated, so there was nothing left to correct. The remaining five tasks are the informative ones, and on these the question by itself reached the correct value in 3 per cent of runs, the specification in 90 per cent and the script in 44 per cent. With five tasks a paired test cannot return a value below 0.0625, and that value was obtained for the specification against both other conditions, meaning every one of the five favoured the specification.</w:t>
       </w:r>
     </w:p>
     <w:p>
@@ -2100,7 +2100,7 @@
           <w:sz w:val="24"/>
           <w:szCs w:val="24"/>
         </w:rPr>
-        <w:t xml:space="preserve">How failed runs are counted matters for one of these comparisons, and we report it rather than leave it to be discovered. The specification is ahead of the script whether every run is counted (90 against 72 per cent, P = 0.031) or calls that failed at the provider are excluded, as above. Among only those runs that returned a number at all the two are not distinguishable (96 against 85 per cent, P = 0.500). The reason is visible in the failures themselves. Ten of the script arm's runs returned code that did not run or printed nothing that could be read, against none of the specification arm's runs, and five of those ten were on a single task. Part of the advantage of writing the method down is therefore that it produced working code more reliably, and part is that the code it produced computed the right quantity. Both matter to somebody trying to obtain an answer, but they are different claims and the evidence for the second is weaker than for the first.</w:t>
+        <w:t xml:space="preserve">How failed runs are counted matters for one of these comparisons, and we report it rather than leave it to be discovered. The specification is ahead of the script whether every run is counted (90 against 72 per cent, P = 0.031) or calls that failed at the provider are excluded, as above. Among only those runs that returned a number at all the two are not distinguishable (96 against 85 per cent, P = 0.500). The reason is visible in the failures themselves, since ten of the script arm's runs returned code that did not run or printed nothing that could be read, against none of the specification arm's runs, and five of those ten were on a single task. Part of the advantage of writing the method down is therefore that it produced working code more reliably, and part is that the code it produced computed the right quantity. Both matter to somebody trying to obtain an answer, but they are different claims and the evidence for the second is weaker than for the first.</w:t>
       </w:r>
     </w:p>
     <w:p>
@@ -2162,7 +2162,7 @@
           <w:sz w:val="22"/>
           <w:szCs w:val="22"/>
         </w:rPr>
-        <w:t xml:space="preserve">Figure 1. Each line follows one task across the three conditions, which is how the tasks were compared, since the comparison is made within a task and not between tasks. The vertical position is the proportion of that task's ten runs that reached the reference value. The seven tasks drawn in grey were already answered correctly without any instruction and stay near the top throughout. The five drawn in blue are those where the question left a choice genuinely open, and all five rise from the question alone to the specification. The thick orange line is the mean of all twelve tasks. Colours are safe for colour vision deficiency.</w:t>
+        <w:t xml:space="preserve">Figure 1. Each line follows one task across the three conditions, which is how the tasks were compared, since the comparison is made within a task and not between tasks. The vertical position is the proportion of that task's runs that reached the reference value, out of the ten attempted less any calls that failed at the provider. The seven tasks drawn in grey were already answered correctly without any instruction and stay near the top throughout. The five drawn in blue are those where the question left a choice genuinely open, and all five rise from the question alone to the specification. The thick orange line is the mean of all twelve tasks. Colours are safe for colour vision deficiency.</w:t>
       </w:r>
     </w:p>
     <w:p>
@@ -2220,7 +2220,7 @@
           <w:sz w:val="24"/>
           <w:szCs w:val="24"/>
         </w:rPr>
-        <w:t xml:space="preserve">The clearest single case is the task that asks for the mean number of rodents caught in a plot in a year. The value that counts plot-years with no captures as the zeros they are is 54.883. Every one of the ten runs given a working script returned 55.326 instead, agreeing with one another exactly while none of them was right, because the script they were handed counted only the plot-years that appear in the file. Given the question alone, all five runs that returned a number made the same error. Only the specification, which states that unsampled combinations are to be treated as zero counts, moved any run onto the reference, and even then it moved only half of them.</w:t>
+        <w:t xml:space="preserve">The clearest single case is the task that asks for the mean number of rodents caught in a plot in a year, counting the plot-years in which nothing was caught. The value that treats those plot-years as the zeros they are is 54.883. Every one of the ten runs given a working script returned 55.326 instead, agreeing with one another exactly while none of them was right, because the script they had been handed counted only the plot-years that appear as rows in the file. The number they agreed on deserves attention, because it is not an arbitrary error. It is the reference value of another task in this study, the one that asks for the mean catch per plot and year without the instruction about empty plot-years (Table 1), and it matches that reference to seven decimal places, several runs returning it digit for digit and the rest differing only in how many digits they chose to print. The runs given a script therefore computed a defensible quantity correctly, and it was the wrong quantity. Given the question alone, all five runs that returned a number made the same error, although those five came from one of the two models, because the other model's calls on that combination of task and condition failed at the provider. Only the specification, which states that unsampled combinations are to be treated as zero counts, moved any run onto the reference, and even then it moved only half of them.</w:t>
       </w:r>
     </w:p>
     <w:p>
@@ -2234,7 +2234,7 @@
           <w:sz w:val="24"/>
           <w:szCs w:val="24"/>
         </w:rPr>
-        <w:t xml:space="preserve">Two further tasks show the same shape. Asked for the accuracy of an iris classifier, six of nine runs given the question alone returned 0.9667 against a reference of 0.9333. On the reef-fish task, runs settled on a value that follows from treating each combination of reef, habitat and transect as a survey unit rather than each combination of reef and transect. Against these stands the penguin sex model, where runs given the question alone returned nine different values in ten runs and agreed on nothing at all. Both failures are real, and only the second is visible to a user, which is the practical point (Fig. 2).</w:t>
+        <w:t xml:space="preserve">Two further tasks show the same shape, in that when runs were asked for the accuracy of an iris classifier, six of nine runs given the question alone returned 0.9667 against a reference of 0.9333. On the reef-fish task, runs settled on a value that follows from treating each combination of reef, habitat and transect as a survey unit rather than each combination of reef and transect. Set against these is the penguin sex model, where the runs given the question alone returned nine different values in ten runs and agreed on nothing at all. Both patterns are failures of the same kind, in that neither returned the quantity the question intended, but only the scattered one announces itself to the person reading the output, and that is the practical difference (Fig. 2).</w:t>
       </w:r>
     </w:p>
     <w:p>
@@ -3902,7 +3902,7 @@
           <w:sz w:val="24"/>
           <w:szCs w:val="24"/>
         </w:rPr>
-        <w:t xml:space="preserve">Writing the analysis in another language did not change the answer. On the reef-fish task every one of the ten runs written in Python without a specification returned 3.29521, and every one of the ten runs written in R without a specification returned the same value to six decimal places, when the reference is 3.46419. Once the sampling unit and the aggregation were stated, both languages returned the reference. On the correlation task, and on a further task asking for the proportion of variance in body mass accounted for by species, the two languages agreed with each other to eight decimal places in every condition. The task that fits a classifier behaved differently. A full specification made the runs within each language identical, but the two languages then settled on different numbers, 0.8806 in Python and 0.8657 in R, because the fitting procedure supplied by each language's standard library is not the same procedure. A specification stated at the level of the method therefore brings runs into agreement within a language, and brings two languages into agreement where the quantity is a matter of arithmetic, but not where the estimator itself differs between them.</w:t>
+        <w:t xml:space="preserve">Writing the analysis in another language did not change the answer. On the reef-fish task every one of the ten runs written in Python without a specification returned 3.29521, and every one of the ten runs written in R without a specification returned the same value to six decimal places, when the reference is 3.46419. Once the sampling unit and the aggregation were stated, both languages returned the reference. On the correlation task, and on a further task asking for the proportion of variance in body mass accounted for by species, the two languages agreed with each other to eight decimal places in every condition. The task that fits a classifier behaved differently, because a full specification made the runs within each language identical while the two languages then settled on different numbers, 0.8806 in Python and 0.8657 in R, because the fitting procedure supplied by each language's standard library is not the same procedure. A specification stated at the level of the method therefore brings runs into agreement within a language, and brings two languages into agreement where the quantity is a matter of arithmetic, but not where the estimator itself differs between them.</w:t>
       </w:r>
     </w:p>
     <w:p>
@@ -3965,7 +3965,7 @@
           <w:sz w:val="24"/>
           <w:szCs w:val="24"/>
         </w:rPr>
-        <w:t xml:space="preserve">Two requirements follow from the results. The first is to fix the settings that govern any randomness whenever a model is fitted, meaning the split of the data, the seed and the scaling of predictors, since this is where the question alone almost never produced the correct value. The second is to fix the input and the method whenever the sampling unit, the treatment of absent records, the scope of the estimate or the choice of statistic could change the quantity being estimated. Which of the two matters depends on the task, and a specification that fixes neither adds nothing. This is a narrower demand than it may appear, and it has a direct precedent in the checklists of researcher degrees of freedom compiled for the human analyst, which likewise sort the many choices available into the few that change the answer and the many that do not (Wicherts et al., 2016).</w:t>
+        <w:t xml:space="preserve">Two requirements follow from the results, of which the first is to fix the settings that govern any randomness whenever a model is fitted, meaning the split of the data, the seed and the scaling of predictors, since this is where the question alone almost never produced the correct value. The second is to fix the input and the method whenever the sampling unit, the treatment of absent records, the scope of the estimate or the choice of statistic could change the quantity being estimated. Which of the two matters depends on the task, and a specification that fixes neither adds nothing. This is a narrower demand than it may appear, and it has a direct precedent in the checklists of researcher degrees of freedom compiled for the human analyst, which likewise sort the many choices available into the few that change the answer and the many that do not (Wicherts et al., 2016).</w:t>
       </w:r>
     </w:p>
     <w:p>
@@ -4074,7 +4074,7 @@
           <w:sz w:val="24"/>
           <w:szCs w:val="24"/>
         </w:rPr>
-        <w:t xml:space="preserve">The comparison with a working script is the part of this study with the most direct bearing on practice, because sharing versioned code in a fixed environment is the established recommendation for making an analysis repeatable (Sandve et al., 2013), and ecology has spent a decade arguing that code deserves the same standing as data (Mislan et al., 2016; Culina et al., 2020; Cooper and the BES Data and Code Hackathon Group, 2026). Nothing here argues against that. What the results show is that code delivers reproducibility more readily than it delivers the right answer, which is consistent with the finding that published code often fails to regenerate the published result even when it is available and runs (Kambouris et al., 2024). A script carries a complete answer for the dataset it was written against, including the names of its columns and the shape of its table. When the question moves to another dataset of the same kind, those particulars have to be undone before the method underneath can be reused, and the runs given a script frequently reproduced the earlier dataset's handling rather than the current dataset's requirement. A specification carries the method without the particulars, so there is less to undo.</w:t>
+        <w:t xml:space="preserve">The comparison with a working script is the part of this study with the most direct bearing on practice, because sharing versioned code in a fixed environment is the established recommendation for making an analysis repeatable (Sandve et al., 2013), and ecology has spent a decade arguing that code deserves the same standing as data (Mislan et al., 2016; Culina et al., 2020; Cooper and the BES Data and Code Hackathon Group, 2026). Nothing here argues against that, and what the results show is that code delivers reproducibility more readily than it delivers the right answer, which is consistent with the finding that published code often fails to regenerate the published result even when it is available and runs (Kambouris et al., 2024). A script carries a complete answer for the dataset it was written against, including the names of its columns and the shape of its table. When the question moves to another dataset of the same kind, those particulars have to be undone before the method underneath can be reused, and the runs given a script frequently reproduced the earlier dataset's handling rather than the current dataset's requirement. A specification carries the method without the particulars, so there is less to undo.</w:t>
       </w:r>
     </w:p>
     <w:p>
@@ -4102,7 +4102,7 @@
           <w:sz w:val="24"/>
           <w:szCs w:val="24"/>
         </w:rPr>
-        <w:t xml:space="preserve">Ecology has met a version of this problem before and answered it in the same way. Simulation modellers found that releasing code did not allow others to understand or rebuild a model, and adopted a written protocol that states the design, the entities and the assumptions in ordinary prose, with the code supplied separately (Grimm et al., 2020). The same reasoning produced a reporting protocol for species distribution models (Zurell et al., 2020) and one for evidence synthesis in ecology and evolution (O'Dea et al., 2021), and it underlies the broader argument that transparency about analytical choices is what makes a study checkable (Parker et al., 2016). What the present study adds is a measurement of the same effect when the reader of the method is a machine rather than a person, and the margin is large enough to matter. The two remain complements. A specification states what the quantity is, a script demonstrates that it can be computed, and independent execution of that script catches a class of problem that neither addresses on its own (Nüst and Eglen, 2021).</w:t>
+        <w:t xml:space="preserve">Ecology has met a version of this problem before and answered it in the same way. Simulation modellers found that releasing code did not allow others to understand or rebuild a model, and adopted a written protocol that states the design, the entities and the assumptions in ordinary prose, with the code supplied separately (Grimm et al., 2020). The same reasoning produced a reporting protocol for species distribution models (Zurell et al., 2020) and one for evidence synthesis in ecology and evolution (O'Dea et al., 2021), and it underlies the broader argument that transparency about analytical choices is what makes a study checkable (Parker et al., 2016). What the present study adds is a measurement of the same effect when the reader of the method is a machine rather than a person, and the margin is large enough to matter. The two remain complements, in that a specification states what the quantity is, a script demonstrates that it can be computed, and independent execution of that script catches a class of problem that neither addresses on its own (Nüst and Eglen, 2021).</w:t>
       </w:r>
     </w:p>
     <w:p>
@@ -4132,7 +4132,7 @@
           <w:sz w:val="24"/>
           <w:szCs w:val="24"/>
         </w:rPr>
-        <w:t xml:space="preserve">The most consequential finding for anyone using these tools is that agreement between runs told you almost nothing about whether they were right. Measured across all twelve tasks, the script produced agreement as often as the specification did, on eleven tasks against eleven, while reaching the correct value far less often. The sharpest instance is the task asking how many rodents were caught in a plot in a year, where all ten runs given a working script returned the same number and none of them was the reference. That is reproducibility without validity in its purest form, and it was produced by the practice most often recommended for obtaining reproducibility. The two properties are easily conflated (Goodman et al., 2016; Gundersen, 2021), and the checks available to a working ecologist test mostly the first of them. This also inverts what the variability literature leads users to expect, since the measured instability of these models across repeated calls (Ouyang et al., 2023) suggests that disagreement is the thing to watch for, and disagreement at least announces itself.</w:t>
+        <w:t xml:space="preserve">The most consequential finding for anyone using these tools is that agreement between runs told you almost nothing about whether they were right. Measured across all twelve tasks, the script produced agreement as often as the specification did, on eleven tasks against eleven, while reaching the correct value far less often. The sharpest instance is the task asking how many rodents were caught in a plot in a year, where all ten runs given a working script returned the same number and none of them was the reference. What they returned was not noise but the reference value of a neighbouring task, so those ten runs computed a quantity exactly right and answered a question nobody had asked. That is reproducibility without validity in its purest form, and it was produced by the practice most often recommended for obtaining reproducibility. It also shows why inspecting the output cannot substitute for stating the quantity, since a number that is correct for some question will look correct for the question in front of you. The two properties are easily conflated (Goodman et al., 2016; Gundersen, 2021), and the checks available to a working ecologist test mostly the first of them. This also inverts what the variability literature leads users to expect, since the measured instability of these models across repeated calls (Ouyang et al., 2023) suggests that disagreement is the thing to watch for, and disagreement at least announces itself.</w:t>
       </w:r>
     </w:p>
     <w:p>
@@ -4146,7 +4146,7 @@
           <w:sz w:val="24"/>
           <w:szCs w:val="24"/>
         </w:rPr>
-        <w:t xml:space="preserve">The wrong values were not absurd either. Counting only the plot-years that appear in a file, rather than the plot-years that were surveyed, gives a mean that is a little too high and entirely plausible. Treating each combination of reef, habitat and transect as a survey unit gives a biomass a few per cent below the value the monitoring programme reports. Errors of this size pass review because nothing about them looks wrong, and the history of computational science supplies the pattern. A spreadsheet that silently converted gene names to dates corrupted the supplementary files of roughly a fifth of the genomics papers examined by Ziemann et al. (2016), and a program that transposed two columns produced protein structures that were published, cited and then retracted five times over (Miller, 2006). What the present results add is that a tool which writes the analysis on request can produce errors of this kind on demand, and can produce the same one repeatedly.</w:t>
+        <w:t xml:space="preserve">The wrong values were not absurd either, since counting only the plot-years that appear in a file, rather than the plot-years that were surveyed, gives a mean that is a little too high and entirely plausible. Treating each combination of reef, habitat and transect as a survey unit gives a biomass a few per cent below the value the monitoring programme reports. Errors of this size pass review because nothing about them looks wrong, and the history of computational science supplies the pattern. A spreadsheet that silently converted gene names to dates corrupted the supplementary files of roughly a fifth of the genomics papers examined by Ziemann et al. (2016), and a program that transposed two columns produced protein structures that were published, cited and then retracted five times over (Miller, 2006). What the present results add is that a tool which writes the analysis on request can produce errors of this kind on demand, and can produce the same one repeatedly.</w:t>
       </w:r>
     </w:p>
     <w:p>
@@ -4248,7 +4248,7 @@
           <w:sz w:val="24"/>
           <w:szCs w:val="24"/>
         </w:rPr>
-        <w:t xml:space="preserve">Twelve tasks on four datasets is a small sample of ecological analysis, and although each kind of open choice is represented by three tasks the estimate for each kind rests on those three. Because seven tasks were answered correctly under every condition, the paired tests rest on the six tasks that differ, and the smallest value such a test can return is not far below the values reported. The comparison between the specification and the script also depends on counting runs whose code did not execute, which is stated in the results with the alternatives. Models from two companies were used in the twelve-task study and from three in the further sets of runs, and behaviour may differ elsewhere. Those further sets rest on four tasks, which is too few to compare conditions in the way the twelve allow, so they are reported as description and carry no test, and the conclusions of this paper would stand without them. The reference values are correct given the quantity each task states, but the choice of quantity is ours, and for a question such as the definition of a survey unit an ecologist could state a different quantity and be right to do so; what the results show is that the value returned without a specification did not match the quantity the question intended, not that one convention is universally correct. The runs that show agreement on a wrong value come from tasks where such agreement is possible, so the frequency of that behaviour across ecological analysis as a whole is not estimated here. The tolerance for each task was fixed before the runs but was chosen by us. Finally, the tasks were single steps rather than multi-step analyses in which one choice feeds the next, and the behaviour of longer workflows was not examined.</w:t>
+        <w:t xml:space="preserve">Twelve tasks on four datasets is a small sample of ecological analysis, and although each kind of open choice is represented by three tasks the estimate for each kind rests on those three. Because seven tasks were answered correctly under every condition, the paired tests rest on the six tasks that differ, and the smallest value such a test can return is not far below the values reported. The comparison between the specification and the script also depends on counting runs whose code did not execute, which is stated in the results with the alternatives. Every call that failed at the provider was a call to one of the two companies, so excluding those calls removes runs from one model and not from the other, and three of the thirty six combinations of task and condition are left resting on a single model, one of which is the case where five runs given the question alone agreed on a wrong value. Models from two companies were used in the twelve-task study and from three in the further sets of runs, and behaviour may differ elsewhere. Those further sets rest on four tasks, which is too few to compare conditions in the way the twelve allow, so they are reported as description and carry no test, and the conclusions of this paper would stand without them. The reference values are correct given the quantity each task states, but the choice of quantity is ours, and for a question such as the definition of a survey unit an ecologist could state a different quantity and be right to do so; what the results show is that the value returned without a specification did not match the quantity the question intended, not that one convention is universally correct. The runs that show agreement on a wrong value come from tasks where such agreement is possible, so the frequency of that behaviour across ecological analysis as a whole is not estimated here. The tolerance for each task was fixed before the runs but was chosen by us. Finally, the tasks were single steps rather than multi-step analyses in which one choice feeds the next, and the behaviour of longer workflows was not examined.</w:t>
       </w:r>
     </w:p>
     <w:p>
@@ -4519,7 +4519,7 @@
           <w:sz w:val="24"/>
           <w:szCs w:val="24"/>
         </w:rPr>
-        <w:t xml:space="preserve">Hatton, L., &amp; Roberts, A. (1994). How accurate is scientific software? IEEE Transactions on Software Engineering, 20(10), 785-797. https://doi.org/10.1109/32.328993</w:t>
+        <w:t xml:space="preserve">Hatton, L., &amp; Roberts, A. (1994). How accurate is scientific software? IEEE Transactions on Software Engineering, 20(10), 785–797. https://doi.org/10.1109/32.328993</w:t>
       </w:r>
     </w:p>
     <w:p>
@@ -4594,7 +4594,7 @@
           <w:sz w:val="24"/>
           <w:szCs w:val="24"/>
         </w:rPr>
-        <w:t xml:space="preserve">Messeri, L., &amp; Crockett, M. J. (2024). Artificial intelligence and illusions of understanding in scientific research. Nature, 627, 49-58. https://doi.org/10.1038/s41586-024-07146-0</w:t>
+        <w:t xml:space="preserve">Messeri, L., &amp; Crockett, M. J. (2024). Artificial intelligence and illusions of understanding in scientific research. Nature, 627, 49–58. https://doi.org/10.1038/s41586-024-07146-0</w:t>
       </w:r>
     </w:p>
     <w:p>
@@ -4609,7 +4609,7 @@
           <w:sz w:val="24"/>
           <w:szCs w:val="24"/>
         </w:rPr>
-        <w:t xml:space="preserve">Miller, G. (2006). A scientist's nightmare: software problem leads to five retractions. Science, 314(5807), 1856-1857. https://doi.org/10.1126/science.314.5807.1856</w:t>
+        <w:t xml:space="preserve">Miller, G. (2006). A scientist's nightmare: software problem leads to five retractions. Science, 314(5807), 1856–1857. https://doi.org/10.1126/science.314.5807.1856</w:t>
       </w:r>
     </w:p>
     <w:p>
@@ -4624,7 +4624,7 @@
           <w:sz w:val="24"/>
           <w:szCs w:val="24"/>
         </w:rPr>
-        <w:t xml:space="preserve">Mislan, K. A. S., Heer, J. M., &amp; White, E. P. (2016). Elevating the status of code in ecology. Trends in Ecology &amp; Evolution, 31(1), 4-7. https://doi.org/10.1016/j.tree.2015.11.006</w:t>
+        <w:t xml:space="preserve">Mislan, K. A. S., Heer, J. M., &amp; White, E. P. (2016). Elevating the status of code in ecology. Trends in Ecology &amp; Evolution, 31(1), 4–7. https://doi.org/10.1016/j.tree.2015.11.006</w:t>
       </w:r>
     </w:p>
     <w:p>

--- a/manuscript/Manuscript_Specifications_AI_Ecology.docx
+++ b/manuscript/Manuscript_Specifications_AI_Ecology.docx
@@ -2072,35 +2072,35 @@
           <w:sz w:val="24"/>
           <w:szCs w:val="24"/>
         </w:rPr>
-        <w:t xml:space="preserve">Given the question by itself, models reached the correct value in 59 per cent of runs when averaged across the twelve tasks. A written specification raised this to 96 per cent and a working script to 75 per cent. Across the twelve tasks the specification was better than the question alone, by 37 percentage points (95 per cent confidence interval 13 to 62, paired Wilcoxon P = 0.031), and better than the script, by 21 points (7 to 37, P = 0.031). The script was ahead of the question alone by 16 points, with an interval running from 1 to 34, but the paired test did not support the difference (P = 0.094). The two disagree because they use the data differently, the interval resting on the sizes of the twelve differences and the rank test on their signs and order, and with six of the twelve tasks tied neither has much to work with. We therefore treat the standing of the script against no instruction at all as unsettled, and rest nothing on it. The specification reached a higher proportion than the script on six tasks and a lower proportion on none, with the remaining six tied, so the tests rest on the six tasks that differ rather than on all twelve.</w:t>
-      </w:r>
-    </w:p>
-    <w:p>
-      <w:pPr>
-        <w:spacing w:after="120" w:line="480"/>
-      </w:pPr>
-      <w:r>
-        <w:rPr>
-          <w:rFonts w:ascii="Times New Roman" w:cs="Times New Roman" w:eastAsia="Times New Roman" w:hAnsi="Times New Roman"/>
-          <w:color w:val="1F2937"/>
-          <w:sz w:val="24"/>
-          <w:szCs w:val="24"/>
-        </w:rPr>
-        <w:t xml:space="preserve">The average over all twelve tasks understates what happens where a choice is genuinely open, because seven of the tasks were already answered correctly in at least nine of ten runs without any instruction (Fig. 1). On those tasks the models settled on the same reading of the question that the specification later stated, so there was nothing left to correct. The remaining five tasks are the informative ones, and on these the question by itself reached the correct value in 3 per cent of runs, the specification in 90 per cent and the script in 44 per cent. With five tasks a paired test cannot return a value below 0.0625, and that value was obtained for the specification against both other conditions, meaning every one of the five favoured the specification.</w:t>
-      </w:r>
-    </w:p>
-    <w:p>
-      <w:pPr>
-        <w:spacing w:after="120" w:line="480"/>
-      </w:pPr>
-      <w:r>
-        <w:rPr>
-          <w:rFonts w:ascii="Times New Roman" w:cs="Times New Roman" w:eastAsia="Times New Roman" w:hAnsi="Times New Roman"/>
-          <w:color w:val="1F2937"/>
-          <w:sz w:val="24"/>
-          <w:szCs w:val="24"/>
-        </w:rPr>
-        <w:t xml:space="preserve">How failed runs are counted matters for one of these comparisons, and we report it rather than leave it to be discovered. The specification is ahead of the script whether every run is counted (90 against 72 per cent, P = 0.031) or calls that failed at the provider are excluded, as above. Among only those runs that returned a number at all the two are not distinguishable (96 against 85 per cent, P = 0.500). The reason is visible in the failures themselves, since ten of the script arm's runs returned code that did not run or printed nothing that could be read, against none of the specification arm's runs, and five of those ten were on a single task. Part of the advantage of writing the method down is therefore that it produced working code more reliably, and part is that the code it produced computed the right quantity. Both matter to somebody trying to obtain an answer, but they are different claims and the evidence for the second is weaker than for the first.</w:t>
+        <w:t xml:space="preserve">Given the question by itself, models reached the correct value in 59 per cent of runs when averaged across the twelve tasks. A written specification raised this to 96 per cent and a working script to 75 per cent. Across the twelve tasks the specification was ahead of the question alone by 37 percentage points (95 per cent confidence interval 13 to 62, paired Wilcoxon P = 0.031), and ahead of the script by 21 points (7 to 37, P = 0.031). The script was ahead of the question alone by 16 points (1 to 34), and the paired test did not support that difference (P = 0.094). The specification reached a higher proportion than the script on six tasks and a lower proportion on none, with the remaining six tied. Results for every task and condition separately are given in Supporting Information Table S2.</w:t>
+      </w:r>
+    </w:p>
+    <w:p>
+      <w:pPr>
+        <w:spacing w:after="120" w:line="480"/>
+      </w:pPr>
+      <w:r>
+        <w:rPr>
+          <w:rFonts w:ascii="Times New Roman" w:cs="Times New Roman" w:eastAsia="Times New Roman" w:hAnsi="Times New Roman"/>
+          <w:color w:val="1F2937"/>
+          <w:sz w:val="24"/>
+          <w:szCs w:val="24"/>
+        </w:rPr>
+        <w:t xml:space="preserve">Seven of the twelve tasks were answered correctly in at least nine of ten runs without any instruction (Fig. 1). On the remaining five the question by itself reached the correct value in 3 per cent of runs, the specification in 90 per cent and the script in 44 per cent. With five tasks a paired test cannot return a value below 0.0625, and that value was obtained for the specification against both other conditions, so every one of the five favoured the specification.</w:t>
+      </w:r>
+    </w:p>
+    <w:p>
+      <w:pPr>
+        <w:spacing w:after="120" w:line="480"/>
+      </w:pPr>
+      <w:r>
+        <w:rPr>
+          <w:rFonts w:ascii="Times New Roman" w:cs="Times New Roman" w:eastAsia="Times New Roman" w:hAnsi="Times New Roman"/>
+          <w:color w:val="1F2937"/>
+          <w:sz w:val="24"/>
+          <w:szCs w:val="24"/>
+        </w:rPr>
+        <w:t xml:space="preserve">The comparison between the specification and the script depends on how failed runs are counted. The specification is ahead of the script whether every run is counted (90 against 72 per cent, P = 0.031) or calls that failed at the provider are excluded, as above. Among only those runs that returned a number at all the two are not distinguishable (96 against 85 per cent, P = 0.500). Ten of the runs given a script returned code that did not run or printed nothing that could be read, against none of the runs given a specification, and five of those ten were on a single task.</w:t>
       </w:r>
     </w:p>
     <w:p>
@@ -2176,7 +2176,7 @@
           <w:sz w:val="24"/>
           <w:szCs w:val="24"/>
         </w:rPr>
-        <w:t xml:space="preserve">The kind of open choice determined how much the instruction mattered. Where the question concerned the scope of an estimate the models were already correct without help, reaching 97 per cent given the question alone, because the pooled reading that the specification asked for is also the one they adopted unprompted. Where a model had to be fitted the models were almost never correct without help, reaching 6 per cent, because the split of the data, the random seed and the scaling were left free and each run chose differently. Tasks about the sampling unit and about missing records fell between these, at 67 per cent each.</w:t>
+        <w:t xml:space="preserve">Accuracy without an instruction differed by the kind of open choice, at 67 per cent for the sampling unit, 97 per cent for the scope of an estimate, 67 per cent for missing records and 6 per cent where a model had to be fitted. With a specification the same four kinds reached 100, 100, 83 and 100 per cent, and with a script 73, 93, 67 and 67 per cent.</w:t>
       </w:r>
     </w:p>
     <w:p>
@@ -2206,35 +2206,35 @@
           <w:sz w:val="24"/>
           <w:szCs w:val="24"/>
         </w:rPr>
-        <w:t xml:space="preserve">Runs agreed with one another far more often than they were right, and the two did not move together. Counting a task as showing agreement when at least four fifths of the runs that returned a number fell within its tolerance of one value, the question alone produced agreement on eight of the twelve tasks, the script on eleven and the specification on eleven. On that measure the script is the equal of the specification, while reaching the correct value on 75 per cent of runs against 96 per cent. Reproducibility and validity therefore came apart in exactly the way the design was built to detect, and the condition that represents the standard advice to share code is where they came apart most widely.</w:t>
-      </w:r>
-    </w:p>
-    <w:p>
-      <w:pPr>
-        <w:spacing w:after="120" w:line="480"/>
-      </w:pPr>
-      <w:r>
-        <w:rPr>
-          <w:rFonts w:ascii="Times New Roman" w:cs="Times New Roman" w:eastAsia="Times New Roman" w:hAnsi="Times New Roman"/>
-          <w:color w:val="1F2937"/>
-          <w:sz w:val="24"/>
-          <w:szCs w:val="24"/>
-        </w:rPr>
-        <w:t xml:space="preserve">The clearest single case is the task that asks for the mean number of rodents caught in a plot in a year, counting the plot-years in which nothing was caught. The value that treats those plot-years as the zeros they are is 54.883. Every one of the ten runs given a working script returned 55.326 instead, agreeing with one another exactly while none of them was right, because the script they had been handed counted only the plot-years that appear as rows in the file. The number they agreed on deserves attention, because it is not an arbitrary error. It is the reference value of another task in this study, the one that asks for the mean catch per plot and year without the instruction about empty plot-years (Table 1), and it matches that reference to seven decimal places, several runs returning it digit for digit and the rest differing only in how many digits they chose to print. The runs given a script therefore computed a defensible quantity correctly, and it was the wrong quantity. Given the question alone, all five runs that returned a number made the same error, although those five came from one of the two models, because the other model's calls on that combination of task and condition failed at the provider. Only the specification, which states that unsampled combinations are to be treated as zero counts, moved any run onto the reference, and even then it moved only half of them.</w:t>
-      </w:r>
-    </w:p>
-    <w:p>
-      <w:pPr>
-        <w:spacing w:after="120" w:line="480"/>
-      </w:pPr>
-      <w:r>
-        <w:rPr>
-          <w:rFonts w:ascii="Times New Roman" w:cs="Times New Roman" w:eastAsia="Times New Roman" w:hAnsi="Times New Roman"/>
-          <w:color w:val="1F2937"/>
-          <w:sz w:val="24"/>
-          <w:szCs w:val="24"/>
-        </w:rPr>
-        <w:t xml:space="preserve">Two further tasks show the same shape, in that when runs were asked for the accuracy of an iris classifier, six of nine runs given the question alone returned 0.9667 against a reference of 0.9333. On the reef-fish task, runs settled on a value that follows from treating each combination of reef, habitat and transect as a survey unit rather than each combination of reef and transect. Set against these is the penguin sex model, where the runs given the question alone returned nine different values in ten runs and agreed on nothing at all. Both patterns are failures of the same kind, in that neither returned the quantity the question intended, but only the scattered one announces itself to the person reading the output, and that is the practical difference (Fig. 2).</w:t>
+        <w:t xml:space="preserve">Counting a task as showing agreement when at least four fifths of the runs that returned a number fell within its tolerance of one value, the question alone produced agreement on eight of the twelve tasks, the script on eleven and the specification on eleven. The value agreed on was not the reference on one of those tasks under the question alone, on one under the script, and on none under the specification.</w:t>
+      </w:r>
+    </w:p>
+    <w:p>
+      <w:pPr>
+        <w:spacing w:after="120" w:line="480"/>
+      </w:pPr>
+      <w:r>
+        <w:rPr>
+          <w:rFonts w:ascii="Times New Roman" w:cs="Times New Roman" w:eastAsia="Times New Roman" w:hAnsi="Times New Roman"/>
+          <w:color w:val="1F2937"/>
+          <w:sz w:val="24"/>
+          <w:szCs w:val="24"/>
+        </w:rPr>
+        <w:t xml:space="preserve">On the task that asks for the mean number of rodents caught in a plot in a year, counting the plot-years in which nothing was caught, the reference is 54.883. Every one of the ten runs given a working script returned 55.326, which is the reference value of another task in this study, the one that asks for the mean catch per plot and year without the instruction about empty plot-years (Table 1), matched to seven decimal places, with several runs returning it digit for digit and the rest differing only in how many digits they printed. Given the question alone, all five runs that returned a number returned that same value, and those five came from one of the two models, the calls to the other model on that combination of task and condition having failed at the provider. With a specification, five of the ten runs reached the reference.</w:t>
+      </w:r>
+    </w:p>
+    <w:p>
+      <w:pPr>
+        <w:spacing w:after="120" w:line="480"/>
+      </w:pPr>
+      <w:r>
+        <w:rPr>
+          <w:rFonts w:ascii="Times New Roman" w:cs="Times New Roman" w:eastAsia="Times New Roman" w:hAnsi="Times New Roman"/>
+          <w:color w:val="1F2937"/>
+          <w:sz w:val="24"/>
+          <w:szCs w:val="24"/>
+        </w:rPr>
+        <w:t xml:space="preserve">Two further tasks show the same pattern. Six of nine runs given the question alone returned 0.9667 for the accuracy of an iris classifier, against a reference of 0.9333, and on the reef-fish task three of six runs returned 3.295 against a reference of 3.464. On the penguin sex model the runs given the question alone returned nine different values in ten runs (Fig. 2).</w:t>
       </w:r>
     </w:p>
     <w:p>
@@ -2296,1541 +2296,9 @@
           <w:sz w:val="22"/>
           <w:szCs w:val="22"/>
         </w:rPr>
-        <w:t xml:space="preserve">Figure 2. The numbers returned by individual runs, for the five tasks where the question alone did not reach the reference. Each panel shows all three conditions, because the condition whose runs agree with one another most closely is not the condition that is right most often. The dashed green line is the reference value. Counts give how many of the runs that returned a number agreed on one value, within that task's tolerance, and are printed in green where the agreed value is the reference. The panel for rodent abundance with empty plot-years contains the central result, in which all ten runs given a working script agreed on the same wrong number. Each panel keeps its own scale, since the errors of interest are a few per cent from the reference. Runs that returned a number far outside the plotted range are counted in the corner rather than drawn, because including them would compress the rest of the panel to a point.</w:t>
-      </w:r>
-    </w:p>
-    <w:p>
-      <w:pPr>
-        <w:spacing w:after="60" w:before="200" w:line="300"/>
-      </w:pPr>
-      <w:r>
-        <w:rPr>
-          <w:rFonts w:ascii="Times New Roman" w:cs="Times New Roman" w:eastAsia="Times New Roman" w:hAnsi="Times New Roman"/>
-          <w:i/>
-          <w:iCs/>
-          <w:color w:val="6B7280"/>
-          <w:sz w:val="22"/>
-          <w:szCs w:val="22"/>
-        </w:rPr>
-        <w:t xml:space="preserve">Table 2. Each task under each condition. The first number is the percentage of runs reaching the reference. The pair in brackets is the number of runs that agreed with one another within the task's tolerance, out of the runs that returned a number, and an asterisk marks the cases where the value they agreed on is not the reference. Reading down the bracketed pairs shows that runs agree with one another on most tasks under every condition, and reading the asterisks shows that agreement is not a guide to correctness.</w:t>
-      </w:r>
-    </w:p>
-    <w:tbl>
-      <w:tblPr>
-        <w:tblW w:type="dxa" w:w="8400"/>
-        <w:tblBorders>
-          <w:top w:val="single" w:color="auto" w:sz="4"/>
-          <w:left w:val="single" w:color="auto" w:sz="4"/>
-          <w:bottom w:val="single" w:color="auto" w:sz="4"/>
-          <w:right w:val="single" w:color="auto" w:sz="4"/>
-          <w:insideH w:val="single" w:color="auto" w:sz="4"/>
-          <w:insideV w:val="single" w:color="auto" w:sz="4"/>
-        </w:tblBorders>
-      </w:tblPr>
-      <w:tblGrid>
-        <w:gridCol w:w="3300"/>
-        <w:gridCol w:w="1700"/>
-        <w:gridCol w:w="1700"/>
-        <w:gridCol w:w="1700"/>
-      </w:tblGrid>
-      <w:tr>
-        <w:trPr>
-          <w:tblHeader/>
-        </w:trPr>
-        <w:tc>
-          <w:tcPr>
-            <w:tcW w:type="dxa" w:w="3300"/>
-            <w:tcBorders>
-              <w:bottom w:val="single" w:color="0F766E" w:sz="6"/>
-            </w:tcBorders>
-            <w:shd w:fill="F3F4F6" w:val="clear"/>
-            <w:tcMar>
-              <w:top w:type="dxa" w:w="100"/>
-              <w:left w:type="dxa" w:w="120"/>
-              <w:bottom w:type="dxa" w:w="100"/>
-              <w:right w:type="dxa" w:w="120"/>
-            </w:tcMar>
-          </w:tcPr>
-          <w:p>
-            <w:pPr>
-              <w:spacing w:line="300"/>
-            </w:pPr>
-            <w:r>
-              <w:rPr>
-                <w:rFonts w:ascii="Times New Roman" w:cs="Times New Roman" w:eastAsia="Times New Roman" w:hAnsi="Times New Roman"/>
-                <w:b/>
-                <w:bCs/>
-                <w:color w:val="111827"/>
-                <w:sz w:val="20"/>
-                <w:szCs w:val="20"/>
-              </w:rPr>
-              <w:t xml:space="preserve">Task</w:t>
-            </w:r>
-          </w:p>
-        </w:tc>
-        <w:tc>
-          <w:tcPr>
-            <w:tcW w:type="dxa" w:w="1700"/>
-            <w:tcBorders>
-              <w:bottom w:val="single" w:color="0F766E" w:sz="6"/>
-            </w:tcBorders>
-            <w:shd w:fill="F3F4F6" w:val="clear"/>
-            <w:tcMar>
-              <w:top w:type="dxa" w:w="100"/>
-              <w:left w:type="dxa" w:w="120"/>
-              <w:bottom w:type="dxa" w:w="100"/>
-              <w:right w:type="dxa" w:w="120"/>
-            </w:tcMar>
-          </w:tcPr>
-          <w:p>
-            <w:pPr>
-              <w:spacing w:line="300"/>
-            </w:pPr>
-            <w:r>
-              <w:rPr>
-                <w:rFonts w:ascii="Times New Roman" w:cs="Times New Roman" w:eastAsia="Times New Roman" w:hAnsi="Times New Roman"/>
-                <w:b/>
-                <w:bCs/>
-                <w:color w:val="111827"/>
-                <w:sz w:val="20"/>
-                <w:szCs w:val="20"/>
-              </w:rPr>
-              <w:t xml:space="preserve">Question alone</w:t>
-            </w:r>
-          </w:p>
-        </w:tc>
-        <w:tc>
-          <w:tcPr>
-            <w:tcW w:type="dxa" w:w="1700"/>
-            <w:tcBorders>
-              <w:bottom w:val="single" w:color="0F766E" w:sz="6"/>
-            </w:tcBorders>
-            <w:shd w:fill="F3F4F6" w:val="clear"/>
-            <w:tcMar>
-              <w:top w:type="dxa" w:w="100"/>
-              <w:left w:type="dxa" w:w="120"/>
-              <w:bottom w:type="dxa" w:w="100"/>
-              <w:right w:type="dxa" w:w="120"/>
-            </w:tcMar>
-          </w:tcPr>
-          <w:p>
-            <w:pPr>
-              <w:spacing w:line="300"/>
-            </w:pPr>
-            <w:r>
-              <w:rPr>
-                <w:rFonts w:ascii="Times New Roman" w:cs="Times New Roman" w:eastAsia="Times New Roman" w:hAnsi="Times New Roman"/>
-                <w:b/>
-                <w:bCs/>
-                <w:color w:val="111827"/>
-                <w:sz w:val="20"/>
-                <w:szCs w:val="20"/>
-              </w:rPr>
-              <w:t xml:space="preserve">With a script</w:t>
-            </w:r>
-          </w:p>
-        </w:tc>
-        <w:tc>
-          <w:tcPr>
-            <w:tcW w:type="dxa" w:w="1700"/>
-            <w:tcBorders>
-              <w:bottom w:val="single" w:color="0F766E" w:sz="6"/>
-            </w:tcBorders>
-            <w:shd w:fill="F3F4F6" w:val="clear"/>
-            <w:tcMar>
-              <w:top w:type="dxa" w:w="100"/>
-              <w:left w:type="dxa" w:w="120"/>
-              <w:bottom w:type="dxa" w:w="100"/>
-              <w:right w:type="dxa" w:w="120"/>
-            </w:tcMar>
-          </w:tcPr>
-          <w:p>
-            <w:pPr>
-              <w:spacing w:line="300"/>
-            </w:pPr>
-            <w:r>
-              <w:rPr>
-                <w:rFonts w:ascii="Times New Roman" w:cs="Times New Roman" w:eastAsia="Times New Roman" w:hAnsi="Times New Roman"/>
-                <w:b/>
-                <w:bCs/>
-                <w:color w:val="111827"/>
-                <w:sz w:val="20"/>
-                <w:szCs w:val="20"/>
-              </w:rPr>
-              <w:t xml:space="preserve">With a specification</w:t>
-            </w:r>
-          </w:p>
-        </w:tc>
-      </w:tr>
-      <w:tr>
-        <w:tc>
-          <w:tcPr>
-            <w:tcW w:type="dxa" w:w="3300"/>
-            <w:tcBorders>
-              <w:bottom w:val="single" w:color="E5E7EB" w:sz="4"/>
-            </w:tcBorders>
-            <w:tcMar>
-              <w:top w:type="dxa" w:w="90"/>
-              <w:left w:type="dxa" w:w="120"/>
-              <w:bottom w:type="dxa" w:w="90"/>
-              <w:right w:type="dxa" w:w="120"/>
-            </w:tcMar>
-          </w:tcPr>
-          <w:p>
-            <w:pPr>
-              <w:spacing w:line="300"/>
-            </w:pPr>
-            <w:r>
-              <w:rPr>
-                <w:rFonts w:ascii="Times New Roman" w:cs="Times New Roman" w:eastAsia="Times New Roman" w:hAnsi="Times New Roman"/>
-                <w:color w:val="1F2937"/>
-                <w:sz w:val="19"/>
-                <w:szCs w:val="19"/>
-              </w:rPr>
-              <w:t xml:space="preserve">Mean per-transect fish biomass</w:t>
-            </w:r>
-          </w:p>
-        </w:tc>
-        <w:tc>
-          <w:tcPr>
-            <w:tcW w:type="dxa" w:w="1700"/>
-            <w:tcBorders>
-              <w:bottom w:val="single" w:color="E5E7EB" w:sz="4"/>
-            </w:tcBorders>
-            <w:tcMar>
-              <w:top w:type="dxa" w:w="90"/>
-              <w:left w:type="dxa" w:w="120"/>
-              <w:bottom w:type="dxa" w:w="90"/>
-              <w:right w:type="dxa" w:w="120"/>
-            </w:tcMar>
-          </w:tcPr>
-          <w:p>
-            <w:pPr>
-              <w:spacing w:line="300"/>
-            </w:pPr>
-            <w:r>
-              <w:rPr>
-                <w:rFonts w:ascii="Times New Roman" w:cs="Times New Roman" w:eastAsia="Times New Roman" w:hAnsi="Times New Roman"/>
-                <w:color w:val="1F2937"/>
-                <w:sz w:val="19"/>
-                <w:szCs w:val="19"/>
-              </w:rPr>
-              <w:t xml:space="preserve">0  (3/6*)</w:t>
-            </w:r>
-          </w:p>
-        </w:tc>
-        <w:tc>
-          <w:tcPr>
-            <w:tcW w:type="dxa" w:w="1700"/>
-            <w:tcBorders>
-              <w:bottom w:val="single" w:color="E5E7EB" w:sz="4"/>
-            </w:tcBorders>
-            <w:tcMar>
-              <w:top w:type="dxa" w:w="90"/>
-              <w:left w:type="dxa" w:w="120"/>
-              <w:bottom w:type="dxa" w:w="90"/>
-              <w:right w:type="dxa" w:w="120"/>
-            </w:tcMar>
-          </w:tcPr>
-          <w:p>
-            <w:pPr>
-              <w:spacing w:line="300"/>
-            </w:pPr>
-            <w:r>
-              <w:rPr>
-                <w:rFonts w:ascii="Times New Roman" w:cs="Times New Roman" w:eastAsia="Times New Roman" w:hAnsi="Times New Roman"/>
-                <w:color w:val="1F2937"/>
-                <w:sz w:val="19"/>
-                <w:szCs w:val="19"/>
-              </w:rPr>
-              <w:t xml:space="preserve">20  (4/10*)</w:t>
-            </w:r>
-          </w:p>
-        </w:tc>
-        <w:tc>
-          <w:tcPr>
-            <w:tcW w:type="dxa" w:w="1700"/>
-            <w:tcBorders>
-              <w:bottom w:val="single" w:color="E5E7EB" w:sz="4"/>
-            </w:tcBorders>
-            <w:tcMar>
-              <w:top w:type="dxa" w:w="90"/>
-              <w:left w:type="dxa" w:w="120"/>
-              <w:bottom w:type="dxa" w:w="90"/>
-              <w:right w:type="dxa" w:w="120"/>
-            </w:tcMar>
-          </w:tcPr>
-          <w:p>
-            <w:pPr>
-              <w:spacing w:line="300"/>
-            </w:pPr>
-            <w:r>
-              <w:rPr>
-                <w:rFonts w:ascii="Times New Roman" w:cs="Times New Roman" w:eastAsia="Times New Roman" w:hAnsi="Times New Roman"/>
-                <w:color w:val="1F2937"/>
-                <w:sz w:val="19"/>
-                <w:szCs w:val="19"/>
-              </w:rPr>
-              <w:t xml:space="preserve">100  (9/9)</w:t>
-            </w:r>
-          </w:p>
-        </w:tc>
-      </w:tr>
-      <w:tr>
-        <w:tc>
-          <w:tcPr>
-            <w:tcW w:type="dxa" w:w="3300"/>
-            <w:tcBorders>
-              <w:bottom w:val="single" w:color="E5E7EB" w:sz="4"/>
-            </w:tcBorders>
-            <w:tcMar>
-              <w:top w:type="dxa" w:w="90"/>
-              <w:left w:type="dxa" w:w="120"/>
-              <w:bottom w:type="dxa" w:w="90"/>
-              <w:right w:type="dxa" w:w="120"/>
-            </w:tcMar>
-          </w:tcPr>
-          <w:p>
-            <w:pPr>
-              <w:spacing w:line="300"/>
-            </w:pPr>
-            <w:r>
-              <w:rPr>
-                <w:rFonts w:ascii="Times New Roman" w:cs="Times New Roman" w:eastAsia="Times New Roman" w:hAnsi="Times New Roman"/>
-                <w:color w:val="1F2937"/>
-                <w:sz w:val="19"/>
-                <w:szCs w:val="19"/>
-              </w:rPr>
-              <w:t xml:space="preserve">Mean rodents per plot-year</w:t>
-            </w:r>
-          </w:p>
-        </w:tc>
-        <w:tc>
-          <w:tcPr>
-            <w:tcW w:type="dxa" w:w="1700"/>
-            <w:tcBorders>
-              <w:bottom w:val="single" w:color="E5E7EB" w:sz="4"/>
-            </w:tcBorders>
-            <w:tcMar>
-              <w:top w:type="dxa" w:w="90"/>
-              <w:left w:type="dxa" w:w="120"/>
-              <w:bottom w:type="dxa" w:w="90"/>
-              <w:right w:type="dxa" w:w="120"/>
-            </w:tcMar>
-          </w:tcPr>
-          <w:p>
-            <w:pPr>
-              <w:spacing w:line="300"/>
-            </w:pPr>
-            <w:r>
-              <w:rPr>
-                <w:rFonts w:ascii="Times New Roman" w:cs="Times New Roman" w:eastAsia="Times New Roman" w:hAnsi="Times New Roman"/>
-                <w:color w:val="1F2937"/>
-                <w:sz w:val="19"/>
-                <w:szCs w:val="19"/>
-              </w:rPr>
-              <w:t xml:space="preserve">100  (10/10)</w:t>
-            </w:r>
-          </w:p>
-        </w:tc>
-        <w:tc>
-          <w:tcPr>
-            <w:tcW w:type="dxa" w:w="1700"/>
-            <w:tcBorders>
-              <w:bottom w:val="single" w:color="E5E7EB" w:sz="4"/>
-            </w:tcBorders>
-            <w:tcMar>
-              <w:top w:type="dxa" w:w="90"/>
-              <w:left w:type="dxa" w:w="120"/>
-              <w:bottom w:type="dxa" w:w="90"/>
-              <w:right w:type="dxa" w:w="120"/>
-            </w:tcMar>
-          </w:tcPr>
-          <w:p>
-            <w:pPr>
-              <w:spacing w:line="300"/>
-            </w:pPr>
-            <w:r>
-              <w:rPr>
-                <w:rFonts w:ascii="Times New Roman" w:cs="Times New Roman" w:eastAsia="Times New Roman" w:hAnsi="Times New Roman"/>
-                <w:color w:val="1F2937"/>
-                <w:sz w:val="19"/>
-                <w:szCs w:val="19"/>
-              </w:rPr>
-              <w:t xml:space="preserve">100  (10/10)</w:t>
-            </w:r>
-          </w:p>
-        </w:tc>
-        <w:tc>
-          <w:tcPr>
-            <w:tcW w:type="dxa" w:w="1700"/>
-            <w:tcBorders>
-              <w:bottom w:val="single" w:color="E5E7EB" w:sz="4"/>
-            </w:tcBorders>
-            <w:tcMar>
-              <w:top w:type="dxa" w:w="90"/>
-              <w:left w:type="dxa" w:w="120"/>
-              <w:bottom w:type="dxa" w:w="90"/>
-              <w:right w:type="dxa" w:w="120"/>
-            </w:tcMar>
-          </w:tcPr>
-          <w:p>
-            <w:pPr>
-              <w:spacing w:line="300"/>
-            </w:pPr>
-            <w:r>
-              <w:rPr>
-                <w:rFonts w:ascii="Times New Roman" w:cs="Times New Roman" w:eastAsia="Times New Roman" w:hAnsi="Times New Roman"/>
-                <w:color w:val="1F2937"/>
-                <w:sz w:val="19"/>
-                <w:szCs w:val="19"/>
-              </w:rPr>
-              <w:t xml:space="preserve">100  (9/9)</w:t>
-            </w:r>
-          </w:p>
-        </w:tc>
-      </w:tr>
-      <w:tr>
-        <w:tc>
-          <w:tcPr>
-            <w:tcW w:type="dxa" w:w="3300"/>
-            <w:tcBorders>
-              <w:bottom w:val="single" w:color="E5E7EB" w:sz="4"/>
-            </w:tcBorders>
-            <w:tcMar>
-              <w:top w:type="dxa" w:w="90"/>
-              <w:left w:type="dxa" w:w="120"/>
-              <w:bottom w:type="dxa" w:w="90"/>
-              <w:right w:type="dxa" w:w="120"/>
-            </w:tcMar>
-          </w:tcPr>
-          <w:p>
-            <w:pPr>
-              <w:spacing w:line="300"/>
-            </w:pPr>
-            <w:r>
-              <w:rPr>
-                <w:rFonts w:ascii="Times New Roman" w:cs="Times New Roman" w:eastAsia="Times New Roman" w:hAnsi="Times New Roman"/>
-                <w:color w:val="1F2937"/>
-                <w:sz w:val="19"/>
-                <w:szCs w:val="19"/>
-              </w:rPr>
-              <w:t xml:space="preserve">Mean rodent richness per plot-year</w:t>
-            </w:r>
-          </w:p>
-        </w:tc>
-        <w:tc>
-          <w:tcPr>
-            <w:tcW w:type="dxa" w:w="1700"/>
-            <w:tcBorders>
-              <w:bottom w:val="single" w:color="E5E7EB" w:sz="4"/>
-            </w:tcBorders>
-            <w:tcMar>
-              <w:top w:type="dxa" w:w="90"/>
-              <w:left w:type="dxa" w:w="120"/>
-              <w:bottom w:type="dxa" w:w="90"/>
-              <w:right w:type="dxa" w:w="120"/>
-            </w:tcMar>
-          </w:tcPr>
-          <w:p>
-            <w:pPr>
-              <w:spacing w:line="300"/>
-            </w:pPr>
-            <w:r>
-              <w:rPr>
-                <w:rFonts w:ascii="Times New Roman" w:cs="Times New Roman" w:eastAsia="Times New Roman" w:hAnsi="Times New Roman"/>
-                <w:color w:val="1F2937"/>
-                <w:sz w:val="19"/>
-                <w:szCs w:val="19"/>
-              </w:rPr>
-              <w:t xml:space="preserve">100  (10/10)</w:t>
-            </w:r>
-          </w:p>
-        </w:tc>
-        <w:tc>
-          <w:tcPr>
-            <w:tcW w:type="dxa" w:w="1700"/>
-            <w:tcBorders>
-              <w:bottom w:val="single" w:color="E5E7EB" w:sz="4"/>
-            </w:tcBorders>
-            <w:tcMar>
-              <w:top w:type="dxa" w:w="90"/>
-              <w:left w:type="dxa" w:w="120"/>
-              <w:bottom w:type="dxa" w:w="90"/>
-              <w:right w:type="dxa" w:w="120"/>
-            </w:tcMar>
-          </w:tcPr>
-          <w:p>
-            <w:pPr>
-              <w:spacing w:line="300"/>
-            </w:pPr>
-            <w:r>
-              <w:rPr>
-                <w:rFonts w:ascii="Times New Roman" w:cs="Times New Roman" w:eastAsia="Times New Roman" w:hAnsi="Times New Roman"/>
-                <w:color w:val="1F2937"/>
-                <w:sz w:val="19"/>
-                <w:szCs w:val="19"/>
-              </w:rPr>
-              <w:t xml:space="preserve">100  (10/10)</w:t>
-            </w:r>
-          </w:p>
-        </w:tc>
-        <w:tc>
-          <w:tcPr>
-            <w:tcW w:type="dxa" w:w="1700"/>
-            <w:tcBorders>
-              <w:bottom w:val="single" w:color="E5E7EB" w:sz="4"/>
-            </w:tcBorders>
-            <w:tcMar>
-              <w:top w:type="dxa" w:w="90"/>
-              <w:left w:type="dxa" w:w="120"/>
-              <w:bottom w:type="dxa" w:w="90"/>
-              <w:right w:type="dxa" w:w="120"/>
-            </w:tcMar>
-          </w:tcPr>
-          <w:p>
-            <w:pPr>
-              <w:spacing w:line="300"/>
-            </w:pPr>
-            <w:r>
-              <w:rPr>
-                <w:rFonts w:ascii="Times New Roman" w:cs="Times New Roman" w:eastAsia="Times New Roman" w:hAnsi="Times New Roman"/>
-                <w:color w:val="1F2937"/>
-                <w:sz w:val="19"/>
-                <w:szCs w:val="19"/>
-              </w:rPr>
-              <w:t xml:space="preserve">100  (10/10)</w:t>
-            </w:r>
-          </w:p>
-        </w:tc>
-      </w:tr>
-      <w:tr>
-        <w:tc>
-          <w:tcPr>
-            <w:tcW w:type="dxa" w:w="3300"/>
-            <w:tcBorders>
-              <w:bottom w:val="single" w:color="E5E7EB" w:sz="4"/>
-            </w:tcBorders>
-            <w:tcMar>
-              <w:top w:type="dxa" w:w="90"/>
-              <w:left w:type="dxa" w:w="120"/>
-              <w:bottom w:type="dxa" w:w="90"/>
-              <w:right w:type="dxa" w:w="120"/>
-            </w:tcMar>
-          </w:tcPr>
-          <w:p>
-            <w:pPr>
-              <w:spacing w:line="300"/>
-            </w:pPr>
-            <w:r>
-              <w:rPr>
-                <w:rFonts w:ascii="Times New Roman" w:cs="Times New Roman" w:eastAsia="Times New Roman" w:hAnsi="Times New Roman"/>
-                <w:color w:val="1F2937"/>
-                <w:sz w:val="19"/>
-                <w:szCs w:val="19"/>
-              </w:rPr>
-              <w:t xml:space="preserve">Sepal length vs width</w:t>
-            </w:r>
-          </w:p>
-        </w:tc>
-        <w:tc>
-          <w:tcPr>
-            <w:tcW w:type="dxa" w:w="1700"/>
-            <w:tcBorders>
-              <w:bottom w:val="single" w:color="E5E7EB" w:sz="4"/>
-            </w:tcBorders>
-            <w:tcMar>
-              <w:top w:type="dxa" w:w="90"/>
-              <w:left w:type="dxa" w:w="120"/>
-              <w:bottom w:type="dxa" w:w="90"/>
-              <w:right w:type="dxa" w:w="120"/>
-            </w:tcMar>
-          </w:tcPr>
-          <w:p>
-            <w:pPr>
-              <w:spacing w:line="300"/>
-            </w:pPr>
-            <w:r>
-              <w:rPr>
-                <w:rFonts w:ascii="Times New Roman" w:cs="Times New Roman" w:eastAsia="Times New Roman" w:hAnsi="Times New Roman"/>
-                <w:color w:val="1F2937"/>
-                <w:sz w:val="19"/>
-                <w:szCs w:val="19"/>
-              </w:rPr>
-              <w:t xml:space="preserve">90  (9/9)</w:t>
-            </w:r>
-          </w:p>
-        </w:tc>
-        <w:tc>
-          <w:tcPr>
-            <w:tcW w:type="dxa" w:w="1700"/>
-            <w:tcBorders>
-              <w:bottom w:val="single" w:color="E5E7EB" w:sz="4"/>
-            </w:tcBorders>
-            <w:tcMar>
-              <w:top w:type="dxa" w:w="90"/>
-              <w:left w:type="dxa" w:w="120"/>
-              <w:bottom w:type="dxa" w:w="90"/>
-              <w:right w:type="dxa" w:w="120"/>
-            </w:tcMar>
-          </w:tcPr>
-          <w:p>
-            <w:pPr>
-              <w:spacing w:line="300"/>
-            </w:pPr>
-            <w:r>
-              <w:rPr>
-                <w:rFonts w:ascii="Times New Roman" w:cs="Times New Roman" w:eastAsia="Times New Roman" w:hAnsi="Times New Roman"/>
-                <w:color w:val="1F2937"/>
-                <w:sz w:val="19"/>
-                <w:szCs w:val="19"/>
-              </w:rPr>
-              <w:t xml:space="preserve">100  (10/10)</w:t>
-            </w:r>
-          </w:p>
-        </w:tc>
-        <w:tc>
-          <w:tcPr>
-            <w:tcW w:type="dxa" w:w="1700"/>
-            <w:tcBorders>
-              <w:bottom w:val="single" w:color="E5E7EB" w:sz="4"/>
-            </w:tcBorders>
-            <w:tcMar>
-              <w:top w:type="dxa" w:w="90"/>
-              <w:left w:type="dxa" w:w="120"/>
-              <w:bottom w:type="dxa" w:w="90"/>
-              <w:right w:type="dxa" w:w="120"/>
-            </w:tcMar>
-          </w:tcPr>
-          <w:p>
-            <w:pPr>
-              <w:spacing w:line="300"/>
-            </w:pPr>
-            <w:r>
-              <w:rPr>
-                <w:rFonts w:ascii="Times New Roman" w:cs="Times New Roman" w:eastAsia="Times New Roman" w:hAnsi="Times New Roman"/>
-                <w:color w:val="1F2937"/>
-                <w:sz w:val="19"/>
-                <w:szCs w:val="19"/>
-              </w:rPr>
-              <w:t xml:space="preserve">100  (10/10)</w:t>
-            </w:r>
-          </w:p>
-        </w:tc>
-      </w:tr>
-      <w:tr>
-        <w:tc>
-          <w:tcPr>
-            <w:tcW w:type="dxa" w:w="3300"/>
-            <w:tcBorders>
-              <w:bottom w:val="single" w:color="E5E7EB" w:sz="4"/>
-            </w:tcBorders>
-            <w:tcMar>
-              <w:top w:type="dxa" w:w="90"/>
-              <w:left w:type="dxa" w:w="120"/>
-              <w:bottom w:type="dxa" w:w="90"/>
-              <w:right w:type="dxa" w:w="120"/>
-            </w:tcMar>
-          </w:tcPr>
-          <w:p>
-            <w:pPr>
-              <w:spacing w:line="300"/>
-            </w:pPr>
-            <w:r>
-              <w:rPr>
-                <w:rFonts w:ascii="Times New Roman" w:cs="Times New Roman" w:eastAsia="Times New Roman" w:hAnsi="Times New Roman"/>
-                <w:color w:val="1F2937"/>
-                <w:sz w:val="19"/>
-                <w:szCs w:val="19"/>
-              </w:rPr>
-              <w:t xml:space="preserve">Bill length vs depth</w:t>
-            </w:r>
-          </w:p>
-        </w:tc>
-        <w:tc>
-          <w:tcPr>
-            <w:tcW w:type="dxa" w:w="1700"/>
-            <w:tcBorders>
-              <w:bottom w:val="single" w:color="E5E7EB" w:sz="4"/>
-            </w:tcBorders>
-            <w:tcMar>
-              <w:top w:type="dxa" w:w="90"/>
-              <w:left w:type="dxa" w:w="120"/>
-              <w:bottom w:type="dxa" w:w="90"/>
-              <w:right w:type="dxa" w:w="120"/>
-            </w:tcMar>
-          </w:tcPr>
-          <w:p>
-            <w:pPr>
-              <w:spacing w:line="300"/>
-            </w:pPr>
-            <w:r>
-              <w:rPr>
-                <w:rFonts w:ascii="Times New Roman" w:cs="Times New Roman" w:eastAsia="Times New Roman" w:hAnsi="Times New Roman"/>
-                <w:color w:val="1F2937"/>
-                <w:sz w:val="19"/>
-                <w:szCs w:val="19"/>
-              </w:rPr>
-              <w:t xml:space="preserve">100  (10/10)</w:t>
-            </w:r>
-          </w:p>
-        </w:tc>
-        <w:tc>
-          <w:tcPr>
-            <w:tcW w:type="dxa" w:w="1700"/>
-            <w:tcBorders>
-              <w:bottom w:val="single" w:color="E5E7EB" w:sz="4"/>
-            </w:tcBorders>
-            <w:tcMar>
-              <w:top w:type="dxa" w:w="90"/>
-              <w:left w:type="dxa" w:w="120"/>
-              <w:bottom w:type="dxa" w:w="90"/>
-              <w:right w:type="dxa" w:w="120"/>
-            </w:tcMar>
-          </w:tcPr>
-          <w:p>
-            <w:pPr>
-              <w:spacing w:line="300"/>
-            </w:pPr>
-            <w:r>
-              <w:rPr>
-                <w:rFonts w:ascii="Times New Roman" w:cs="Times New Roman" w:eastAsia="Times New Roman" w:hAnsi="Times New Roman"/>
-                <w:color w:val="1F2937"/>
-                <w:sz w:val="19"/>
-                <w:szCs w:val="19"/>
-              </w:rPr>
-              <w:t xml:space="preserve">80  (8/8)</w:t>
-            </w:r>
-          </w:p>
-        </w:tc>
-        <w:tc>
-          <w:tcPr>
-            <w:tcW w:type="dxa" w:w="1700"/>
-            <w:tcBorders>
-              <w:bottom w:val="single" w:color="E5E7EB" w:sz="4"/>
-            </w:tcBorders>
-            <w:tcMar>
-              <w:top w:type="dxa" w:w="90"/>
-              <w:left w:type="dxa" w:w="120"/>
-              <w:bottom w:type="dxa" w:w="90"/>
-              <w:right w:type="dxa" w:w="120"/>
-            </w:tcMar>
-          </w:tcPr>
-          <w:p>
-            <w:pPr>
-              <w:spacing w:line="300"/>
-            </w:pPr>
-            <w:r>
-              <w:rPr>
-                <w:rFonts w:ascii="Times New Roman" w:cs="Times New Roman" w:eastAsia="Times New Roman" w:hAnsi="Times New Roman"/>
-                <w:color w:val="1F2937"/>
-                <w:sz w:val="19"/>
-                <w:szCs w:val="19"/>
-              </w:rPr>
-              <w:t xml:space="preserve">100  (10/10)</w:t>
-            </w:r>
-          </w:p>
-        </w:tc>
-      </w:tr>
-      <w:tr>
-        <w:tc>
-          <w:tcPr>
-            <w:tcW w:type="dxa" w:w="3300"/>
-            <w:tcBorders>
-              <w:bottom w:val="single" w:color="E5E7EB" w:sz="4"/>
-            </w:tcBorders>
-            <w:tcMar>
-              <w:top w:type="dxa" w:w="90"/>
-              <w:left w:type="dxa" w:w="120"/>
-              <w:bottom w:type="dxa" w:w="90"/>
-              <w:right w:type="dxa" w:w="120"/>
-            </w:tcMar>
-          </w:tcPr>
-          <w:p>
-            <w:pPr>
-              <w:spacing w:line="300"/>
-            </w:pPr>
-            <w:r>
-              <w:rPr>
-                <w:rFonts w:ascii="Times New Roman" w:cs="Times New Roman" w:eastAsia="Times New Roman" w:hAnsi="Times New Roman"/>
-                <w:color w:val="1F2937"/>
-                <w:sz w:val="19"/>
-                <w:szCs w:val="19"/>
-              </w:rPr>
-              <w:t xml:space="preserve">Hindfoot vs weight</w:t>
-            </w:r>
-          </w:p>
-        </w:tc>
-        <w:tc>
-          <w:tcPr>
-            <w:tcW w:type="dxa" w:w="1700"/>
-            <w:tcBorders>
-              <w:bottom w:val="single" w:color="E5E7EB" w:sz="4"/>
-            </w:tcBorders>
-            <w:tcMar>
-              <w:top w:type="dxa" w:w="90"/>
-              <w:left w:type="dxa" w:w="120"/>
-              <w:bottom w:type="dxa" w:w="90"/>
-              <w:right w:type="dxa" w:w="120"/>
-            </w:tcMar>
-          </w:tcPr>
-          <w:p>
-            <w:pPr>
-              <w:spacing w:line="300"/>
-            </w:pPr>
-            <w:r>
-              <w:rPr>
-                <w:rFonts w:ascii="Times New Roman" w:cs="Times New Roman" w:eastAsia="Times New Roman" w:hAnsi="Times New Roman"/>
-                <w:color w:val="1F2937"/>
-                <w:sz w:val="19"/>
-                <w:szCs w:val="19"/>
-              </w:rPr>
-              <w:t xml:space="preserve">100  (10/10)</w:t>
-            </w:r>
-          </w:p>
-        </w:tc>
-        <w:tc>
-          <w:tcPr>
-            <w:tcW w:type="dxa" w:w="1700"/>
-            <w:tcBorders>
-              <w:bottom w:val="single" w:color="E5E7EB" w:sz="4"/>
-            </w:tcBorders>
-            <w:tcMar>
-              <w:top w:type="dxa" w:w="90"/>
-              <w:left w:type="dxa" w:w="120"/>
-              <w:bottom w:type="dxa" w:w="90"/>
-              <w:right w:type="dxa" w:w="120"/>
-            </w:tcMar>
-          </w:tcPr>
-          <w:p>
-            <w:pPr>
-              <w:spacing w:line="300"/>
-            </w:pPr>
-            <w:r>
-              <w:rPr>
-                <w:rFonts w:ascii="Times New Roman" w:cs="Times New Roman" w:eastAsia="Times New Roman" w:hAnsi="Times New Roman"/>
-                <w:color w:val="1F2937"/>
-                <w:sz w:val="19"/>
-                <w:szCs w:val="19"/>
-              </w:rPr>
-              <w:t xml:space="preserve">100  (10/10)</w:t>
-            </w:r>
-          </w:p>
-        </w:tc>
-        <w:tc>
-          <w:tcPr>
-            <w:tcW w:type="dxa" w:w="1700"/>
-            <w:tcBorders>
-              <w:bottom w:val="single" w:color="E5E7EB" w:sz="4"/>
-            </w:tcBorders>
-            <w:tcMar>
-              <w:top w:type="dxa" w:w="90"/>
-              <w:left w:type="dxa" w:w="120"/>
-              <w:bottom w:type="dxa" w:w="90"/>
-              <w:right w:type="dxa" w:w="120"/>
-            </w:tcMar>
-          </w:tcPr>
-          <w:p>
-            <w:pPr>
-              <w:spacing w:line="300"/>
-            </w:pPr>
-            <w:r>
-              <w:rPr>
-                <w:rFonts w:ascii="Times New Roman" w:cs="Times New Roman" w:eastAsia="Times New Roman" w:hAnsi="Times New Roman"/>
-                <w:color w:val="1F2937"/>
-                <w:sz w:val="19"/>
-                <w:szCs w:val="19"/>
-              </w:rPr>
-              <w:t xml:space="preserve">100  (10/10)</w:t>
-            </w:r>
-          </w:p>
-        </w:tc>
-      </w:tr>
-      <w:tr>
-        <w:tc>
-          <w:tcPr>
-            <w:tcW w:type="dxa" w:w="3300"/>
-            <w:tcBorders>
-              <w:bottom w:val="single" w:color="E5E7EB" w:sz="4"/>
-            </w:tcBorders>
-            <w:tcMar>
-              <w:top w:type="dxa" w:w="90"/>
-              <w:left w:type="dxa" w:w="120"/>
-              <w:bottom w:type="dxa" w:w="90"/>
-              <w:right w:type="dxa" w:w="120"/>
-            </w:tcMar>
-          </w:tcPr>
-          <w:p>
-            <w:pPr>
-              <w:spacing w:line="300"/>
-            </w:pPr>
-            <w:r>
-              <w:rPr>
-                <w:rFonts w:ascii="Times New Roman" w:cs="Times New Roman" w:eastAsia="Times New Roman" w:hAnsi="Times New Roman"/>
-                <w:color w:val="1F2937"/>
-                <w:sz w:val="19"/>
-                <w:szCs w:val="19"/>
-              </w:rPr>
-              <w:t xml:space="preserve">Mean mass, female Gentoo</w:t>
-            </w:r>
-          </w:p>
-        </w:tc>
-        <w:tc>
-          <w:tcPr>
-            <w:tcW w:type="dxa" w:w="1700"/>
-            <w:tcBorders>
-              <w:bottom w:val="single" w:color="E5E7EB" w:sz="4"/>
-            </w:tcBorders>
-            <w:tcMar>
-              <w:top w:type="dxa" w:w="90"/>
-              <w:left w:type="dxa" w:w="120"/>
-              <w:bottom w:type="dxa" w:w="90"/>
-              <w:right w:type="dxa" w:w="120"/>
-            </w:tcMar>
-          </w:tcPr>
-          <w:p>
-            <w:pPr>
-              <w:spacing w:line="300"/>
-            </w:pPr>
-            <w:r>
-              <w:rPr>
-                <w:rFonts w:ascii="Times New Roman" w:cs="Times New Roman" w:eastAsia="Times New Roman" w:hAnsi="Times New Roman"/>
-                <w:color w:val="1F2937"/>
-                <w:sz w:val="19"/>
-                <w:szCs w:val="19"/>
-              </w:rPr>
-              <w:t xml:space="preserve">100  (9/9)</w:t>
-            </w:r>
-          </w:p>
-        </w:tc>
-        <w:tc>
-          <w:tcPr>
-            <w:tcW w:type="dxa" w:w="1700"/>
-            <w:tcBorders>
-              <w:bottom w:val="single" w:color="E5E7EB" w:sz="4"/>
-            </w:tcBorders>
-            <w:tcMar>
-              <w:top w:type="dxa" w:w="90"/>
-              <w:left w:type="dxa" w:w="120"/>
-              <w:bottom w:type="dxa" w:w="90"/>
-              <w:right w:type="dxa" w:w="120"/>
-            </w:tcMar>
-          </w:tcPr>
-          <w:p>
-            <w:pPr>
-              <w:spacing w:line="300"/>
-            </w:pPr>
-            <w:r>
-              <w:rPr>
-                <w:rFonts w:ascii="Times New Roman" w:cs="Times New Roman" w:eastAsia="Times New Roman" w:hAnsi="Times New Roman"/>
-                <w:color w:val="1F2937"/>
-                <w:sz w:val="19"/>
-                <w:szCs w:val="19"/>
-              </w:rPr>
-              <w:t xml:space="preserve">100  (10/10)</w:t>
-            </w:r>
-          </w:p>
-        </w:tc>
-        <w:tc>
-          <w:tcPr>
-            <w:tcW w:type="dxa" w:w="1700"/>
-            <w:tcBorders>
-              <w:bottom w:val="single" w:color="E5E7EB" w:sz="4"/>
-            </w:tcBorders>
-            <w:tcMar>
-              <w:top w:type="dxa" w:w="90"/>
-              <w:left w:type="dxa" w:w="120"/>
-              <w:bottom w:type="dxa" w:w="90"/>
-              <w:right w:type="dxa" w:w="120"/>
-            </w:tcMar>
-          </w:tcPr>
-          <w:p>
-            <w:pPr>
-              <w:spacing w:line="300"/>
-            </w:pPr>
-            <w:r>
-              <w:rPr>
-                <w:rFonts w:ascii="Times New Roman" w:cs="Times New Roman" w:eastAsia="Times New Roman" w:hAnsi="Times New Roman"/>
-                <w:color w:val="1F2937"/>
-                <w:sz w:val="19"/>
-                <w:szCs w:val="19"/>
-              </w:rPr>
-              <w:t xml:space="preserve">100  (10/10)</w:t>
-            </w:r>
-          </w:p>
-        </w:tc>
-      </w:tr>
-      <w:tr>
-        <w:tc>
-          <w:tcPr>
-            <w:tcW w:type="dxa" w:w="3300"/>
-            <w:tcBorders>
-              <w:bottom w:val="single" w:color="E5E7EB" w:sz="4"/>
-            </w:tcBorders>
-            <w:tcMar>
-              <w:top w:type="dxa" w:w="90"/>
-              <w:left w:type="dxa" w:w="120"/>
-              <w:bottom w:type="dxa" w:w="90"/>
-              <w:right w:type="dxa" w:w="120"/>
-            </w:tcMar>
-          </w:tcPr>
-          <w:p>
-            <w:pPr>
-              <w:spacing w:line="300"/>
-            </w:pPr>
-            <w:r>
-              <w:rPr>
-                <w:rFonts w:ascii="Times New Roman" w:cs="Times New Roman" w:eastAsia="Times New Roman" w:hAnsi="Times New Roman"/>
-                <w:color w:val="1F2937"/>
-                <w:sz w:val="19"/>
-                <w:szCs w:val="19"/>
-              </w:rPr>
-              <w:t xml:space="preserve">Mean weight, one species</w:t>
-            </w:r>
-          </w:p>
-        </w:tc>
-        <w:tc>
-          <w:tcPr>
-            <w:tcW w:type="dxa" w:w="1700"/>
-            <w:tcBorders>
-              <w:bottom w:val="single" w:color="E5E7EB" w:sz="4"/>
-            </w:tcBorders>
-            <w:tcMar>
-              <w:top w:type="dxa" w:w="90"/>
-              <w:left w:type="dxa" w:w="120"/>
-              <w:bottom w:type="dxa" w:w="90"/>
-              <w:right w:type="dxa" w:w="120"/>
-            </w:tcMar>
-          </w:tcPr>
-          <w:p>
-            <w:pPr>
-              <w:spacing w:line="300"/>
-            </w:pPr>
-            <w:r>
-              <w:rPr>
-                <w:rFonts w:ascii="Times New Roman" w:cs="Times New Roman" w:eastAsia="Times New Roman" w:hAnsi="Times New Roman"/>
-                <w:color w:val="1F2937"/>
-                <w:sz w:val="19"/>
-                <w:szCs w:val="19"/>
-              </w:rPr>
-              <w:t xml:space="preserve">100  (10/10)</w:t>
-            </w:r>
-          </w:p>
-        </w:tc>
-        <w:tc>
-          <w:tcPr>
-            <w:tcW w:type="dxa" w:w="1700"/>
-            <w:tcBorders>
-              <w:bottom w:val="single" w:color="E5E7EB" w:sz="4"/>
-            </w:tcBorders>
-            <w:tcMar>
-              <w:top w:type="dxa" w:w="90"/>
-              <w:left w:type="dxa" w:w="120"/>
-              <w:bottom w:type="dxa" w:w="90"/>
-              <w:right w:type="dxa" w:w="120"/>
-            </w:tcMar>
-          </w:tcPr>
-          <w:p>
-            <w:pPr>
-              <w:spacing w:line="300"/>
-            </w:pPr>
-            <w:r>
-              <w:rPr>
-                <w:rFonts w:ascii="Times New Roman" w:cs="Times New Roman" w:eastAsia="Times New Roman" w:hAnsi="Times New Roman"/>
-                <w:color w:val="1F2937"/>
-                <w:sz w:val="19"/>
-                <w:szCs w:val="19"/>
-              </w:rPr>
-              <w:t xml:space="preserve">100  (9/9)</w:t>
-            </w:r>
-          </w:p>
-        </w:tc>
-        <w:tc>
-          <w:tcPr>
-            <w:tcW w:type="dxa" w:w="1700"/>
-            <w:tcBorders>
-              <w:bottom w:val="single" w:color="E5E7EB" w:sz="4"/>
-            </w:tcBorders>
-            <w:tcMar>
-              <w:top w:type="dxa" w:w="90"/>
-              <w:left w:type="dxa" w:w="120"/>
-              <w:bottom w:type="dxa" w:w="90"/>
-              <w:right w:type="dxa" w:w="120"/>
-            </w:tcMar>
-          </w:tcPr>
-          <w:p>
-            <w:pPr>
-              <w:spacing w:line="300"/>
-            </w:pPr>
-            <w:r>
-              <w:rPr>
-                <w:rFonts w:ascii="Times New Roman" w:cs="Times New Roman" w:eastAsia="Times New Roman" w:hAnsi="Times New Roman"/>
-                <w:color w:val="1F2937"/>
-                <w:sz w:val="19"/>
-                <w:szCs w:val="19"/>
-              </w:rPr>
-              <w:t xml:space="preserve">100  (10/10)</w:t>
-            </w:r>
-          </w:p>
-        </w:tc>
-      </w:tr>
-      <w:tr>
-        <w:tc>
-          <w:tcPr>
-            <w:tcW w:type="dxa" w:w="3300"/>
-            <w:tcBorders>
-              <w:bottom w:val="single" w:color="E5E7EB" w:sz="4"/>
-            </w:tcBorders>
-            <w:tcMar>
-              <w:top w:type="dxa" w:w="90"/>
-              <w:left w:type="dxa" w:w="120"/>
-              <w:bottom w:type="dxa" w:w="90"/>
-              <w:right w:type="dxa" w:w="120"/>
-            </w:tcMar>
-          </w:tcPr>
-          <w:p>
-            <w:pPr>
-              <w:spacing w:line="300"/>
-            </w:pPr>
-            <w:r>
-              <w:rPr>
-                <w:rFonts w:ascii="Times New Roman" w:cs="Times New Roman" w:eastAsia="Times New Roman" w:hAnsi="Times New Roman"/>
-                <w:color w:val="1F2937"/>
-                <w:sz w:val="19"/>
-                <w:szCs w:val="19"/>
-              </w:rPr>
-              <w:t xml:space="preserve">Mean rodents, empty plot-years</w:t>
-            </w:r>
-          </w:p>
-        </w:tc>
-        <w:tc>
-          <w:tcPr>
-            <w:tcW w:type="dxa" w:w="1700"/>
-            <w:tcBorders>
-              <w:bottom w:val="single" w:color="E5E7EB" w:sz="4"/>
-            </w:tcBorders>
-            <w:tcMar>
-              <w:top w:type="dxa" w:w="90"/>
-              <w:left w:type="dxa" w:w="120"/>
-              <w:bottom w:type="dxa" w:w="90"/>
-              <w:right w:type="dxa" w:w="120"/>
-            </w:tcMar>
-          </w:tcPr>
-          <w:p>
-            <w:pPr>
-              <w:spacing w:line="300"/>
-            </w:pPr>
-            <w:r>
-              <w:rPr>
-                <w:rFonts w:ascii="Times New Roman" w:cs="Times New Roman" w:eastAsia="Times New Roman" w:hAnsi="Times New Roman"/>
-                <w:color w:val="1F2937"/>
-                <w:sz w:val="19"/>
-                <w:szCs w:val="19"/>
-              </w:rPr>
-              <w:t xml:space="preserve">0  (5/5*)</w:t>
-            </w:r>
-          </w:p>
-        </w:tc>
-        <w:tc>
-          <w:tcPr>
-            <w:tcW w:type="dxa" w:w="1700"/>
-            <w:tcBorders>
-              <w:bottom w:val="single" w:color="E5E7EB" w:sz="4"/>
-            </w:tcBorders>
-            <w:tcMar>
-              <w:top w:type="dxa" w:w="90"/>
-              <w:left w:type="dxa" w:w="120"/>
-              <w:bottom w:type="dxa" w:w="90"/>
-              <w:right w:type="dxa" w:w="120"/>
-            </w:tcMar>
-          </w:tcPr>
-          <w:p>
-            <w:pPr>
-              <w:spacing w:line="300"/>
-            </w:pPr>
-            <w:r>
-              <w:rPr>
-                <w:rFonts w:ascii="Times New Roman" w:cs="Times New Roman" w:eastAsia="Times New Roman" w:hAnsi="Times New Roman"/>
-                <w:color w:val="1F2937"/>
-                <w:sz w:val="19"/>
-                <w:szCs w:val="19"/>
-              </w:rPr>
-              <w:t xml:space="preserve">0  (10/10*)</w:t>
-            </w:r>
-          </w:p>
-        </w:tc>
-        <w:tc>
-          <w:tcPr>
-            <w:tcW w:type="dxa" w:w="1700"/>
-            <w:tcBorders>
-              <w:bottom w:val="single" w:color="E5E7EB" w:sz="4"/>
-            </w:tcBorders>
-            <w:tcMar>
-              <w:top w:type="dxa" w:w="90"/>
-              <w:left w:type="dxa" w:w="120"/>
-              <w:bottom w:type="dxa" w:w="90"/>
-              <w:right w:type="dxa" w:w="120"/>
-            </w:tcMar>
-          </w:tcPr>
-          <w:p>
-            <w:pPr>
-              <w:spacing w:line="300"/>
-            </w:pPr>
-            <w:r>
-              <w:rPr>
-                <w:rFonts w:ascii="Times New Roman" w:cs="Times New Roman" w:eastAsia="Times New Roman" w:hAnsi="Times New Roman"/>
-                <w:color w:val="1F2937"/>
-                <w:sz w:val="19"/>
-                <w:szCs w:val="19"/>
-              </w:rPr>
-              <w:t xml:space="preserve">50  (5/10)</w:t>
-            </w:r>
-          </w:p>
-        </w:tc>
-      </w:tr>
-      <w:tr>
-        <w:tc>
-          <w:tcPr>
-            <w:tcW w:type="dxa" w:w="3300"/>
-            <w:tcBorders>
-              <w:bottom w:val="single" w:color="E5E7EB" w:sz="4"/>
-            </w:tcBorders>
-            <w:tcMar>
-              <w:top w:type="dxa" w:w="90"/>
-              <w:left w:type="dxa" w:w="120"/>
-              <w:bottom w:type="dxa" w:w="90"/>
-              <w:right w:type="dxa" w:w="120"/>
-            </w:tcMar>
-          </w:tcPr>
-          <w:p>
-            <w:pPr>
-              <w:spacing w:line="300"/>
-            </w:pPr>
-            <w:r>
-              <w:rPr>
-                <w:rFonts w:ascii="Times New Roman" w:cs="Times New Roman" w:eastAsia="Times New Roman" w:hAnsi="Times New Roman"/>
-                <w:color w:val="1F2937"/>
-                <w:sz w:val="19"/>
-                <w:szCs w:val="19"/>
-              </w:rPr>
-              <w:t xml:space="preserve">Penguin sex classifier</w:t>
-            </w:r>
-          </w:p>
-        </w:tc>
-        <w:tc>
-          <w:tcPr>
-            <w:tcW w:type="dxa" w:w="1700"/>
-            <w:tcBorders>
-              <w:bottom w:val="single" w:color="E5E7EB" w:sz="4"/>
-            </w:tcBorders>
-            <w:tcMar>
-              <w:top w:type="dxa" w:w="90"/>
-              <w:left w:type="dxa" w:w="120"/>
-              <w:bottom w:type="dxa" w:w="90"/>
-              <w:right w:type="dxa" w:w="120"/>
-            </w:tcMar>
-          </w:tcPr>
-          <w:p>
-            <w:pPr>
-              <w:spacing w:line="300"/>
-            </w:pPr>
-            <w:r>
-              <w:rPr>
-                <w:rFonts w:ascii="Times New Roman" w:cs="Times New Roman" w:eastAsia="Times New Roman" w:hAnsi="Times New Roman"/>
-                <w:color w:val="1F2937"/>
-                <w:sz w:val="19"/>
-                <w:szCs w:val="19"/>
-              </w:rPr>
-              <w:t xml:space="preserve">0  (3/10*)</w:t>
-            </w:r>
-          </w:p>
-        </w:tc>
-        <w:tc>
-          <w:tcPr>
-            <w:tcW w:type="dxa" w:w="1700"/>
-            <w:tcBorders>
-              <w:bottom w:val="single" w:color="E5E7EB" w:sz="4"/>
-            </w:tcBorders>
-            <w:tcMar>
-              <w:top w:type="dxa" w:w="90"/>
-              <w:left w:type="dxa" w:w="120"/>
-              <w:bottom w:type="dxa" w:w="90"/>
-              <w:right w:type="dxa" w:w="120"/>
-            </w:tcMar>
-          </w:tcPr>
-          <w:p>
-            <w:pPr>
-              <w:spacing w:line="300"/>
-            </w:pPr>
-            <w:r>
-              <w:rPr>
-                <w:rFonts w:ascii="Times New Roman" w:cs="Times New Roman" w:eastAsia="Times New Roman" w:hAnsi="Times New Roman"/>
-                <w:color w:val="1F2937"/>
-                <w:sz w:val="19"/>
-                <w:szCs w:val="19"/>
-              </w:rPr>
-              <w:t xml:space="preserve">90  (9/9)</w:t>
-            </w:r>
-          </w:p>
-        </w:tc>
-        <w:tc>
-          <w:tcPr>
-            <w:tcW w:type="dxa" w:w="1700"/>
-            <w:tcBorders>
-              <w:bottom w:val="single" w:color="E5E7EB" w:sz="4"/>
-            </w:tcBorders>
-            <w:tcMar>
-              <w:top w:type="dxa" w:w="90"/>
-              <w:left w:type="dxa" w:w="120"/>
-              <w:bottom w:type="dxa" w:w="90"/>
-              <w:right w:type="dxa" w:w="120"/>
-            </w:tcMar>
-          </w:tcPr>
-          <w:p>
-            <w:pPr>
-              <w:spacing w:line="300"/>
-            </w:pPr>
-            <w:r>
-              <w:rPr>
-                <w:rFonts w:ascii="Times New Roman" w:cs="Times New Roman" w:eastAsia="Times New Roman" w:hAnsi="Times New Roman"/>
-                <w:color w:val="1F2937"/>
-                <w:sz w:val="19"/>
-                <w:szCs w:val="19"/>
-              </w:rPr>
-              <w:t xml:space="preserve">100  (10/10)</w:t>
-            </w:r>
-          </w:p>
-        </w:tc>
-      </w:tr>
-      <w:tr>
-        <w:tc>
-          <w:tcPr>
-            <w:tcW w:type="dxa" w:w="3300"/>
-            <w:tcBorders>
-              <w:bottom w:val="single" w:color="E5E7EB" w:sz="4"/>
-            </w:tcBorders>
-            <w:tcMar>
-              <w:top w:type="dxa" w:w="90"/>
-              <w:left w:type="dxa" w:w="120"/>
-              <w:bottom w:type="dxa" w:w="90"/>
-              <w:right w:type="dxa" w:w="120"/>
-            </w:tcMar>
-          </w:tcPr>
-          <w:p>
-            <w:pPr>
-              <w:spacing w:line="300"/>
-            </w:pPr>
-            <w:r>
-              <w:rPr>
-                <w:rFonts w:ascii="Times New Roman" w:cs="Times New Roman" w:eastAsia="Times New Roman" w:hAnsi="Times New Roman"/>
-                <w:color w:val="1F2937"/>
-                <w:sz w:val="19"/>
-                <w:szCs w:val="19"/>
-              </w:rPr>
-              <w:t xml:space="preserve">Iris species classifier</w:t>
-            </w:r>
-          </w:p>
-        </w:tc>
-        <w:tc>
-          <w:tcPr>
-            <w:tcW w:type="dxa" w:w="1700"/>
-            <w:tcBorders>
-              <w:bottom w:val="single" w:color="E5E7EB" w:sz="4"/>
-            </w:tcBorders>
-            <w:tcMar>
-              <w:top w:type="dxa" w:w="90"/>
-              <w:left w:type="dxa" w:w="120"/>
-              <w:bottom w:type="dxa" w:w="90"/>
-              <w:right w:type="dxa" w:w="120"/>
-            </w:tcMar>
-          </w:tcPr>
-          <w:p>
-            <w:pPr>
-              <w:spacing w:line="300"/>
-            </w:pPr>
-            <w:r>
-              <w:rPr>
-                <w:rFonts w:ascii="Times New Roman" w:cs="Times New Roman" w:eastAsia="Times New Roman" w:hAnsi="Times New Roman"/>
-                <w:color w:val="1F2937"/>
-                <w:sz w:val="19"/>
-                <w:szCs w:val="19"/>
-              </w:rPr>
-              <w:t xml:space="preserve">0  (6/9*)</w:t>
-            </w:r>
-          </w:p>
-        </w:tc>
-        <w:tc>
-          <w:tcPr>
-            <w:tcW w:type="dxa" w:w="1700"/>
-            <w:tcBorders>
-              <w:bottom w:val="single" w:color="E5E7EB" w:sz="4"/>
-            </w:tcBorders>
-            <w:tcMar>
-              <w:top w:type="dxa" w:w="90"/>
-              <w:left w:type="dxa" w:w="120"/>
-              <w:bottom w:type="dxa" w:w="90"/>
-              <w:right w:type="dxa" w:w="120"/>
-            </w:tcMar>
-          </w:tcPr>
-          <w:p>
-            <w:pPr>
-              <w:spacing w:line="300"/>
-            </w:pPr>
-            <w:r>
-              <w:rPr>
-                <w:rFonts w:ascii="Times New Roman" w:cs="Times New Roman" w:eastAsia="Times New Roman" w:hAnsi="Times New Roman"/>
-                <w:color w:val="1F2937"/>
-                <w:sz w:val="19"/>
-                <w:szCs w:val="19"/>
-              </w:rPr>
-              <w:t xml:space="preserve">50  (5/5)</w:t>
-            </w:r>
-          </w:p>
-        </w:tc>
-        <w:tc>
-          <w:tcPr>
-            <w:tcW w:type="dxa" w:w="1700"/>
-            <w:tcBorders>
-              <w:bottom w:val="single" w:color="E5E7EB" w:sz="4"/>
-            </w:tcBorders>
-            <w:tcMar>
-              <w:top w:type="dxa" w:w="90"/>
-              <w:left w:type="dxa" w:w="120"/>
-              <w:bottom w:type="dxa" w:w="90"/>
-              <w:right w:type="dxa" w:w="120"/>
-            </w:tcMar>
-          </w:tcPr>
-          <w:p>
-            <w:pPr>
-              <w:spacing w:line="300"/>
-            </w:pPr>
-            <w:r>
-              <w:rPr>
-                <w:rFonts w:ascii="Times New Roman" w:cs="Times New Roman" w:eastAsia="Times New Roman" w:hAnsi="Times New Roman"/>
-                <w:color w:val="1F2937"/>
-                <w:sz w:val="19"/>
-                <w:szCs w:val="19"/>
-              </w:rPr>
-              <w:t xml:space="preserve">100  (10/10)</w:t>
-            </w:r>
-          </w:p>
-        </w:tc>
-      </w:tr>
-      <w:tr>
-        <w:tc>
-          <w:tcPr>
-            <w:tcW w:type="dxa" w:w="3300"/>
-            <w:tcBorders>
-              <w:bottom w:val="single" w:color="E5E7EB" w:sz="4"/>
-            </w:tcBorders>
-            <w:tcMar>
-              <w:top w:type="dxa" w:w="90"/>
-              <w:left w:type="dxa" w:w="120"/>
-              <w:bottom w:type="dxa" w:w="90"/>
-              <w:right w:type="dxa" w:w="120"/>
-            </w:tcMar>
-          </w:tcPr>
-          <w:p>
-            <w:pPr>
-              <w:spacing w:line="300"/>
-            </w:pPr>
-            <w:r>
-              <w:rPr>
-                <w:rFonts w:ascii="Times New Roman" w:cs="Times New Roman" w:eastAsia="Times New Roman" w:hAnsi="Times New Roman"/>
-                <w:color w:val="1F2937"/>
-                <w:sz w:val="19"/>
-                <w:szCs w:val="19"/>
-              </w:rPr>
-              <w:t xml:space="preserve">Rodent species classifier</w:t>
-            </w:r>
-          </w:p>
-        </w:tc>
-        <w:tc>
-          <w:tcPr>
-            <w:tcW w:type="dxa" w:w="1700"/>
-            <w:tcBorders>
-              <w:bottom w:val="single" w:color="E5E7EB" w:sz="4"/>
-            </w:tcBorders>
-            <w:tcMar>
-              <w:top w:type="dxa" w:w="90"/>
-              <w:left w:type="dxa" w:w="120"/>
-              <w:bottom w:type="dxa" w:w="90"/>
-              <w:right w:type="dxa" w:w="120"/>
-            </w:tcMar>
-          </w:tcPr>
-          <w:p>
-            <w:pPr>
-              <w:spacing w:line="300"/>
-            </w:pPr>
-            <w:r>
-              <w:rPr>
-                <w:rFonts w:ascii="Times New Roman" w:cs="Times New Roman" w:eastAsia="Times New Roman" w:hAnsi="Times New Roman"/>
-                <w:color w:val="1F2937"/>
-                <w:sz w:val="19"/>
-                <w:szCs w:val="19"/>
-              </w:rPr>
-              <w:t xml:space="preserve">17  (3/5*)</w:t>
-            </w:r>
-          </w:p>
-        </w:tc>
-        <w:tc>
-          <w:tcPr>
-            <w:tcW w:type="dxa" w:w="1700"/>
-            <w:tcBorders>
-              <w:bottom w:val="single" w:color="E5E7EB" w:sz="4"/>
-            </w:tcBorders>
-            <w:tcMar>
-              <w:top w:type="dxa" w:w="90"/>
-              <w:left w:type="dxa" w:w="120"/>
-              <w:bottom w:type="dxa" w:w="90"/>
-              <w:right w:type="dxa" w:w="120"/>
-            </w:tcMar>
-          </w:tcPr>
-          <w:p>
-            <w:pPr>
-              <w:spacing w:line="300"/>
-            </w:pPr>
-            <w:r>
-              <w:rPr>
-                <w:rFonts w:ascii="Times New Roman" w:cs="Times New Roman" w:eastAsia="Times New Roman" w:hAnsi="Times New Roman"/>
-                <w:color w:val="1F2937"/>
-                <w:sz w:val="19"/>
-                <w:szCs w:val="19"/>
-              </w:rPr>
-              <w:t xml:space="preserve">60  (3/3)</w:t>
-            </w:r>
-          </w:p>
-        </w:tc>
-        <w:tc>
-          <w:tcPr>
-            <w:tcW w:type="dxa" w:w="1700"/>
-            <w:tcBorders>
-              <w:bottom w:val="single" w:color="E5E7EB" w:sz="4"/>
-            </w:tcBorders>
-            <w:tcMar>
-              <w:top w:type="dxa" w:w="90"/>
-              <w:left w:type="dxa" w:w="120"/>
-              <w:bottom w:type="dxa" w:w="90"/>
-              <w:right w:type="dxa" w:w="120"/>
-            </w:tcMar>
-          </w:tcPr>
-          <w:p>
-            <w:pPr>
-              <w:spacing w:line="300"/>
-            </w:pPr>
-            <w:r>
-              <w:rPr>
-                <w:rFonts w:ascii="Times New Roman" w:cs="Times New Roman" w:eastAsia="Times New Roman" w:hAnsi="Times New Roman"/>
-                <w:color w:val="1F2937"/>
-                <w:sz w:val="19"/>
-                <w:szCs w:val="19"/>
-              </w:rPr>
-              <w:t xml:space="preserve">100  (5/5)</w:t>
-            </w:r>
-          </w:p>
-        </w:tc>
-      </w:tr>
-    </w:tbl>
+        <w:t xml:space="preserve">Figure 2. The numbers returned by individual runs, for the five tasks where the question alone did not reach the reference. Each panel shows all three conditions. The dashed green line is the reference value. Counts give how many of the runs that returned a number agreed on one value, within that task's tolerance, and are printed in green where the agreed value is the reference. Each panel keeps its own scale, since the errors of interest are a few per cent from the reference. Runs that returned a number far outside the plotted range are counted in the corner rather than drawn, because including them would compress the rest of the panel to a point.</w:t>
+      </w:r>
+    </w:p>
     <w:p>
       <w:pPr>
         <w:pStyle w:val="Heading2"/>
@@ -3858,21 +2326,21 @@
           <w:sz w:val="24"/>
           <w:szCs w:val="24"/>
         </w:rPr>
-        <w:t xml:space="preserve">The pattern held for both companies' models, although they did not start from the same place. Given the question alone one reached 57 per cent and the other 73 per cent, and with a specification they reached 100 and 91 per cent. The advantage of the specification over the script was present for both, at 100 against 67 per cent for the first and 91 against 85 per cent for the second.</w:t>
-      </w:r>
-    </w:p>
-    <w:p>
-      <w:pPr>
-        <w:spacing w:after="120" w:line="480"/>
-      </w:pPr>
-      <w:r>
-        <w:rPr>
-          <w:rFonts w:ascii="Times New Roman" w:cs="Times New Roman" w:eastAsia="Times New Roman" w:hAnsi="Times New Roman"/>
-          <w:color w:val="1F2937"/>
-          <w:sz w:val="24"/>
-          <w:szCs w:val="24"/>
-        </w:rPr>
-        <w:t xml:space="preserve">A further set of runs asked how far a specification carries when the same data are presented differently. This rests on one task and is reported as description rather than as a test. Repeating that task on the same records after renaming every column and changing the code used for a missing value, the specification reached the reference in 92 per cent of runs and the script in 75 per cent. Rearranging the same records into a long format, with one row per measurement rather than one row per observation, defeated both, and neither reached the reference in any run. A specification appears to survive a change in what the columns are called but not a change in how the table is organised.</w:t>
+        <w:t xml:space="preserve">Both companies' models showed the same ordering from different starting points. Given the question alone one reached 57 per cent and the other 73 per cent, and with a specification they reached 100 and 91 per cent. Against the script the figures were 100 against 67 per cent for the first and 91 against 85 per cent for the second.</w:t>
+      </w:r>
+    </w:p>
+    <w:p>
+      <w:pPr>
+        <w:spacing w:after="120" w:line="480"/>
+      </w:pPr>
+      <w:r>
+        <w:rPr>
+          <w:rFonts w:ascii="Times New Roman" w:cs="Times New Roman" w:eastAsia="Times New Roman" w:hAnsi="Times New Roman"/>
+          <w:color w:val="1F2937"/>
+          <w:sz w:val="24"/>
+          <w:szCs w:val="24"/>
+        </w:rPr>
+        <w:t xml:space="preserve">A further set of runs, on one task and reported without a test, asked how far a specification carries when the same data are presented differently. After renaming every column and changing the code used for a missing value, the specification reached the reference in 92 per cent of runs and the script in 75 per cent. After rearranging the same records into a long format, with one row per measurement rather than one row per observation, neither reached the reference in any run.</w:t>
       </w:r>
     </w:p>
     <w:p>
@@ -3902,35 +2370,35 @@
           <w:sz w:val="24"/>
           <w:szCs w:val="24"/>
         </w:rPr>
-        <w:t xml:space="preserve">Writing the analysis in another language did not change the answer. On the reef-fish task every one of the ten runs written in Python without a specification returned 3.29521, and every one of the ten runs written in R without a specification returned the same value to six decimal places, when the reference is 3.46419. Once the sampling unit and the aggregation were stated, both languages returned the reference. On the correlation task, and on a further task asking for the proportion of variance in body mass accounted for by species, the two languages agreed with each other to eight decimal places in every condition. The task that fits a classifier behaved differently, because a full specification made the runs within each language identical while the two languages then settled on different numbers, 0.8806 in Python and 0.8657 in R, because the fitting procedure supplied by each language's standard library is not the same procedure. A specification stated at the level of the method therefore brings runs into agreement within a language, and brings two languages into agreement where the quantity is a matter of arithmetic, but not where the estimator itself differs between them.</w:t>
-      </w:r>
-    </w:p>
-    <w:p>
-      <w:pPr>
-        <w:spacing w:after="120" w:line="480"/>
-      </w:pPr>
-      <w:r>
-        <w:rPr>
-          <w:rFonts w:ascii="Times New Roman" w:cs="Times New Roman" w:eastAsia="Times New Roman" w:hAnsi="Times New Roman"/>
-          <w:color w:val="1F2937"/>
-          <w:sz w:val="24"/>
-          <w:szCs w:val="24"/>
-        </w:rPr>
-        <w:t xml:space="preserve">Moving to another model would not have exposed the error either. The reef-fish task was run six times on each of five models from three companies. Given the question alone, two of the five returned 3.2952 in every run, two returned 33.776 in every run, and one returned the reference in every run. The two wrong values differ from one another by an order of magnitude, so these models were not disagreeing about precision but computing different quantities, and each held to its own quantity across all six of its runs. A researcher comparing two models could therefore have found agreement, disagreement, or agreement on a wrong number, according to which two were compared. With the full specification, four of the five models returned the reference in every run and the fifth in four of its six runs.</w:t>
-      </w:r>
-    </w:p>
-    <w:p>
-      <w:pPr>
-        <w:spacing w:after="120" w:line="480"/>
-      </w:pPr>
-      <w:r>
-        <w:rPr>
-          <w:rFonts w:ascii="Times New Roman" w:cs="Times New Roman" w:eastAsia="Times New Roman" w:hAnsi="Times New Roman"/>
-          <w:color w:val="1F2937"/>
-          <w:sz w:val="24"/>
-          <w:szCs w:val="24"/>
-        </w:rPr>
-        <w:t xml:space="preserve">Asking for a written report rather than a single number showed the same pattern together with one observation that the single-number tasks cannot show. Eight runs were asked for a short report on the penguin data answering four questions at once. Given the question alone, the numbers in the report matched the reference for three of the four questions and never for the fourth, which was the question requiring a classifier to be fitted, and the reports followed the method they themselves declared in 79 per cent of the items checked. With a full specification all four numbers matched the reference and every declared item was followed. The conclusions the reports drew were nevertheless the same in every run and in every condition. Each named the same species as the heaviest, reported that body mass differs between species, reported that sex can be predicted from body measurements, and reported that flipper length increases with body mass. The written account of the analysis was therefore stable while the numbers underneath it were not, so a reader comparing two reports would have seen nothing to suggest that anything had differed.</w:t>
+        <w:t xml:space="preserve">On the reef-fish task every one of the ten runs written in Python without a specification returned 3.29521, and every one of the ten runs written in R without a specification returned the same value to six decimal places, against a reference of 3.46419. Once the sampling unit and the aggregation were stated, both languages returned the reference. On the correlation task, and on a further task asking for the proportion of variance in body mass accounted for by species, the two languages agreed with each other to eight decimal places in every condition. On the task that fits a classifier, a full specification made the runs within each language identical, and the two languages then returned different values, 0.8806 in Python and 0.8657 in R.</w:t>
+      </w:r>
+    </w:p>
+    <w:p>
+      <w:pPr>
+        <w:spacing w:after="120" w:line="480"/>
+      </w:pPr>
+      <w:r>
+        <w:rPr>
+          <w:rFonts w:ascii="Times New Roman" w:cs="Times New Roman" w:eastAsia="Times New Roman" w:hAnsi="Times New Roman"/>
+          <w:color w:val="1F2937"/>
+          <w:sz w:val="24"/>
+          <w:szCs w:val="24"/>
+        </w:rPr>
+        <w:t xml:space="preserve">The reef-fish task was also run six times on each of five models from three companies. Given the question alone, two of the five returned 3.2952 in every run, two returned 33.776 in every run, and one returned the reference in every run. With the full specification, four of the five returned the reference in every run and the fifth in four of its six runs.</w:t>
+      </w:r>
+    </w:p>
+    <w:p>
+      <w:pPr>
+        <w:spacing w:after="120" w:line="480"/>
+      </w:pPr>
+      <w:r>
+        <w:rPr>
+          <w:rFonts w:ascii="Times New Roman" w:cs="Times New Roman" w:eastAsia="Times New Roman" w:hAnsi="Times New Roman"/>
+          <w:color w:val="1F2937"/>
+          <w:sz w:val="24"/>
+          <w:szCs w:val="24"/>
+        </w:rPr>
+        <w:t xml:space="preserve">Eight runs per condition were asked for a short report on the penguin data answering four questions at once, rather than for a single number. Given the question alone, the numbers in the report matched the reference for three of the four questions and never for the fourth, which was the question requiring a classifier to be fitted, and the reports followed the method they themselves declared in 79 per cent of the items checked. With a full specification all four numbers matched the reference and every declared item was followed. The conclusions the reports stated were the same in every run and in every condition, each naming the same species as the heaviest and reporting that body mass differs between species, that sex can be predicted from body measurements, and that flipper length increases with body mass.</w:t>
       </w:r>
     </w:p>
     <w:p>
@@ -3951,49 +2419,7 @@
           <w:sz w:val="24"/>
           <w:szCs w:val="24"/>
         </w:rPr>
-        <w:t xml:space="preserve">4  What a specification needs to contain</w:t>
-      </w:r>
-    </w:p>
-    <w:p>
-      <w:pPr>
-        <w:spacing w:after="120" w:line="480"/>
-      </w:pPr>
-      <w:r>
-        <w:rPr>
-          <w:rFonts w:ascii="Times New Roman" w:cs="Times New Roman" w:eastAsia="Times New Roman" w:hAnsi="Times New Roman"/>
-          <w:color w:val="1F2937"/>
-          <w:sz w:val="24"/>
-          <w:szCs w:val="24"/>
-        </w:rPr>
-        <w:t xml:space="preserve">Two requirements follow from the results, of which the first is to fix the settings that govern any randomness whenever a model is fitted, meaning the split of the data, the seed and the scaling of predictors, since this is where the question alone almost never produced the correct value. The second is to fix the input and the method whenever the sampling unit, the treatment of absent records, the scope of the estimate or the choice of statistic could change the quantity being estimated. Which of the two matters depends on the task, and a specification that fixes neither adds nothing. This is a narrower demand than it may appear, and it has a direct precedent in the checklists of researcher degrees of freedom compiled for the human analyst, which likewise sort the many choices available into the few that change the answer and the many that do not (Wicherts et al., 2016).</w:t>
-      </w:r>
-    </w:p>
-    <w:p>
-      <w:pPr>
-        <w:spacing w:after="120" w:line="480"/>
-      </w:pPr>
-      <w:r>
-        <w:rPr>
-          <w:rFonts w:ascii="Times New Roman" w:cs="Times New Roman" w:eastAsia="Times New Roman" w:hAnsi="Times New Roman"/>
-          <w:color w:val="1F2937"/>
-          <w:sz w:val="24"/>
-          <w:szCs w:val="24"/>
-        </w:rPr>
-        <w:t xml:space="preserve">A specification also has to state what is returned and how close an answer must be to count as the same, because agreement between runs and agreement with a reference are different properties and a set of runs can have the first without the second (Goodman et al., 2016; Gundersen, 2021). This does not mean that every choice should be frozen. Where several readings of a question are defensible, laying them out and reporting the answer under each is the more informative response (Steegen et al., 2016), and a specification is then the record of which reading was taken rather than a claim that the others are wrong. A specification should say which choices define the intended quantity and must be fixed, which may vary, and how any variation that is allowed is to be judged.</w:t>
-      </w:r>
-    </w:p>
-    <w:p>
-      <w:pPr>
-        <w:spacing w:after="120" w:line="480"/>
-      </w:pPr>
-      <w:r>
-        <w:rPr>
-          <w:rFonts w:ascii="Times New Roman" w:cs="Times New Roman" w:eastAsia="Times New Roman" w:hAnsi="Times New Roman"/>
-          <w:color w:val="1F2937"/>
-          <w:sz w:val="24"/>
-          <w:szCs w:val="24"/>
-        </w:rPr>
-        <w:t xml:space="preserve">The results also mark the limit of what a specification does. Because it names the quantity rather than the implementation, it survives a change in the names of the columns, which a script does not. Because it still assumes a particular shape of table, it does not survive a rearrangement of the file. There is a third boundary, visible in the runs written in two languages. A specification fixes the quantity but not the estimator, so where the standard libraries of two languages fit a model by different procedures, both can follow the specification exactly and still return different numbers. This is an old result in a new setting, since independent teams implementing one written specification in scientific software were found to diverge from one another by amounts far larger than the authors expected (Hatton and Roberts, 1994). A collection of specifications meant for shared use would therefore need to record the shape of data each one assumes and the language it was written against, and to treat a change in either as calling for a new specification rather than as something the reader will absorb.</w:t>
+        <w:t xml:space="preserve">4  Discussion</w:t>
       </w:r>
     </w:p>
     <w:p>
@@ -4009,31 +2435,54 @@
           <w:sz w:val="24"/>
           <w:szCs w:val="24"/>
         </w:rPr>
-        <w:t xml:space="preserve">4.1  Three checks for a shared collection</w:t>
-      </w:r>
-    </w:p>
-    <w:p>
-      <w:pPr>
-        <w:spacing w:after="120" w:line="480"/>
-      </w:pPr>
-      <w:r>
-        <w:rPr>
-          <w:rFonts w:ascii="Times New Roman" w:cs="Times New Roman" w:eastAsia="Times New Roman" w:hAnsi="Times New Roman"/>
-          <w:color w:val="1F2937"/>
-          <w:sz w:val="24"/>
-          <w:szCs w:val="24"/>
-        </w:rPr>
-        <w:t xml:space="preserve">The measures used here become three checks that a shared collection of specifications could apply before accepting one. A repetition check runs the specification several times on fixed data and confirms that the answers agree within the stated tolerance. A reference check compares the answer with a value produced independently. A method check has a separate reader confirm that the analysis followed the method the specification declares. No one of the three stands in for another, since the tasks reported here include cases where runs agreed with one another while none of them matched the reference. A collection that applied only the first check would have accepted those cases. The third of these already exists in a workable form, in the practice of having a named person execute the computations behind a paper before it is published and record what they obtained (Nüst and Eglen, 2021), and the argument here is that a shared collection of specifications should be held to the same standard rather than to a lower one.</w:t>
-      </w:r>
-    </w:p>
-    <w:p>
-      <w:r>
-        <w:br w:type="page"/>
-      </w:r>
-    </w:p>
-    <w:p>
-      <w:pPr>
-        <w:pStyle w:val="Heading1"/>
+        <w:t xml:space="preserve">4.1  Why writing the method down did more than sharing the code</w:t>
+      </w:r>
+    </w:p>
+    <w:p>
+      <w:pPr>
+        <w:spacing w:after="120" w:line="480"/>
+      </w:pPr>
+      <w:r>
+        <w:rPr>
+          <w:rFonts w:ascii="Times New Roman" w:cs="Times New Roman" w:eastAsia="Times New Roman" w:hAnsi="Times New Roman"/>
+          <w:color w:val="1F2937"/>
+          <w:sz w:val="24"/>
+          <w:szCs w:val="24"/>
+        </w:rPr>
+        <w:t xml:space="preserve">The comparison with a working script is the part of this study with the most direct bearing on practice, because sharing versioned code in a fixed environment is the established recommendation for making an analysis repeatable (Sandve et al., 2013), and ecology has spent a decade arguing that code deserves the same standing as data (Mislan et al., 2016; Culina et al., 2020; Cooper and the BES Data and Code Hackathon Group, 2026). Nothing here argues against that, and what the results show is that code delivers reproducibility more readily than it delivers the right answer, which is consistent with the finding that published code often fails to regenerate the published result even when it is available and runs (Kambouris et al., 2024). A script carries a complete answer for the dataset it was written against, including the names of its columns and the shape of its table. When the question moves to another dataset of the same kind, those particulars have to be undone before the method underneath can be reused, and the runs given a script frequently reproduced the earlier dataset's handling rather than the current dataset's requirement. A specification carries the method without the particulars, so there is less to undo.</w:t>
+      </w:r>
+    </w:p>
+    <w:p>
+      <w:pPr>
+        <w:spacing w:after="120" w:line="480"/>
+      </w:pPr>
+      <w:r>
+        <w:rPr>
+          <w:rFonts w:ascii="Times New Roman" w:cs="Times New Roman" w:eastAsia="Times New Roman" w:hAnsi="Times New Roman"/>
+          <w:color w:val="1F2937"/>
+          <w:sz w:val="24"/>
+          <w:szCs w:val="24"/>
+        </w:rPr>
+        <w:t xml:space="preserve">The advantage of the specification over the script has two parts, and they should be kept separate because the evidence for them differs. The first is that the specification produced code that ran. Ten runs given a script returned something that could not be executed or read, against none given a specification, and an analysis that does not run has not answered the question. The second is that among runs which did return a number the specification was still ahead, by 96 per cent against 85, although with twelve tasks that difference is not supported by a paired test. The practical advice therefore rests more firmly on the first part than on the second, and a larger set of tasks would be needed to settle the second.</w:t>
+      </w:r>
+    </w:p>
+    <w:p>
+      <w:pPr>
+        <w:spacing w:after="120" w:line="480"/>
+      </w:pPr>
+      <w:r>
+        <w:rPr>
+          <w:rFonts w:ascii="Times New Roman" w:cs="Times New Roman" w:eastAsia="Times New Roman" w:hAnsi="Times New Roman"/>
+          <w:color w:val="1F2937"/>
+          <w:sz w:val="24"/>
+          <w:szCs w:val="24"/>
+        </w:rPr>
+        <w:t xml:space="preserve">Ecology has met a version of this problem before and answered it in the same way. Simulation modellers found that releasing code did not allow others to understand or rebuild a model, and adopted a written protocol that states the design, the entities and the assumptions in ordinary prose, with the code supplied separately (Grimm et al., 2020). The same reasoning produced a reporting protocol for species distribution models (Zurell et al., 2020) and one for evidence synthesis in ecology and evolution (O'Dea et al., 2021), and it underlies the broader argument that transparency about analytical choices is what makes a study checkable (Parker et al., 2016). What the present study adds is a measurement of the same effect when the reader of the method is a machine rather than a person, and the margin is large enough to matter. The two remain complements, in that a specification states what the quantity is, a script demonstrates that it can be computed, and independent execution of that script catches a class of problem that neither addresses on its own (Nüst and Eglen, 2021).</w:t>
+      </w:r>
+    </w:p>
+    <w:p>
+      <w:pPr>
+        <w:pStyle w:val="Heading2"/>
       </w:pPr>
       <w:r>
         <w:rPr>
@@ -4044,7 +2493,63 @@
           <w:sz w:val="24"/>
           <w:szCs w:val="24"/>
         </w:rPr>
-        <w:t xml:space="preserve">5  Discussion</w:t>
+        <w:t xml:space="preserve">4.2  Agreement between runs is not evidence of correctness</w:t>
+      </w:r>
+    </w:p>
+    <w:p>
+      <w:pPr>
+        <w:spacing w:after="120" w:line="480"/>
+      </w:pPr>
+      <w:r>
+        <w:rPr>
+          <w:rFonts w:ascii="Times New Roman" w:cs="Times New Roman" w:eastAsia="Times New Roman" w:hAnsi="Times New Roman"/>
+          <w:color w:val="1F2937"/>
+          <w:sz w:val="24"/>
+          <w:szCs w:val="24"/>
+        </w:rPr>
+        <w:t xml:space="preserve">The most consequential finding for anyone using these tools is that agreement between runs told you almost nothing about whether they were right. Measured across all twelve tasks, the script produced agreement as often as the specification did, on eleven tasks against eleven, while reaching the correct value far less often. The sharpest instance is the task asking how many rodents were caught in a plot in a year, where all ten runs given a working script returned the same number and none of them was the reference. What they returned was not noise but the reference value of a neighbouring task, so those ten runs computed a quantity exactly right and answered a question nobody had asked. That is reproducibility without validity in its purest form, and it was produced by the practice most often recommended for obtaining reproducibility. It also shows why inspecting the output cannot substitute for stating the quantity, since a number that is correct for some question will look correct for the question in front of you. The two properties are easily conflated (Goodman et al., 2016; Gundersen, 2021), and the checks available to a working ecologist test mostly the first of them. This also inverts what the variability literature leads users to expect, since the measured instability of these models across repeated calls (Ouyang et al., 2023) suggests that disagreement is the thing to watch for. The penguin sex model, where ten runs returned nine different values, is a failure of the same kind as the rodent task in that neither returned the quantity the question intended, but it is the one an ecologist would catch, because scatter announces itself and consensus does not.</w:t>
+      </w:r>
+    </w:p>
+    <w:p>
+      <w:pPr>
+        <w:spacing w:after="120" w:line="480"/>
+      </w:pPr>
+      <w:r>
+        <w:rPr>
+          <w:rFonts w:ascii="Times New Roman" w:cs="Times New Roman" w:eastAsia="Times New Roman" w:hAnsi="Times New Roman"/>
+          <w:color w:val="1F2937"/>
+          <w:sz w:val="24"/>
+          <w:szCs w:val="24"/>
+        </w:rPr>
+        <w:t xml:space="preserve">The wrong values were not absurd either, since counting only the plot-years that appear in a file, rather than the plot-years that were surveyed, gives a mean that is a little too high and entirely plausible. Treating each combination of reef, habitat and transect as a survey unit gives a biomass a few per cent below the value the monitoring programme reports. Errors of this size pass review because nothing about them looks wrong, and the history of computational science supplies the pattern. A spreadsheet that silently converted gene names to dates corrupted the supplementary files of roughly a fifth of the genomics papers examined by Ziemann et al. (2016), and a program that transposed two columns produced protein structures that were published, cited and then retracted five times over (Miller, 2006). What the present results add is that a tool which writes the analysis on request can produce errors of this kind on demand, and can produce the same one repeatedly.</w:t>
+      </w:r>
+    </w:p>
+    <w:p>
+      <w:pPr>
+        <w:spacing w:after="120" w:line="480"/>
+      </w:pPr>
+      <w:r>
+        <w:rPr>
+          <w:rFonts w:ascii="Times New Roman" w:cs="Times New Roman" w:eastAsia="Times New Roman" w:hAnsi="Times New Roman"/>
+          <w:color w:val="1F2937"/>
+          <w:sz w:val="24"/>
+          <w:szCs w:val="24"/>
+        </w:rPr>
+        <w:t xml:space="preserve">The further sets of runs show that the two remaining checks an ecologist might apply would also have passed. Rewriting the analysis in another language returned the same wrong value on the reef-fish task, so a colleague working in R would have confirmed the Python result. Running the task on five models from three companies returned wrong values from four of them, held consistently within each model, and the two wrong values differed from one another by an order of magnitude, so those models were not disagreeing about precision but computing different quantities and holding to them. A researcher comparing two of them could have found agreement, disagreement, or agreement on a wrong number, according to which two were compared. This is the behaviour anticipated by work on algorithmic monoculture, in which reliance on a small number of systems trained in similar ways causes their errors to coincide rather than to cancel (Kleinberg and Raghavan, 2021). Consulting a second tool is therefore not the independent check it appears to be, and the assumption that it is deserves to be stated and tested rather than relied on.</w:t>
+      </w:r>
+    </w:p>
+    <w:p>
+      <w:pPr>
+        <w:spacing w:after="120" w:line="480"/>
+      </w:pPr>
+      <w:r>
+        <w:rPr>
+          <w:rFonts w:ascii="Times New Roman" w:cs="Times New Roman" w:eastAsia="Times New Roman" w:hAnsi="Times New Roman"/>
+          <w:color w:val="1F2937"/>
+          <w:sz w:val="24"/>
+          <w:szCs w:val="24"/>
+        </w:rPr>
+        <w:t xml:space="preserve">Asking for a written report rather than a number showed the sharpest form of the problem, because the conclusions the reports drew were identical in every condition while the numbers behind them were not. The part of an analysis that a reader sees was the part that did not vary. Messeri and Crockett (2024) argue that these tools can generate an illusion of understanding, in which the appearance of a complete and coherent account runs ahead of what has actually been established, and a set of reports agreeing on every conclusion while disagreeing on a quarter of their numbers is a concrete instance of it. A reader has no way of detecting this from the reports alone, which is an argument for keeping the specification and the checks alongside the account rather than treating the account as the product.</w:t>
       </w:r>
     </w:p>
     <w:p>
@@ -4060,49 +2565,35 @@
           <w:sz w:val="24"/>
           <w:szCs w:val="24"/>
         </w:rPr>
-        <w:t xml:space="preserve">5.1  Why writing the method down did more than sharing the code</w:t>
-      </w:r>
-    </w:p>
-    <w:p>
-      <w:pPr>
-        <w:spacing w:after="120" w:line="480"/>
-      </w:pPr>
-      <w:r>
-        <w:rPr>
-          <w:rFonts w:ascii="Times New Roman" w:cs="Times New Roman" w:eastAsia="Times New Roman" w:hAnsi="Times New Roman"/>
-          <w:color w:val="1F2937"/>
-          <w:sz w:val="24"/>
-          <w:szCs w:val="24"/>
-        </w:rPr>
-        <w:t xml:space="preserve">The comparison with a working script is the part of this study with the most direct bearing on practice, because sharing versioned code in a fixed environment is the established recommendation for making an analysis repeatable (Sandve et al., 2013), and ecology has spent a decade arguing that code deserves the same standing as data (Mislan et al., 2016; Culina et al., 2020; Cooper and the BES Data and Code Hackathon Group, 2026). Nothing here argues against that, and what the results show is that code delivers reproducibility more readily than it delivers the right answer, which is consistent with the finding that published code often fails to regenerate the published result even when it is available and runs (Kambouris et al., 2024). A script carries a complete answer for the dataset it was written against, including the names of its columns and the shape of its table. When the question moves to another dataset of the same kind, those particulars have to be undone before the method underneath can be reused, and the runs given a script frequently reproduced the earlier dataset's handling rather than the current dataset's requirement. A specification carries the method without the particulars, so there is less to undo.</w:t>
-      </w:r>
-    </w:p>
-    <w:p>
-      <w:pPr>
-        <w:spacing w:after="120" w:line="480"/>
-      </w:pPr>
-      <w:r>
-        <w:rPr>
-          <w:rFonts w:ascii="Times New Roman" w:cs="Times New Roman" w:eastAsia="Times New Roman" w:hAnsi="Times New Roman"/>
-          <w:color w:val="1F2937"/>
-          <w:sz w:val="24"/>
-          <w:szCs w:val="24"/>
-        </w:rPr>
-        <w:t xml:space="preserve">The advantage of the specification over the script has two parts, and they should be kept separate because the evidence for them differs. The first is that the specification produced code that ran. Ten runs given a script returned something that could not be executed or read, against none given a specification, and an analysis that does not run has not answered the question. The second is that among runs which did return a number the specification was still ahead, by 96 per cent against 85, although with twelve tasks that difference is not supported by a paired test. The practical advice therefore rests more firmly on the first part than on the second, and a larger set of tasks would be needed to settle the second.</w:t>
-      </w:r>
-    </w:p>
-    <w:p>
-      <w:pPr>
-        <w:spacing w:after="120" w:line="480"/>
-      </w:pPr>
-      <w:r>
-        <w:rPr>
-          <w:rFonts w:ascii="Times New Roman" w:cs="Times New Roman" w:eastAsia="Times New Roman" w:hAnsi="Times New Roman"/>
-          <w:color w:val="1F2937"/>
-          <w:sz w:val="24"/>
-          <w:szCs w:val="24"/>
-        </w:rPr>
-        <w:t xml:space="preserve">Ecology has met a version of this problem before and answered it in the same way. Simulation modellers found that releasing code did not allow others to understand or rebuild a model, and adopted a written protocol that states the design, the entities and the assumptions in ordinary prose, with the code supplied separately (Grimm et al., 2020). The same reasoning produced a reporting protocol for species distribution models (Zurell et al., 2020) and one for evidence synthesis in ecology and evolution (O'Dea et al., 2021), and it underlies the broader argument that transparency about analytical choices is what makes a study checkable (Parker et al., 2016). What the present study adds is a measurement of the same effect when the reader of the method is a machine rather than a person, and the margin is large enough to matter. The two remain complements, in that a specification states what the quantity is, a script demonstrates that it can be computed, and independent execution of that script catches a class of problem that neither addresses on its own (Nüst and Eglen, 2021).</w:t>
+        <w:t xml:space="preserve">4.3  Where an instruction was unnecessary</w:t>
+      </w:r>
+    </w:p>
+    <w:p>
+      <w:pPr>
+        <w:spacing w:after="120" w:line="480"/>
+      </w:pPr>
+      <w:r>
+        <w:rPr>
+          <w:rFonts w:ascii="Times New Roman" w:cs="Times New Roman" w:eastAsia="Times New Roman" w:hAnsi="Times New Roman"/>
+          <w:color w:val="1F2937"/>
+          <w:sz w:val="24"/>
+          <w:szCs w:val="24"/>
+        </w:rPr>
+        <w:t xml:space="preserve">Seven of the twelve tasks were answered correctly without any instruction, and this deserves as much emphasis as the tasks where instruction mattered. Where a question has one reading that a competent analyst would adopt, current models adopt it, and a specification adds nothing except a record of what was intended. The effort of writing one is repaid where a question has more than one defensible reading, which is the same place the many-analyst studies find human teams diverging from one another (Silberzahn et al., 2018; Botvinik-Nezer et al., 2020; Breznau et al., 2022; Gould et al., 2025). The four kinds of open choice separate cleanly on this point. Where the question concerned the scope of an estimate the models were already right without help, because the pooled reading the specification asked for is the one they adopted unprompted, whereas where a model had to be fitted they almost never were, because the split of the data, the seed and the scaling were left free and each run settled them differently. That correspondence is useful, because it means the existing catalogues of consequential choices, whether assembled as checklists for analysts (Wicherts et al., 2016) or as the reporting items of a discipline's protocols (Zurell et al., 2020; O'Dea et al., 2021), already indicate where a specification will earn its keep.</w:t>
+      </w:r>
+    </w:p>
+    <w:p>
+      <w:pPr>
+        <w:spacing w:after="120" w:line="480"/>
+      </w:pPr>
+      <w:r>
+        <w:rPr>
+          <w:rFonts w:ascii="Times New Roman" w:cs="Times New Roman" w:eastAsia="Times New Roman" w:hAnsi="Times New Roman"/>
+          <w:color w:val="1F2937"/>
+          <w:sz w:val="24"/>
+          <w:szCs w:val="24"/>
+        </w:rPr>
+        <w:t xml:space="preserve">The practical advice that follows is not to specify everything. It is to run an analysis without a specification first, see where repeated runs disagree or where the value differs from an independently computed one, and write the specification against what is found. The four kinds of open choice used here are a workable starting list for that search, and the tasks where instruction changed nothing are as much a part of the result as the tasks where it changed everything.</w:t>
       </w:r>
     </w:p>
     <w:p>
@@ -4118,63 +2609,49 @@
           <w:sz w:val="24"/>
           <w:szCs w:val="24"/>
         </w:rPr>
-        <w:t xml:space="preserve">5.2  Agreement between runs is not evidence of correctness</w:t>
-      </w:r>
-    </w:p>
-    <w:p>
-      <w:pPr>
-        <w:spacing w:after="120" w:line="480"/>
-      </w:pPr>
-      <w:r>
-        <w:rPr>
-          <w:rFonts w:ascii="Times New Roman" w:cs="Times New Roman" w:eastAsia="Times New Roman" w:hAnsi="Times New Roman"/>
-          <w:color w:val="1F2937"/>
-          <w:sz w:val="24"/>
-          <w:szCs w:val="24"/>
-        </w:rPr>
-        <w:t xml:space="preserve">The most consequential finding for anyone using these tools is that agreement between runs told you almost nothing about whether they were right. Measured across all twelve tasks, the script produced agreement as often as the specification did, on eleven tasks against eleven, while reaching the correct value far less often. The sharpest instance is the task asking how many rodents were caught in a plot in a year, where all ten runs given a working script returned the same number and none of them was the reference. What they returned was not noise but the reference value of a neighbouring task, so those ten runs computed a quantity exactly right and answered a question nobody had asked. That is reproducibility without validity in its purest form, and it was produced by the practice most often recommended for obtaining reproducibility. It also shows why inspecting the output cannot substitute for stating the quantity, since a number that is correct for some question will look correct for the question in front of you. The two properties are easily conflated (Goodman et al., 2016; Gundersen, 2021), and the checks available to a working ecologist test mostly the first of them. This also inverts what the variability literature leads users to expect, since the measured instability of these models across repeated calls (Ouyang et al., 2023) suggests that disagreement is the thing to watch for, and disagreement at least announces itself.</w:t>
-      </w:r>
-    </w:p>
-    <w:p>
-      <w:pPr>
-        <w:spacing w:after="120" w:line="480"/>
-      </w:pPr>
-      <w:r>
-        <w:rPr>
-          <w:rFonts w:ascii="Times New Roman" w:cs="Times New Roman" w:eastAsia="Times New Roman" w:hAnsi="Times New Roman"/>
-          <w:color w:val="1F2937"/>
-          <w:sz w:val="24"/>
-          <w:szCs w:val="24"/>
-        </w:rPr>
-        <w:t xml:space="preserve">The wrong values were not absurd either, since counting only the plot-years that appear in a file, rather than the plot-years that were surveyed, gives a mean that is a little too high and entirely plausible. Treating each combination of reef, habitat and transect as a survey unit gives a biomass a few per cent below the value the monitoring programme reports. Errors of this size pass review because nothing about them looks wrong, and the history of computational science supplies the pattern. A spreadsheet that silently converted gene names to dates corrupted the supplementary files of roughly a fifth of the genomics papers examined by Ziemann et al. (2016), and a program that transposed two columns produced protein structures that were published, cited and then retracted five times over (Miller, 2006). What the present results add is that a tool which writes the analysis on request can produce errors of this kind on demand, and can produce the same one repeatedly.</w:t>
-      </w:r>
-    </w:p>
-    <w:p>
-      <w:pPr>
-        <w:spacing w:after="120" w:line="480"/>
-      </w:pPr>
-      <w:r>
-        <w:rPr>
-          <w:rFonts w:ascii="Times New Roman" w:cs="Times New Roman" w:eastAsia="Times New Roman" w:hAnsi="Times New Roman"/>
-          <w:color w:val="1F2937"/>
-          <w:sz w:val="24"/>
-          <w:szCs w:val="24"/>
-        </w:rPr>
-        <w:t xml:space="preserve">The further sets of runs show that the two remaining checks an ecologist might apply would also have passed. Rewriting the analysis in another language returned the same wrong value on the reef-fish task, so a colleague working in R would have confirmed the Python result. Running the task on five models from three companies returned wrong values from four of them, held consistently within each model, so a comparison between models could as easily have produced agreement on an error as disagreement. This is the behaviour anticipated by work on algorithmic monoculture, in which reliance on a small number of systems trained in similar ways causes their errors to coincide rather than to cancel (Kleinberg and Raghavan, 2021). Consulting a second tool is therefore not the independent check it appears to be, and the assumption that it is deserves to be stated and tested rather than relied on.</w:t>
-      </w:r>
-    </w:p>
-    <w:p>
-      <w:pPr>
-        <w:spacing w:after="120" w:line="480"/>
-      </w:pPr>
-      <w:r>
-        <w:rPr>
-          <w:rFonts w:ascii="Times New Roman" w:cs="Times New Roman" w:eastAsia="Times New Roman" w:hAnsi="Times New Roman"/>
-          <w:color w:val="1F2937"/>
-          <w:sz w:val="24"/>
-          <w:szCs w:val="24"/>
-        </w:rPr>
-        <w:t xml:space="preserve">Asking for a written report rather than a number showed the sharpest form of the problem, because the conclusions the reports drew were identical in every condition while the numbers behind them were not. The part of an analysis that a reader sees was the part that did not vary. Messeri and Crockett (2024) argue that these tools can generate an illusion of understanding, in which the appearance of a complete and coherent account runs ahead of what has actually been established, and a set of reports agreeing on every conclusion while disagreeing on a quarter of their numbers is a concrete instance of it. A reader has no way of detecting this from the reports alone, which is an argument for keeping the specification and the checks alongside the account rather than treating the account as the product.</w:t>
+        <w:t xml:space="preserve">4.4  What a specification needs to contain</w:t>
+      </w:r>
+    </w:p>
+    <w:p>
+      <w:pPr>
+        <w:spacing w:after="120" w:line="480"/>
+      </w:pPr>
+      <w:r>
+        <w:rPr>
+          <w:rFonts w:ascii="Times New Roman" w:cs="Times New Roman" w:eastAsia="Times New Roman" w:hAnsi="Times New Roman"/>
+          <w:color w:val="1F2937"/>
+          <w:sz w:val="24"/>
+          <w:szCs w:val="24"/>
+        </w:rPr>
+        <w:t xml:space="preserve">Two requirements follow from the results, of which the first is to fix the settings that govern any randomness whenever a model is fitted, meaning the split of the data, the seed and the scaling of predictors, since this is where the question alone almost never produced the correct value. The second is to fix the input and the method whenever the sampling unit, the treatment of absent records, the scope of the estimate or the choice of statistic could change the quantity being estimated. Which of the two matters depends on the task, and a specification that fixes neither adds nothing. This is a narrower demand than it may appear, and it has a direct precedent in the checklists of researcher degrees of freedom compiled for the human analyst, which likewise sort the many choices available into the few that change the answer and the many that do not (Wicherts et al., 2016).</w:t>
+      </w:r>
+    </w:p>
+    <w:p>
+      <w:pPr>
+        <w:spacing w:after="120" w:line="480"/>
+      </w:pPr>
+      <w:r>
+        <w:rPr>
+          <w:rFonts w:ascii="Times New Roman" w:cs="Times New Roman" w:eastAsia="Times New Roman" w:hAnsi="Times New Roman"/>
+          <w:color w:val="1F2937"/>
+          <w:sz w:val="24"/>
+          <w:szCs w:val="24"/>
+        </w:rPr>
+        <w:t xml:space="preserve">A specification also has to state what is returned and how close an answer must be to count as the same, because agreement between runs and agreement with a reference are different properties and a set of runs can have the first without the second (Goodman et al., 2016; Gundersen, 2021). This does not mean that every choice should be frozen. Where several readings of a question are defensible, laying them out and reporting the answer under each is the more informative response (Steegen et al., 2016), and a specification is then the record of which reading was taken rather than a claim that the others are wrong. A specification should say which choices define the intended quantity and must be fixed, which may vary, and how any variation that is allowed is to be judged.</w:t>
+      </w:r>
+    </w:p>
+    <w:p>
+      <w:pPr>
+        <w:spacing w:after="120" w:line="480"/>
+      </w:pPr>
+      <w:r>
+        <w:rPr>
+          <w:rFonts w:ascii="Times New Roman" w:cs="Times New Roman" w:eastAsia="Times New Roman" w:hAnsi="Times New Roman"/>
+          <w:color w:val="1F2937"/>
+          <w:sz w:val="24"/>
+          <w:szCs w:val="24"/>
+        </w:rPr>
+        <w:t xml:space="preserve">The results also mark the limit of what a specification does. Because it names the quantity rather than the implementation, it survives a change in the names of the columns, which a script does not. Because it still assumes a particular shape of table, it does not survive a rearrangement of the file. There is a third boundary, visible in the runs written in two languages. A specification fixes the quantity but not the estimator, so where the standard libraries of two languages fit a model by different procedures, both can follow the specification exactly and still return different numbers. This is an old result in a new setting, since independent teams implementing one written specification in scientific software were found to diverge from one another by amounts far larger than the authors expected (Hatton and Roberts, 1994). A collection of specifications meant for shared use would therefore need to record the shape of data each one assumes and the language it was written against, and to treat a change in either as calling for a new specification rather than as something the reader will absorb.</w:t>
       </w:r>
     </w:p>
     <w:p>
@@ -4190,35 +2667,21 @@
           <w:sz w:val="24"/>
           <w:szCs w:val="24"/>
         </w:rPr>
-        <w:t xml:space="preserve">5.3  Where an instruction was unnecessary</w:t>
-      </w:r>
-    </w:p>
-    <w:p>
-      <w:pPr>
-        <w:spacing w:after="120" w:line="480"/>
-      </w:pPr>
-      <w:r>
-        <w:rPr>
-          <w:rFonts w:ascii="Times New Roman" w:cs="Times New Roman" w:eastAsia="Times New Roman" w:hAnsi="Times New Roman"/>
-          <w:color w:val="1F2937"/>
-          <w:sz w:val="24"/>
-          <w:szCs w:val="24"/>
-        </w:rPr>
-        <w:t xml:space="preserve">Seven of the twelve tasks were answered correctly without any instruction, and this deserves as much emphasis as the tasks where instruction mattered. Where a question has one reading that a competent analyst would adopt, current models adopt it, and a specification adds nothing except a record of what was intended. The effort of writing one is repaid where a question has more than one defensible reading, which is the same place the many-analyst studies find human teams diverging from one another (Silberzahn et al., 2018; Botvinik-Nezer et al., 2020; Breznau et al., 2022; Gould et al., 2025). That correspondence is useful, because it means the existing catalogues of consequential choices, whether assembled as checklists for analysts (Wicherts et al., 2016) or as the reporting items of a discipline's protocols (Zurell et al., 2020; O'Dea et al., 2021), already indicate where a specification will earn its keep.</w:t>
-      </w:r>
-    </w:p>
-    <w:p>
-      <w:pPr>
-        <w:spacing w:after="120" w:line="480"/>
-      </w:pPr>
-      <w:r>
-        <w:rPr>
-          <w:rFonts w:ascii="Times New Roman" w:cs="Times New Roman" w:eastAsia="Times New Roman" w:hAnsi="Times New Roman"/>
-          <w:color w:val="1F2937"/>
-          <w:sz w:val="24"/>
-          <w:szCs w:val="24"/>
-        </w:rPr>
-        <w:t xml:space="preserve">The practical advice that follows is not to specify everything. It is to run an analysis without a specification first, see where repeated runs disagree or where the value differs from an independently computed one, and write the specification against what is found. The four kinds of open choice used here are a workable starting list for that search, and the tasks where instruction changed nothing are as much a part of the result as the tasks where it changed everything.</w:t>
+        <w:t xml:space="preserve">4.5  Three checks for a shared collection</w:t>
+      </w:r>
+    </w:p>
+    <w:p>
+      <w:pPr>
+        <w:spacing w:after="120" w:line="480"/>
+      </w:pPr>
+      <w:r>
+        <w:rPr>
+          <w:rFonts w:ascii="Times New Roman" w:cs="Times New Roman" w:eastAsia="Times New Roman" w:hAnsi="Times New Roman"/>
+          <w:color w:val="1F2937"/>
+          <w:sz w:val="24"/>
+          <w:szCs w:val="24"/>
+        </w:rPr>
+        <w:t xml:space="preserve">The measures used here become three checks that a shared collection of specifications could apply before accepting one. A repetition check runs the specification several times on fixed data and confirms that the answers agree within the stated tolerance. A reference check compares the answer with a value produced independently. A method check has a separate reader confirm that the analysis followed the method the specification declares. No one of the three stands in for another, since the tasks reported here include cases where runs agreed with one another while none of them matched the reference. A collection that applied only the first check would have accepted those cases. The third of these already exists in a workable form, in the practice of having a named person execute the computations behind a paper before it is published and record what they obtained (Nüst and Eglen, 2021), and the argument here is that a shared collection of specifications should be held to the same standard rather than to a lower one.</w:t>
       </w:r>
     </w:p>
     <w:p>
@@ -4234,21 +2697,21 @@
           <w:sz w:val="24"/>
           <w:szCs w:val="24"/>
         </w:rPr>
-        <w:t xml:space="preserve">5.4  Limitations</w:t>
-      </w:r>
-    </w:p>
-    <w:p>
-      <w:pPr>
-        <w:spacing w:after="120" w:line="480"/>
-      </w:pPr>
-      <w:r>
-        <w:rPr>
-          <w:rFonts w:ascii="Times New Roman" w:cs="Times New Roman" w:eastAsia="Times New Roman" w:hAnsi="Times New Roman"/>
-          <w:color w:val="1F2937"/>
-          <w:sz w:val="24"/>
-          <w:szCs w:val="24"/>
-        </w:rPr>
-        <w:t xml:space="preserve">Twelve tasks on four datasets is a small sample of ecological analysis, and although each kind of open choice is represented by three tasks the estimate for each kind rests on those three. Because seven tasks were answered correctly under every condition, the paired tests rest on the six tasks that differ, and the smallest value such a test can return is not far below the values reported. The comparison between the specification and the script also depends on counting runs whose code did not execute, which is stated in the results with the alternatives. Every call that failed at the provider was a call to one of the two companies, so excluding those calls removes runs from one model and not from the other, and three of the thirty six combinations of task and condition are left resting on a single model, one of which is the case where five runs given the question alone agreed on a wrong value. Models from two companies were used in the twelve-task study and from three in the further sets of runs, and behaviour may differ elsewhere. Those further sets rest on four tasks, which is too few to compare conditions in the way the twelve allow, so they are reported as description and carry no test, and the conclusions of this paper would stand without them. The reference values are correct given the quantity each task states, but the choice of quantity is ours, and for a question such as the definition of a survey unit an ecologist could state a different quantity and be right to do so; what the results show is that the value returned without a specification did not match the quantity the question intended, not that one convention is universally correct. The runs that show agreement on a wrong value come from tasks where such agreement is possible, so the frequency of that behaviour across ecological analysis as a whole is not estimated here. The tolerance for each task was fixed before the runs but was chosen by us. Finally, the tasks were single steps rather than multi-step analyses in which one choice feeds the next, and the behaviour of longer workflows was not examined.</w:t>
+        <w:t xml:space="preserve">4.6  Limitations</w:t>
+      </w:r>
+    </w:p>
+    <w:p>
+      <w:pPr>
+        <w:spacing w:after="120" w:line="480"/>
+      </w:pPr>
+      <w:r>
+        <w:rPr>
+          <w:rFonts w:ascii="Times New Roman" w:cs="Times New Roman" w:eastAsia="Times New Roman" w:hAnsi="Times New Roman"/>
+          <w:color w:val="1F2937"/>
+          <w:sz w:val="24"/>
+          <w:szCs w:val="24"/>
+        </w:rPr>
+        <w:t xml:space="preserve">Twelve tasks on four datasets is a small sample of ecological analysis, and although each kind of open choice is represented by three tasks the estimate for each kind rests on those three. Because seven tasks were answered correctly under every condition, the paired tests rest on the six tasks that differ, and the smallest value such a test can return is not far below the values reported. The comparison between the specification and the script also depends on counting runs whose code did not execute, which is stated in the results with the alternatives. For the script against no instruction at all the interval excludes zero while the paired test does not support the difference, because the two use the data differently, the interval resting on the sizes of the twelve differences and the rank test on their signs and order, and with six tasks tied neither has much to work with; we therefore treat that comparison as unsettled and rest nothing on it. Every call that failed at the provider was a call to one of the two companies, so excluding those calls removes runs from one model and not from the other, and three of the thirty six combinations of task and condition are left resting on a single model, one of which is the case where five runs given the question alone agreed on a wrong value. Models from two companies were used in the twelve-task study and from three in the further sets of runs, and behaviour may differ elsewhere. Those further sets rest on four tasks, which is too few to compare conditions in the way the twelve allow, so they are reported as description and carry no test, and the conclusions of this paper would stand without them. The reference values are correct given the quantity each task states, but the choice of quantity is ours, and for a question such as the definition of a survey unit an ecologist could state a different quantity and be right to do so; what the results show is that the value returned without a specification did not match the quantity the question intended, not that one convention is universally correct. The runs that show agreement on a wrong value come from tasks where such agreement is possible, so the frequency of that behaviour across ecological analysis as a whole is not estimated here. The tolerance for each task was fixed before the runs but was chosen by us. Finally, the tasks were single steps rather than multi-step analyses in which one choice feeds the next, and the behaviour of longer workflows was not examined.</w:t>
       </w:r>
     </w:p>
     <w:p>
@@ -4264,7 +2727,7 @@
           <w:sz w:val="24"/>
           <w:szCs w:val="24"/>
         </w:rPr>
-        <w:t xml:space="preserve">5.5  Further work</w:t>
+        <w:t xml:space="preserve">4.7  Further work</w:t>
       </w:r>
     </w:p>
     <w:p>
@@ -4294,7 +2757,7 @@
           <w:sz w:val="24"/>
           <w:szCs w:val="24"/>
         </w:rPr>
-        <w:t xml:space="preserve">6  Conclusions</w:t>
+        <w:t xml:space="preserve">5  Conclusions</w:t>
       </w:r>
     </w:p>
     <w:p>

--- a/manuscript/Manuscript_Specifications_AI_Ecology.docx
+++ b/manuscript/Manuscript_Specifications_AI_Ecology.docx
@@ -256,6 +256,87 @@
           <w:szCs w:val="24"/>
         </w:rPr>
         <w:t xml:space="preserve">2  Materials and methods</w:t>
+      </w:r>
+    </w:p>
+    <w:p>
+      <w:pPr>
+        <w:spacing w:after="120" w:line="480"/>
+      </w:pPr>
+      <w:r>
+        <w:rPr>
+          <w:rFonts w:ascii="Times New Roman" w:cs="Times New Roman" w:eastAsia="Times New Roman" w:hAnsi="Times New Roman"/>
+          <w:color w:val="1F2937"/>
+          <w:sz w:val="24"/>
+          <w:szCs w:val="24"/>
+        </w:rPr>
+        <w:t xml:space="preserve">The design is set out in full in Figure 1, and the subsections below describe each part of it in turn.</w:t>
+      </w:r>
+    </w:p>
+    <w:p>
+      <w:pPr>
+        <w:spacing w:after="80" w:before="120"/>
+        <w:jc w:val="center"/>
+      </w:pPr>
+      <w:r>
+        <w:drawing>
+          <wp:inline distT="0" distB="0" distL="0" distR="0">
+            <wp:extent cx="4038600" cy="5467350"/>
+            <wp:effectExtent t="0" r="0" b="0" l="0"/>
+            <wp:docPr id="1" name="The design of the study" descr="The design of the study" title="The design of the study"/>
+            <wp:cNvGraphicFramePr>
+              <a:graphicFrameLocks xmlns:a="http://schemas.openxmlformats.org/drawingml/2006/main" noChangeAspect="1"/>
+            </wp:cNvGraphicFramePr>
+            <a:graphic xmlns:a="http://schemas.openxmlformats.org/drawingml/2006/main">
+              <a:graphicData uri="http://schemas.openxmlformats.org/drawingml/2006/picture">
+                <pic:pic xmlns:pic="http://schemas.openxmlformats.org/drawingml/2006/picture">
+                  <pic:nvPicPr>
+                    <pic:cNvPr id="0" name="" descr=""/>
+                    <pic:cNvPicPr>
+                      <a:picLocks noChangeAspect="1" noChangeArrowheads="1"/>
+                    </pic:cNvPicPr>
+                  </pic:nvPicPr>
+                  <pic:blipFill>
+                    <a:blip r:embed="rId8" cstate="none"/>
+                    <a:srcRect/>
+                    <a:stretch>
+                      <a:fillRect/>
+                    </a:stretch>
+                  </pic:blipFill>
+                  <pic:spPr bwMode="auto">
+                    <a:xfrm>
+                      <a:off x="0" y="0"/>
+                      <a:ext cx="4038600" cy="5467350"/>
+                    </a:xfrm>
+                    <a:prstGeom prst="rect">
+                      <a:avLst/>
+                    </a:prstGeom>
+                  </pic:spPr>
+                </pic:pic>
+              </a:graphicData>
+            </a:graphic>
+          </wp:inline>
+        </w:drawing>
+      </w:r>
+    </w:p>
+    <w:p>
+      <w:pPr>
+        <w:spacing w:after="160" w:line="300"/>
+      </w:pPr>
+      <w:r>
+        <w:rPr>
+          <w:rFonts w:ascii="Times New Roman" w:cs="Times New Roman" w:eastAsia="Times New Roman" w:hAnsi="Times New Roman"/>
+          <w:i/>
+          <w:iCs/>
+          <w:color w:val="6B7280"/>
+          <w:sz w:val="22"/>
+          <w:szCs w:val="22"/>
+        </w:rPr>
+        <w:t xml:space="preserve">Figure 1. The design of the study. Twelve tasks cover four kinds of open analytical choice, three tasks to each kind, and no kind is confined to a single dataset, the dataset behind each task being shown by the colour of its cell. Every reference value was fixed by stating the quantity in words and then computing it with two implementations written independently of one another, and was accepted only where the two agreed. Each task was presented under three conditions, of which the second, a working script for a different task of the same kind, is the standing recommendation to share code. Every run followed one procedure, the model returning a complete script which was then executed unchanged and the number it printed recorded. The task is the unit of replication throughout, so that each task contributes a single proportion per condition and the conditions are compared across the twelve tasks. Colours are safe for colour vision deficiency.</w:t>
+      </w:r>
+    </w:p>
+    <w:p>
+      <w:r>
+        <w:br w:type="page"/>
       </w:r>
     </w:p>
     <w:p>
@@ -2086,7 +2167,7 @@
           <w:sz w:val="24"/>
           <w:szCs w:val="24"/>
         </w:rPr>
-        <w:t xml:space="preserve">Seven of the twelve tasks were answered correctly in at least nine of ten runs without any instruction (Fig. 1). On the remaining five the question by itself reached the correct value in 3 per cent of runs, the specification in 90 per cent and the script in 44 per cent. With five tasks a paired test cannot return a value below 0.0625, and that value was obtained for the specification against both other conditions, so every one of the five favoured the specification.</w:t>
+        <w:t xml:space="preserve">Seven of the twelve tasks were answered correctly in at least nine of ten runs without any instruction (Fig. 2). On the remaining five the question by itself reached the correct value in 3 per cent of runs, the specification in 90 per cent and the script in 44 per cent. With five tasks a paired test cannot return a value below 0.0625, and that value was obtained for the specification against both other conditions, so every one of the five favoured the specification.</w:t>
       </w:r>
     </w:p>
     <w:p>
@@ -2114,140 +2195,6 @@
             <wp:extent cx="5829300" cy="3314700"/>
             <wp:effectExtent t="0" r="0" b="0" l="0"/>
             <wp:docPr id="1" name="Each task under each of the three conditions" descr="Each task under each of the three conditions" title="Each task under each of the three conditions"/>
-            <wp:cNvGraphicFramePr>
-              <a:graphicFrameLocks xmlns:a="http://schemas.openxmlformats.org/drawingml/2006/main" noChangeAspect="1"/>
-            </wp:cNvGraphicFramePr>
-            <a:graphic xmlns:a="http://schemas.openxmlformats.org/drawingml/2006/main">
-              <a:graphicData uri="http://schemas.openxmlformats.org/drawingml/2006/picture">
-                <pic:pic xmlns:pic="http://schemas.openxmlformats.org/drawingml/2006/picture">
-                  <pic:nvPicPr>
-                    <pic:cNvPr id="0" name="" descr=""/>
-                    <pic:cNvPicPr>
-                      <a:picLocks noChangeAspect="1" noChangeArrowheads="1"/>
-                    </pic:cNvPicPr>
-                  </pic:nvPicPr>
-                  <pic:blipFill>
-                    <a:blip r:embed="rId8" cstate="none"/>
-                    <a:srcRect/>
-                    <a:stretch>
-                      <a:fillRect/>
-                    </a:stretch>
-                  </pic:blipFill>
-                  <pic:spPr bwMode="auto">
-                    <a:xfrm>
-                      <a:off x="0" y="0"/>
-                      <a:ext cx="5829300" cy="3314700"/>
-                    </a:xfrm>
-                    <a:prstGeom prst="rect">
-                      <a:avLst/>
-                    </a:prstGeom>
-                  </pic:spPr>
-                </pic:pic>
-              </a:graphicData>
-            </a:graphic>
-          </wp:inline>
-        </w:drawing>
-      </w:r>
-    </w:p>
-    <w:p>
-      <w:pPr>
-        <w:spacing w:after="160" w:line="300"/>
-      </w:pPr>
-      <w:r>
-        <w:rPr>
-          <w:rFonts w:ascii="Times New Roman" w:cs="Times New Roman" w:eastAsia="Times New Roman" w:hAnsi="Times New Roman"/>
-          <w:i/>
-          <w:iCs/>
-          <w:color w:val="6B7280"/>
-          <w:sz w:val="22"/>
-          <w:szCs w:val="22"/>
-        </w:rPr>
-        <w:t xml:space="preserve">Figure 1. Each line follows one task across the three conditions, which is how the tasks were compared, since the comparison is made within a task and not between tasks. The vertical position is the proportion of that task's runs that reached the reference value, out of the ten attempted less any calls that failed at the provider. The seven tasks drawn in grey were already answered correctly without any instruction and stay near the top throughout. The five drawn in blue are those where the question left a choice genuinely open, and all five rise from the question alone to the specification. The thick orange line is the mean of all twelve tasks. Colours are safe for colour vision deficiency.</w:t>
-      </w:r>
-    </w:p>
-    <w:p>
-      <w:pPr>
-        <w:spacing w:after="120" w:line="480"/>
-      </w:pPr>
-      <w:r>
-        <w:rPr>
-          <w:rFonts w:ascii="Times New Roman" w:cs="Times New Roman" w:eastAsia="Times New Roman" w:hAnsi="Times New Roman"/>
-          <w:color w:val="1F2937"/>
-          <w:sz w:val="24"/>
-          <w:szCs w:val="24"/>
-        </w:rPr>
-        <w:t xml:space="preserve">Accuracy without an instruction differed by the kind of open choice, at 67 per cent for the sampling unit, 97 per cent for the scope of an estimate, 67 per cent for missing records and 6 per cent where a model had to be fitted. With a specification the same four kinds reached 100, 100, 83 and 100 per cent, and with a script 73, 93, 67 and 67 per cent.</w:t>
-      </w:r>
-    </w:p>
-    <w:p>
-      <w:pPr>
-        <w:pStyle w:val="Heading2"/>
-      </w:pPr>
-      <w:r>
-        <w:rPr>
-          <w:rFonts w:ascii="Times New Roman" w:cs="Times New Roman" w:eastAsia="Times New Roman" w:hAnsi="Times New Roman"/>
-          <w:b/>
-          <w:bCs/>
-          <w:color w:val="111827"/>
-          <w:sz w:val="24"/>
-          <w:szCs w:val="24"/>
-        </w:rPr>
-        <w:t xml:space="preserve">3.2  Agreement between runs, measured separately from correctness</w:t>
-      </w:r>
-    </w:p>
-    <w:p>
-      <w:pPr>
-        <w:spacing w:after="120" w:line="480"/>
-      </w:pPr>
-      <w:r>
-        <w:rPr>
-          <w:rFonts w:ascii="Times New Roman" w:cs="Times New Roman" w:eastAsia="Times New Roman" w:hAnsi="Times New Roman"/>
-          <w:color w:val="1F2937"/>
-          <w:sz w:val="24"/>
-          <w:szCs w:val="24"/>
-        </w:rPr>
-        <w:t xml:space="preserve">Counting a task as showing agreement when at least four fifths of the runs that returned a number fell within its tolerance of one value, the question alone produced agreement on eight of the twelve tasks, the script on eleven and the specification on eleven. The value agreed on was not the reference on one of those tasks under the question alone, on one under the script, and on none under the specification.</w:t>
-      </w:r>
-    </w:p>
-    <w:p>
-      <w:pPr>
-        <w:spacing w:after="120" w:line="480"/>
-      </w:pPr>
-      <w:r>
-        <w:rPr>
-          <w:rFonts w:ascii="Times New Roman" w:cs="Times New Roman" w:eastAsia="Times New Roman" w:hAnsi="Times New Roman"/>
-          <w:color w:val="1F2937"/>
-          <w:sz w:val="24"/>
-          <w:szCs w:val="24"/>
-        </w:rPr>
-        <w:t xml:space="preserve">On the task that asks for the mean number of rodents caught in a plot in a year, counting the plot-years in which nothing was caught, the reference is 54.883. Every one of the ten runs given a working script returned 55.326, which is the reference value of another task in this study, the one that asks for the mean catch per plot and year without the instruction about empty plot-years (Table 1), matched to seven decimal places, with several runs returning it digit for digit and the rest differing only in how many digits they printed. Given the question alone, all five runs that returned a number returned that same value, and those five came from one of the two models, the calls to the other model on that combination of task and condition having failed at the provider. With a specification, five of the ten runs reached the reference.</w:t>
-      </w:r>
-    </w:p>
-    <w:p>
-      <w:pPr>
-        <w:spacing w:after="120" w:line="480"/>
-      </w:pPr>
-      <w:r>
-        <w:rPr>
-          <w:rFonts w:ascii="Times New Roman" w:cs="Times New Roman" w:eastAsia="Times New Roman" w:hAnsi="Times New Roman"/>
-          <w:color w:val="1F2937"/>
-          <w:sz w:val="24"/>
-          <w:szCs w:val="24"/>
-        </w:rPr>
-        <w:t xml:space="preserve">Two further tasks show the same pattern. Six of nine runs given the question alone returned 0.9667 for the accuracy of an iris classifier, against a reference of 0.9333, and on the reef-fish task three of six runs returned 3.295 against a reference of 3.464. On the penguin sex model the runs given the question alone returned nine different values in ten runs (Fig. 2).</w:t>
-      </w:r>
-    </w:p>
-    <w:p>
-      <w:pPr>
-        <w:spacing w:after="80" w:before="120"/>
-        <w:jc w:val="center"/>
-      </w:pPr>
-      <w:r>
-        <w:drawing>
-          <wp:inline distT="0" distB="0" distL="0" distR="0">
-            <wp:extent cx="6172200" cy="3581400"/>
-            <wp:effectExtent t="0" r="0" b="0" l="0"/>
-            <wp:docPr id="1" name="What the runs actually returned" descr="What the runs actually returned" title="What the runs actually returned"/>
             <wp:cNvGraphicFramePr>
               <a:graphicFrameLocks xmlns:a="http://schemas.openxmlformats.org/drawingml/2006/main" noChangeAspect="1"/>
             </wp:cNvGraphicFramePr>
@@ -2270,6 +2217,140 @@
                   <pic:spPr bwMode="auto">
                     <a:xfrm>
                       <a:off x="0" y="0"/>
+                      <a:ext cx="5829300" cy="3314700"/>
+                    </a:xfrm>
+                    <a:prstGeom prst="rect">
+                      <a:avLst/>
+                    </a:prstGeom>
+                  </pic:spPr>
+                </pic:pic>
+              </a:graphicData>
+            </a:graphic>
+          </wp:inline>
+        </w:drawing>
+      </w:r>
+    </w:p>
+    <w:p>
+      <w:pPr>
+        <w:spacing w:after="160" w:line="300"/>
+      </w:pPr>
+      <w:r>
+        <w:rPr>
+          <w:rFonts w:ascii="Times New Roman" w:cs="Times New Roman" w:eastAsia="Times New Roman" w:hAnsi="Times New Roman"/>
+          <w:i/>
+          <w:iCs/>
+          <w:color w:val="6B7280"/>
+          <w:sz w:val="22"/>
+          <w:szCs w:val="22"/>
+        </w:rPr>
+        <w:t xml:space="preserve">Figure 2. Each line follows one task across the three conditions, which is how the tasks were compared, since the comparison is made within a task and not between tasks. The vertical position is the proportion of that task's runs that reached the reference value, out of the ten attempted less any calls that failed at the provider. The seven tasks drawn in grey were already answered correctly without any instruction and stay near the top throughout. The five drawn in blue are those where the question left a choice genuinely open, and all five rise from the question alone to the specification. The thick orange line is the mean of all twelve tasks. Colours are safe for colour vision deficiency.</w:t>
+      </w:r>
+    </w:p>
+    <w:p>
+      <w:pPr>
+        <w:spacing w:after="120" w:line="480"/>
+      </w:pPr>
+      <w:r>
+        <w:rPr>
+          <w:rFonts w:ascii="Times New Roman" w:cs="Times New Roman" w:eastAsia="Times New Roman" w:hAnsi="Times New Roman"/>
+          <w:color w:val="1F2937"/>
+          <w:sz w:val="24"/>
+          <w:szCs w:val="24"/>
+        </w:rPr>
+        <w:t xml:space="preserve">Accuracy without an instruction differed by the kind of open choice, at 67 per cent for the sampling unit, 97 per cent for the scope of an estimate, 67 per cent for missing records and 6 per cent where a model had to be fitted. With a specification the same four kinds reached 100, 100, 83 and 100 per cent, and with a script 73, 93, 67 and 67 per cent.</w:t>
+      </w:r>
+    </w:p>
+    <w:p>
+      <w:pPr>
+        <w:pStyle w:val="Heading2"/>
+      </w:pPr>
+      <w:r>
+        <w:rPr>
+          <w:rFonts w:ascii="Times New Roman" w:cs="Times New Roman" w:eastAsia="Times New Roman" w:hAnsi="Times New Roman"/>
+          <w:b/>
+          <w:bCs/>
+          <w:color w:val="111827"/>
+          <w:sz w:val="24"/>
+          <w:szCs w:val="24"/>
+        </w:rPr>
+        <w:t xml:space="preserve">3.2  Agreement between runs, measured separately from correctness</w:t>
+      </w:r>
+    </w:p>
+    <w:p>
+      <w:pPr>
+        <w:spacing w:after="120" w:line="480"/>
+      </w:pPr>
+      <w:r>
+        <w:rPr>
+          <w:rFonts w:ascii="Times New Roman" w:cs="Times New Roman" w:eastAsia="Times New Roman" w:hAnsi="Times New Roman"/>
+          <w:color w:val="1F2937"/>
+          <w:sz w:val="24"/>
+          <w:szCs w:val="24"/>
+        </w:rPr>
+        <w:t xml:space="preserve">Counting a task as showing agreement when at least four fifths of the runs that returned a number fell within its tolerance of one value, the question alone produced agreement on eight of the twelve tasks, the script on eleven and the specification on eleven. The value agreed on was not the reference on one of those tasks under the question alone, on one under the script, and on none under the specification.</w:t>
+      </w:r>
+    </w:p>
+    <w:p>
+      <w:pPr>
+        <w:spacing w:after="120" w:line="480"/>
+      </w:pPr>
+      <w:r>
+        <w:rPr>
+          <w:rFonts w:ascii="Times New Roman" w:cs="Times New Roman" w:eastAsia="Times New Roman" w:hAnsi="Times New Roman"/>
+          <w:color w:val="1F2937"/>
+          <w:sz w:val="24"/>
+          <w:szCs w:val="24"/>
+        </w:rPr>
+        <w:t xml:space="preserve">On the task that asks for the mean number of rodents caught in a plot in a year, counting the plot-years in which nothing was caught, the reference is 54.883. Every one of the ten runs given a working script returned 55.326, which is the reference value of another task in this study, the one that asks for the mean catch per plot and year without the instruction about empty plot-years (Table 1), matched to seven decimal places, with several runs returning it digit for digit and the rest differing only in how many digits they printed. Given the question alone, all five runs that returned a number returned that same value, and those five came from one of the two models, the calls to the other model on that combination of task and condition having failed at the provider. With a specification, five of the ten runs reached the reference.</w:t>
+      </w:r>
+    </w:p>
+    <w:p>
+      <w:pPr>
+        <w:spacing w:after="120" w:line="480"/>
+      </w:pPr>
+      <w:r>
+        <w:rPr>
+          <w:rFonts w:ascii="Times New Roman" w:cs="Times New Roman" w:eastAsia="Times New Roman" w:hAnsi="Times New Roman"/>
+          <w:color w:val="1F2937"/>
+          <w:sz w:val="24"/>
+          <w:szCs w:val="24"/>
+        </w:rPr>
+        <w:t xml:space="preserve">Two further tasks show the same pattern. Six of nine runs given the question alone returned 0.9667 for the accuracy of an iris classifier, against a reference of 0.9333, and on the reef-fish task three of six runs returned 3.295 against a reference of 3.464. On the penguin sex model the runs given the question alone returned nine different values in ten runs (Fig. 3).</w:t>
+      </w:r>
+    </w:p>
+    <w:p>
+      <w:pPr>
+        <w:spacing w:after="80" w:before="120"/>
+        <w:jc w:val="center"/>
+      </w:pPr>
+      <w:r>
+        <w:drawing>
+          <wp:inline distT="0" distB="0" distL="0" distR="0">
+            <wp:extent cx="6172200" cy="3581400"/>
+            <wp:effectExtent t="0" r="0" b="0" l="0"/>
+            <wp:docPr id="1" name="What the runs actually returned" descr="What the runs actually returned" title="What the runs actually returned"/>
+            <wp:cNvGraphicFramePr>
+              <a:graphicFrameLocks xmlns:a="http://schemas.openxmlformats.org/drawingml/2006/main" noChangeAspect="1"/>
+            </wp:cNvGraphicFramePr>
+            <a:graphic xmlns:a="http://schemas.openxmlformats.org/drawingml/2006/main">
+              <a:graphicData uri="http://schemas.openxmlformats.org/drawingml/2006/picture">
+                <pic:pic xmlns:pic="http://schemas.openxmlformats.org/drawingml/2006/picture">
+                  <pic:nvPicPr>
+                    <pic:cNvPr id="0" name="" descr=""/>
+                    <pic:cNvPicPr>
+                      <a:picLocks noChangeAspect="1" noChangeArrowheads="1"/>
+                    </pic:cNvPicPr>
+                  </pic:nvPicPr>
+                  <pic:blipFill>
+                    <a:blip r:embed="rId10" cstate="none"/>
+                    <a:srcRect/>
+                    <a:stretch>
+                      <a:fillRect/>
+                    </a:stretch>
+                  </pic:blipFill>
+                  <pic:spPr bwMode="auto">
+                    <a:xfrm>
+                      <a:off x="0" y="0"/>
                       <a:ext cx="6172200" cy="3581400"/>
                     </a:xfrm>
                     <a:prstGeom prst="rect">
@@ -2296,7 +2377,7 @@
           <w:sz w:val="22"/>
           <w:szCs w:val="22"/>
         </w:rPr>
-        <w:t xml:space="preserve">Figure 2. The numbers returned by individual runs, for the five tasks where the question alone did not reach the reference. Each panel shows all three conditions. The dashed green line is the reference value. Counts give how many of the runs that returned a number agreed on one value, within that task's tolerance, and are printed in green where the agreed value is the reference. Each panel keeps its own scale, since the errors of interest are a few per cent from the reference. Runs that returned a number far outside the plotted range are counted in the corner rather than drawn, because including them would compress the rest of the panel to a point.</w:t>
+        <w:t xml:space="preserve">Figure 3. The numbers returned by individual runs, for the five tasks where the question alone did not reach the reference. Each panel shows all three conditions. The dashed green line is the reference value. Counts give how many of the runs that returned a number agreed on one value, within that task's tolerance, and are printed in green where the agreed value is the reference. Each panel keeps its own scale, since the errors of interest are a few per cent from the reference. Runs that returned a number far outside the plotted range are counted in the corner rather than drawn, because including them would compress the rest of the panel to a point.</w:t>
       </w:r>
     </w:p>
     <w:p>
